--- a/IO Kacper i Jakub projekt B3d.docx
+++ b/IO Kacper i Jakub projekt B3d.docx
@@ -121,17 +121,8 @@
           <w:b/>
           <w:lang w:val="pl-PL"/>
         </w:rPr>
-        <w:t xml:space="preserve">Kacper Kozłowski oraz Jakub </w:t>
-      </w:r>
-      <w:proofErr w:type="spellStart"/>
-      <w:r>
-        <w:rPr>
-          <w:b/>
-          <w:lang w:val="pl-PL"/>
-        </w:rPr>
-        <w:t>Makutynowicz</w:t>
-      </w:r>
-      <w:proofErr w:type="spellEnd"/>
+        <w:t>Kacper Kozłowski oraz Jakub Makutynowicz</w:t>
+      </w:r>
     </w:p>
     <w:p>
       <w:pPr>
@@ -3574,21 +3565,7 @@
         <w:rPr>
           <w:lang w:val="pl-PL"/>
         </w:rPr>
-        <w:t xml:space="preserve">Platforma do </w:t>
-      </w:r>
-      <w:proofErr w:type="spellStart"/>
-      <w:r>
-        <w:rPr>
-          <w:lang w:val="pl-PL"/>
-        </w:rPr>
-        <w:t>hostowania</w:t>
-      </w:r>
-      <w:proofErr w:type="spellEnd"/>
-      <w:r>
-        <w:rPr>
-          <w:lang w:val="pl-PL"/>
-        </w:rPr>
-        <w:t xml:space="preserve"> repozytoriów </w:t>
+        <w:t xml:space="preserve">Platforma do hostowania repozytoriów </w:t>
       </w:r>
       <w:r>
         <w:rPr>
@@ -3620,19 +3597,11 @@
         </w:rPr>
         <w:t xml:space="preserve"> - </w:t>
       </w:r>
-      <w:proofErr w:type="spellStart"/>
-      <w:r>
-        <w:rPr>
-          <w:lang w:val="pl-PL"/>
-        </w:rPr>
-        <w:t>Unreal</w:t>
-      </w:r>
-      <w:proofErr w:type="spellEnd"/>
-      <w:r>
-        <w:rPr>
-          <w:lang w:val="pl-PL"/>
-        </w:rPr>
-        <w:t xml:space="preserve"> Engine</w:t>
+      <w:r>
+        <w:rPr>
+          <w:lang w:val="pl-PL"/>
+        </w:rPr>
+        <w:t>Unreal Engine</w:t>
       </w:r>
     </w:p>
     <w:p>
@@ -3732,21 +3701,7 @@
         <w:rPr>
           <w:lang w:val="pl-PL"/>
         </w:rPr>
-        <w:t xml:space="preserve">Tryb </w:t>
-      </w:r>
-      <w:proofErr w:type="spellStart"/>
-      <w:r>
-        <w:rPr>
-          <w:lang w:val="pl-PL"/>
-        </w:rPr>
-        <w:t>Multiplayer</w:t>
-      </w:r>
-      <w:proofErr w:type="spellEnd"/>
-      <w:r>
-        <w:rPr>
-          <w:lang w:val="pl-PL"/>
-        </w:rPr>
-        <w:t xml:space="preserve"> </w:t>
+        <w:t xml:space="preserve">Tryb Multiplayer </w:t>
       </w:r>
       <w:r>
         <w:rPr>
@@ -3758,25 +3713,12 @@
         <w:rPr>
           <w:lang w:val="pl-PL"/>
         </w:rPr>
-        <w:t xml:space="preserve"> tryb gry, w którym uczestniczą co najmniej dwaj gracze, rywalizujący ze sobą w czasie rzeczywistym. Może to być lokalna rozgrywka (np. na jednym urządzeniu) lub rozgrywka przez </w:t>
-      </w:r>
-      <w:proofErr w:type="spellStart"/>
-      <w:r>
-        <w:rPr>
-          <w:lang w:val="pl-PL"/>
-        </w:rPr>
-        <w:t>internet</w:t>
-      </w:r>
-      <w:proofErr w:type="spellEnd"/>
-      <w:r>
-        <w:rPr>
-          <w:lang w:val="pl-PL"/>
-        </w:rPr>
-        <w:t>.</w:t>
-      </w:r>
-    </w:p>
-    <w:p>
-      <w:pPr>
+        <w:t xml:space="preserve"> tryb gry, w którym uczestniczą co najmniej dwaj gracze, rywalizujący ze sobą w czasie rzeczywistym. Może to być lokalna rozgrywka (np. na jednym urządzeniu) lub rozgrywka przez internet.</w:t>
+      </w:r>
+    </w:p>
+    <w:p>
+      <w:pPr>
+        <w:pStyle w:val="Akapitzlist"/>
         <w:rPr>
           <w:lang w:val="pl-PL"/>
         </w:rPr>
@@ -3797,19 +3739,31 @@
         <w:rPr>
           <w:lang w:val="pl-PL"/>
         </w:rPr>
-        <w:t xml:space="preserve">Fizyka gry </w:t>
-      </w:r>
-      <w:r>
-        <w:rPr>
-          <w:lang w:val="pl-PL"/>
-        </w:rPr>
-        <w:t>-</w:t>
-      </w:r>
-      <w:r>
-        <w:rPr>
-          <w:lang w:val="pl-PL"/>
-        </w:rPr>
-        <w:t xml:space="preserve"> algorytmy odpowiedzialne za realizm w grze, w tym sposób, w jaki kule bilardowe odbijają się od siebie, od ścianek stołu oraz jak poruszają się w przestrzeni 3D.</w:t>
+        <w:t>Gracz</w:t>
+      </w:r>
+      <w:r>
+        <w:rPr>
+          <w:lang w:val="pl-PL"/>
+        </w:rPr>
+        <w:t xml:space="preserve"> -</w:t>
+      </w:r>
+      <w:r>
+        <w:rPr>
+          <w:lang w:val="pl-PL"/>
+        </w:rPr>
+        <w:t xml:space="preserve"> </w:t>
+      </w:r>
+      <w:r>
+        <w:rPr>
+          <w:lang w:val="pl-PL"/>
+        </w:rPr>
+        <w:t>o</w:t>
+      </w:r>
+      <w:r>
+        <w:rPr>
+          <w:lang w:val="pl-PL"/>
+        </w:rPr>
+        <w:t>soba uczestnicząca w grze, wykonująca akcje w ramach rozgrywki.</w:t>
       </w:r>
     </w:p>
     <w:p>
@@ -3834,33 +3788,25 @@
         <w:rPr>
           <w:lang w:val="pl-PL"/>
         </w:rPr>
-        <w:t xml:space="preserve">Silnik gry </w:t>
-      </w:r>
-      <w:r>
-        <w:rPr>
-          <w:lang w:val="pl-PL"/>
-        </w:rPr>
-        <w:t>-</w:t>
-      </w:r>
-      <w:r>
-        <w:rPr>
-          <w:lang w:val="pl-PL"/>
-        </w:rPr>
-        <w:t xml:space="preserve"> oprogramowanie, które zarządza fizyką gry, grafiką, interakcjami między obiektami, a także synchronizacją danych w trybie </w:t>
-      </w:r>
-      <w:proofErr w:type="spellStart"/>
-      <w:r>
-        <w:rPr>
-          <w:lang w:val="pl-PL"/>
-        </w:rPr>
-        <w:t>multiplayer</w:t>
-      </w:r>
-      <w:proofErr w:type="spellEnd"/>
-      <w:r>
-        <w:rPr>
-          <w:lang w:val="pl-PL"/>
-        </w:rPr>
-        <w:t>.</w:t>
+        <w:t>Administrator</w:t>
+      </w:r>
+      <w:r>
+        <w:rPr>
+          <w:lang w:val="pl-PL"/>
+        </w:rPr>
+        <w:t xml:space="preserve"> - </w:t>
+      </w:r>
+      <w:r>
+        <w:rPr>
+          <w:lang w:val="pl-PL"/>
+        </w:rPr>
+        <w:t>o</w:t>
+      </w:r>
+      <w:r>
+        <w:rPr>
+          <w:lang w:val="pl-PL"/>
+        </w:rPr>
+        <w:t>soba odpowiedzialna za zarządzanie grą, jej ustawieniami, serwerami oraz moderowanie społeczności graczy.</w:t>
       </w:r>
     </w:p>
     <w:p>
@@ -3885,6 +3831,117 @@
         <w:rPr>
           <w:lang w:val="pl-PL"/>
         </w:rPr>
+        <w:t>Atak DDoS (Distributed Denial of Service)</w:t>
+      </w:r>
+      <w:r>
+        <w:rPr>
+          <w:lang w:val="pl-PL"/>
+        </w:rPr>
+        <w:t xml:space="preserve"> - a</w:t>
+      </w:r>
+      <w:r>
+        <w:rPr>
+          <w:lang w:val="pl-PL"/>
+        </w:rPr>
+        <w:t>tak mający na celu przeciążenie serwerów gry poprzez wysyłanie dużej liczby fałszywych zapytań, co uniemożliwia normalne działanie serwisów online.</w:t>
+      </w:r>
+    </w:p>
+    <w:p>
+      <w:pPr>
+        <w:rPr>
+          <w:lang w:val="pl-PL"/>
+        </w:rPr>
+      </w:pPr>
+    </w:p>
+    <w:p>
+      <w:pPr>
+        <w:pStyle w:val="Akapitzlist"/>
+        <w:numPr>
+          <w:ilvl w:val="0"/>
+          <w:numId w:val="26"/>
+        </w:numPr>
+        <w:rPr>
+          <w:lang w:val="pl-PL"/>
+        </w:rPr>
+      </w:pPr>
+      <w:r>
+        <w:rPr>
+          <w:lang w:val="pl-PL"/>
+        </w:rPr>
+        <w:t xml:space="preserve">Fizyka gry </w:t>
+      </w:r>
+      <w:r>
+        <w:rPr>
+          <w:lang w:val="pl-PL"/>
+        </w:rPr>
+        <w:t>-</w:t>
+      </w:r>
+      <w:r>
+        <w:rPr>
+          <w:lang w:val="pl-PL"/>
+        </w:rPr>
+        <w:t xml:space="preserve"> algorytmy odpowiedzialne za realizm w grze, w tym sposób, w jaki kule bilardowe odbijają się od siebie, od ścianek stołu oraz jak poruszają się w przestrzeni 3D.</w:t>
+      </w:r>
+    </w:p>
+    <w:p>
+      <w:pPr>
+        <w:rPr>
+          <w:lang w:val="pl-PL"/>
+        </w:rPr>
+      </w:pPr>
+    </w:p>
+    <w:p>
+      <w:pPr>
+        <w:pStyle w:val="Akapitzlist"/>
+        <w:numPr>
+          <w:ilvl w:val="0"/>
+          <w:numId w:val="26"/>
+        </w:numPr>
+        <w:rPr>
+          <w:lang w:val="pl-PL"/>
+        </w:rPr>
+      </w:pPr>
+      <w:r>
+        <w:rPr>
+          <w:lang w:val="pl-PL"/>
+        </w:rPr>
+        <w:t xml:space="preserve">Silnik gry </w:t>
+      </w:r>
+      <w:r>
+        <w:rPr>
+          <w:lang w:val="pl-PL"/>
+        </w:rPr>
+        <w:t>-</w:t>
+      </w:r>
+      <w:r>
+        <w:rPr>
+          <w:lang w:val="pl-PL"/>
+        </w:rPr>
+        <w:t xml:space="preserve"> oprogramowanie, które zarządza fizyką gry, grafiką, interakcjami między obiektami, a także synchronizacją danych w trybie multiplayer.</w:t>
+      </w:r>
+    </w:p>
+    <w:p>
+      <w:pPr>
+        <w:rPr>
+          <w:lang w:val="pl-PL"/>
+        </w:rPr>
+      </w:pPr>
+    </w:p>
+    <w:p>
+      <w:pPr>
+        <w:pStyle w:val="Akapitzlist"/>
+        <w:numPr>
+          <w:ilvl w:val="0"/>
+          <w:numId w:val="26"/>
+        </w:numPr>
+        <w:rPr>
+          <w:lang w:val="pl-PL"/>
+        </w:rPr>
+      </w:pPr>
+      <w:r>
+        <w:rPr>
+          <w:lang w:val="pl-PL"/>
+        </w:rPr>
         <w:t>Interfejs użytkownika</w:t>
       </w:r>
       <w:r>
@@ -3898,6 +3955,225 @@
           <w:lang w:val="pl-PL"/>
         </w:rPr>
         <w:t xml:space="preserve"> część systemu, z którą użytkownik bezpośrednio wchodzi w interakcję. Obejmuje to wszystkie elementy wizualne, takie jak menu, przyciski, animacje, itp.</w:t>
+      </w:r>
+    </w:p>
+    <w:p>
+      <w:pPr>
+        <w:pStyle w:val="Akapitzlist"/>
+        <w:rPr>
+          <w:lang w:val="pl-PL"/>
+        </w:rPr>
+      </w:pPr>
+    </w:p>
+    <w:p>
+      <w:pPr>
+        <w:pStyle w:val="Akapitzlist"/>
+        <w:numPr>
+          <w:ilvl w:val="0"/>
+          <w:numId w:val="26"/>
+        </w:numPr>
+        <w:rPr>
+          <w:lang w:val="pl-PL"/>
+        </w:rPr>
+      </w:pPr>
+      <w:r>
+        <w:rPr>
+          <w:lang w:val="pl-PL"/>
+        </w:rPr>
+        <w:t xml:space="preserve">Snooker </w:t>
+      </w:r>
+      <w:r>
+        <w:rPr>
+          <w:lang w:val="pl-PL"/>
+        </w:rPr>
+        <w:t>-</w:t>
+      </w:r>
+      <w:r>
+        <w:rPr>
+          <w:lang w:val="pl-PL"/>
+        </w:rPr>
+        <w:t xml:space="preserve"> </w:t>
+      </w:r>
+      <w:r>
+        <w:rPr>
+          <w:lang w:val="pl-PL"/>
+        </w:rPr>
+        <w:t xml:space="preserve">rodzaj gry w bilarda, gdzie </w:t>
+      </w:r>
+      <w:r>
+        <w:rPr>
+          <w:lang w:val="pl-PL"/>
+        </w:rPr>
+        <w:t>g</w:t>
+      </w:r>
+      <w:r>
+        <w:rPr>
+          <w:lang w:val="pl-PL"/>
+        </w:rPr>
+        <w:t>racze muszą zdobywać punkty, wbijać czerwone kule (po jednej na raz), a następnie wbijać kulę kolorową. Punkty są zdobywane poprzez wbicie czerwonej kuli, a następnie kolorowej w określonej kolejności.</w:t>
+      </w:r>
+    </w:p>
+    <w:p>
+      <w:pPr>
+        <w:pStyle w:val="Akapitzlist"/>
+        <w:rPr>
+          <w:lang w:val="pl-PL"/>
+        </w:rPr>
+      </w:pPr>
+    </w:p>
+    <w:p>
+      <w:pPr>
+        <w:pStyle w:val="Akapitzlist"/>
+        <w:numPr>
+          <w:ilvl w:val="0"/>
+          <w:numId w:val="26"/>
+        </w:numPr>
+        <w:rPr>
+          <w:lang w:val="pl-PL"/>
+        </w:rPr>
+      </w:pPr>
+      <w:r>
+        <w:rPr>
+          <w:lang w:val="pl-PL"/>
+        </w:rPr>
+        <w:t xml:space="preserve">8-ball </w:t>
+      </w:r>
+      <w:r>
+        <w:rPr>
+          <w:lang w:val="pl-PL"/>
+        </w:rPr>
+        <w:t>-</w:t>
+      </w:r>
+      <w:r>
+        <w:rPr>
+          <w:lang w:val="pl-PL"/>
+        </w:rPr>
+        <w:t xml:space="preserve"> rodzaj gryw bilarda, gdzie </w:t>
+      </w:r>
+      <w:r>
+        <w:rPr>
+          <w:lang w:val="pl-PL"/>
+        </w:rPr>
+        <w:t>g</w:t>
+      </w:r>
+      <w:r>
+        <w:rPr>
+          <w:lang w:val="pl-PL"/>
+        </w:rPr>
+        <w:t>racze dzielą się na dwie grupy kul</w:t>
+      </w:r>
+      <w:r>
+        <w:rPr>
+          <w:lang w:val="pl-PL"/>
+        </w:rPr>
+        <w:t>,</w:t>
+      </w:r>
+      <w:r>
+        <w:rPr>
+          <w:lang w:val="pl-PL"/>
+        </w:rPr>
+        <w:t xml:space="preserve"> </w:t>
+      </w:r>
+      <w:r>
+        <w:rPr>
+          <w:lang w:val="pl-PL"/>
+        </w:rPr>
+        <w:t>pełnych lub pustych</w:t>
+      </w:r>
+      <w:r>
+        <w:rPr>
+          <w:lang w:val="pl-PL"/>
+        </w:rPr>
+        <w:t xml:space="preserve"> i starają się wbić wszystkie swoje kule, a na końcu "ósemkę".</w:t>
+      </w:r>
+    </w:p>
+    <w:p>
+      <w:pPr>
+        <w:pStyle w:val="Akapitzlist"/>
+        <w:rPr>
+          <w:lang w:val="pl-PL"/>
+        </w:rPr>
+      </w:pPr>
+    </w:p>
+    <w:p>
+      <w:pPr>
+        <w:pStyle w:val="Akapitzlist"/>
+        <w:numPr>
+          <w:ilvl w:val="0"/>
+          <w:numId w:val="26"/>
+        </w:numPr>
+        <w:rPr>
+          <w:lang w:val="pl-PL"/>
+        </w:rPr>
+      </w:pPr>
+      <w:r>
+        <w:rPr>
+          <w:lang w:val="pl-PL"/>
+        </w:rPr>
+        <w:t xml:space="preserve">9-ball </w:t>
+      </w:r>
+      <w:r>
+        <w:rPr>
+          <w:lang w:val="pl-PL"/>
+        </w:rPr>
+        <w:t>-</w:t>
+      </w:r>
+      <w:r>
+        <w:rPr>
+          <w:lang w:val="pl-PL"/>
+        </w:rPr>
+        <w:t xml:space="preserve"> </w:t>
+      </w:r>
+      <w:r>
+        <w:rPr>
+          <w:lang w:val="pl-PL"/>
+        </w:rPr>
+        <w:t>rodzaj gry w bilarda, gdzie g</w:t>
+      </w:r>
+      <w:r>
+        <w:rPr>
+          <w:lang w:val="pl-PL"/>
+        </w:rPr>
+        <w:t>racze muszą wbijać kule w kolejności numerów (od 1 do 9).</w:t>
+      </w:r>
+    </w:p>
+    <w:p>
+      <w:pPr>
+        <w:pStyle w:val="Akapitzlist"/>
+        <w:rPr>
+          <w:lang w:val="pl-PL"/>
+        </w:rPr>
+      </w:pPr>
+    </w:p>
+    <w:p>
+      <w:pPr>
+        <w:pStyle w:val="Akapitzlist"/>
+        <w:numPr>
+          <w:ilvl w:val="0"/>
+          <w:numId w:val="26"/>
+        </w:numPr>
+        <w:rPr>
+          <w:lang w:val="pl-PL"/>
+        </w:rPr>
+      </w:pPr>
+      <w:r>
+        <w:rPr>
+          <w:lang w:val="pl-PL"/>
+        </w:rPr>
+        <w:lastRenderedPageBreak/>
+        <w:t xml:space="preserve">Matchmaking - </w:t>
+      </w:r>
+      <w:r>
+        <w:rPr>
+          <w:lang w:val="pl-PL"/>
+        </w:rPr>
+        <w:t>p</w:t>
+      </w:r>
+      <w:r>
+        <w:rPr>
+          <w:lang w:val="pl-PL"/>
+        </w:rPr>
+        <w:t>roces łączenia graczy w rozgrywkach online na podstawie ich umiejętności, poziomu, preferencji czy lokalizacji, aby zapewnić uczciwą i wyważoną rywalizację.</w:t>
       </w:r>
     </w:p>
     <w:p>
@@ -3983,21 +4259,7 @@
         <w:rPr>
           <w:lang w:val="pl-PL"/>
         </w:rPr>
-        <w:t xml:space="preserve"> w </w:t>
-      </w:r>
-      <w:proofErr w:type="spellStart"/>
-      <w:r>
-        <w:rPr>
-          <w:lang w:val="pl-PL"/>
-        </w:rPr>
-        <w:t>bilarda</w:t>
-      </w:r>
-      <w:proofErr w:type="spellEnd"/>
-      <w:r>
-        <w:rPr>
-          <w:lang w:val="pl-PL"/>
-        </w:rPr>
-        <w:t xml:space="preserve"> 3D. Dokumentacja ma na celu przedstawienie wszystkich aspektów technicznych, organizacyjnych i funkcjonalnych projektu, w tym wymagania, specyfikację, zarządzanie projektem oraz jakością, a także szczegółowy opis techniczny, w tym architektury systemu, technologii i projektów baz danych.</w:t>
+        <w:t xml:space="preserve"> w bilarda 3D. Dokumentacja ma na celu przedstawienie wszystkich aspektów technicznych, organizacyjnych i funkcjonalnych projektu, w tym wymagania, specyfikację, zarządzanie projektem oraz jakością, a także szczegółowy opis techniczny, w tym architektury systemu, technologii i projektów baz danych.</w:t>
       </w:r>
       <w:r>
         <w:rPr>
@@ -4121,21 +4383,7 @@
         <w:rPr>
           <w:lang w:val="pl-PL"/>
         </w:rPr>
-        <w:t xml:space="preserve">Projektowana gra dwuosobowa w </w:t>
-      </w:r>
-      <w:proofErr w:type="spellStart"/>
-      <w:r>
-        <w:rPr>
-          <w:lang w:val="pl-PL"/>
-        </w:rPr>
-        <w:t>bilarda</w:t>
-      </w:r>
-      <w:proofErr w:type="spellEnd"/>
-      <w:r>
-        <w:rPr>
-          <w:lang w:val="pl-PL"/>
-        </w:rPr>
-        <w:t xml:space="preserve"> 3D jest produktem skierowanym na szeroki rynek gier komputerowych. Gra będzie dostępna dla użytkowników indywidualnych, którzy chcą rywalizować ze swoimi znajomymi w trybie online. Możliwości rozwoju gry obejmują dostosowanie jej do różnych platform</w:t>
+        <w:t>Projektowana gra dwuosobowa w bilarda 3D jest produktem skierowanym na szeroki rynek gier komputerowych. Gra będzie dostępna dla użytkowników indywidualnych, którzy chcą rywalizować ze swoimi znajomymi w trybie online. Możliwości rozwoju gry obejmują dostosowanie jej do różnych platform</w:t>
       </w:r>
       <w:r>
         <w:rPr>
@@ -4155,19 +4403,11 @@
         </w:rPr>
         <w:t xml:space="preserve"> czy </w:t>
       </w:r>
-      <w:proofErr w:type="spellStart"/>
-      <w:r>
-        <w:rPr>
-          <w:lang w:val="pl-PL"/>
-        </w:rPr>
-        <w:t>macOS</w:t>
-      </w:r>
-      <w:proofErr w:type="spellEnd"/>
-      <w:r>
-        <w:rPr>
-          <w:lang w:val="pl-PL"/>
-        </w:rPr>
-        <w:t xml:space="preserve">, co pozwoli </w:t>
+      <w:r>
+        <w:rPr>
+          <w:lang w:val="pl-PL"/>
+        </w:rPr>
+        <w:t xml:space="preserve">macOS, co pozwoli </w:t>
       </w:r>
       <w:r>
         <w:rPr>
@@ -4341,21 +4581,7 @@
         <w:rPr>
           <w:lang w:val="pl-PL"/>
         </w:rPr>
-        <w:t xml:space="preserve">Duża konkurencja na rynku gier </w:t>
-      </w:r>
-      <w:proofErr w:type="spellStart"/>
-      <w:r>
-        <w:rPr>
-          <w:lang w:val="pl-PL"/>
-        </w:rPr>
-        <w:t>multiplayer</w:t>
-      </w:r>
-      <w:proofErr w:type="spellEnd"/>
-      <w:r>
-        <w:rPr>
-          <w:lang w:val="pl-PL"/>
-        </w:rPr>
-        <w:t>.</w:t>
+        <w:t>Duża konkurencja na rynku gier multiplayer.</w:t>
       </w:r>
     </w:p>
     <w:p>
@@ -4456,35 +4682,7 @@
         <w:rPr>
           <w:lang w:val="pl-PL"/>
         </w:rPr>
-        <w:t xml:space="preserve">Gra dwuosobowa w </w:t>
-      </w:r>
-      <w:proofErr w:type="spellStart"/>
-      <w:r>
-        <w:rPr>
-          <w:lang w:val="pl-PL"/>
-        </w:rPr>
-        <w:t>bilarda</w:t>
-      </w:r>
-      <w:proofErr w:type="spellEnd"/>
-      <w:r>
-        <w:rPr>
-          <w:lang w:val="pl-PL"/>
-        </w:rPr>
-        <w:t xml:space="preserve"> 3D, która pozwala na rywalizację dwóch graczy w czasie rzeczywistym poprzez </w:t>
-      </w:r>
-      <w:proofErr w:type="spellStart"/>
-      <w:r>
-        <w:rPr>
-          <w:lang w:val="pl-PL"/>
-        </w:rPr>
-        <w:t>internet</w:t>
-      </w:r>
-      <w:proofErr w:type="spellEnd"/>
-      <w:r>
-        <w:rPr>
-          <w:lang w:val="pl-PL"/>
-        </w:rPr>
-        <w:t xml:space="preserve"> lub na jednym urządzeniu.</w:t>
+        <w:t>Gra dwuosobowa w bilarda 3D, która pozwala na rywalizację dwóch graczy w czasie rzeczywistym poprzez internet lub na jednym urządzeniu.</w:t>
       </w:r>
     </w:p>
     <w:p>
@@ -4511,21 +4709,7 @@
         <w:rPr>
           <w:lang w:val="pl-PL"/>
         </w:rPr>
-        <w:t xml:space="preserve">Gra będzie bazować na realistycznej fizyce </w:t>
-      </w:r>
-      <w:proofErr w:type="spellStart"/>
-      <w:r>
-        <w:rPr>
-          <w:lang w:val="pl-PL"/>
-        </w:rPr>
-        <w:t>bilarda</w:t>
-      </w:r>
-      <w:proofErr w:type="spellEnd"/>
-      <w:r>
-        <w:rPr>
-          <w:lang w:val="pl-PL"/>
-        </w:rPr>
-        <w:t>, umożliwiając graczom rozgrywkę zarówno lokalną, jak i online. Gracze będą mogli dostosować różne parametry gry, takie jak poziom trudności, czas na ruch</w:t>
+        <w:t>Gra będzie bazować na realistycznej fizyce bilarda, umożliwiając graczom rozgrywkę zarówno lokalną, jak i online. Gracze będą mogli dostosować różne parametry gry, takie jak poziom trudności, czas na ruch</w:t>
       </w:r>
       <w:r>
         <w:rPr>
@@ -4537,16 +4721,8 @@
         <w:rPr>
           <w:lang w:val="pl-PL"/>
         </w:rPr>
-        <w:t xml:space="preserve">, itp. Gra będzie działała na komputerach z systemami Windows i </w:t>
-      </w:r>
-      <w:proofErr w:type="spellStart"/>
-      <w:r>
-        <w:rPr>
-          <w:lang w:val="pl-PL"/>
-        </w:rPr>
-        <w:t>macOS</w:t>
-      </w:r>
-      <w:proofErr w:type="spellEnd"/>
+        <w:t>, itp. Gra będzie działała na komputerach z systemami Windows i macOS</w:t>
+      </w:r>
       <w:r>
         <w:rPr>
           <w:lang w:val="pl-PL"/>
@@ -4582,35 +4758,19 @@
         <w:rPr>
           <w:lang w:val="pl-PL"/>
         </w:rPr>
-        <w:t xml:space="preserve">Celem jest stworzenie gry, która stanie się popularna na rynku gier online, zapewniając graczom rozrywkę w postaci realistycznej gry w </w:t>
-      </w:r>
-      <w:proofErr w:type="spellStart"/>
-      <w:r>
-        <w:rPr>
-          <w:lang w:val="pl-PL"/>
-        </w:rPr>
-        <w:t>bilarda</w:t>
-      </w:r>
-      <w:proofErr w:type="spellEnd"/>
-      <w:r>
-        <w:rPr>
-          <w:lang w:val="pl-PL"/>
-        </w:rPr>
-        <w:t xml:space="preserve"> 3D. Gra ma przyciągnąć graczy poszukujących gier </w:t>
-      </w:r>
-      <w:proofErr w:type="spellStart"/>
-      <w:r>
-        <w:rPr>
-          <w:lang w:val="pl-PL"/>
-        </w:rPr>
-        <w:t>multiplayer</w:t>
-      </w:r>
-      <w:proofErr w:type="spellEnd"/>
-      <w:r>
-        <w:rPr>
-          <w:lang w:val="pl-PL"/>
-        </w:rPr>
-        <w:t xml:space="preserve"> i rozrywki z przyjaciółmi.</w:t>
+        <w:t>Celem jest stworzenie gry, która stanie się popularna na rynku gier online, zapewniając graczom rozrywkę w postaci realistycznej gry w bilarda 3D. Gra ma przyciągnąć graczy poszukujących gier multiplayer i rozrywki z przyjaciółmi</w:t>
+      </w:r>
+      <w:r>
+        <w:rPr>
+          <w:lang w:val="pl-PL"/>
+        </w:rPr>
+        <w:t xml:space="preserve"> oraz graczy zaznać dobrej rywalizacji w świecie bilardowym</w:t>
+      </w:r>
+      <w:r>
+        <w:rPr>
+          <w:lang w:val="pl-PL"/>
+        </w:rPr>
+        <w:t>.</w:t>
       </w:r>
     </w:p>
     <w:p>
@@ -4642,7 +4802,19 @@
         <w:rPr>
           <w:lang w:val="pl-PL"/>
         </w:rPr>
-        <w:t xml:space="preserve">Gracze indywidualni: Osoby poszukujące </w:t>
+        <w:t>Gracz</w:t>
+      </w:r>
+      <w:r>
+        <w:rPr>
+          <w:lang w:val="pl-PL"/>
+        </w:rPr>
+        <w:t>e</w:t>
+      </w:r>
+      <w:r>
+        <w:rPr>
+          <w:lang w:val="pl-PL"/>
+        </w:rPr>
+        <w:t xml:space="preserve">: Osoby poszukujące </w:t>
       </w:r>
       <w:r>
         <w:rPr>
@@ -4708,6 +4880,38 @@
     </w:p>
     <w:p>
       <w:pPr>
+        <w:pStyle w:val="Akapitzlist"/>
+        <w:rPr>
+          <w:lang w:val="pl-PL"/>
+        </w:rPr>
+      </w:pPr>
+    </w:p>
+    <w:p>
+      <w:pPr>
+        <w:pStyle w:val="Akapitzlist"/>
+        <w:numPr>
+          <w:ilvl w:val="0"/>
+          <w:numId w:val="30"/>
+        </w:numPr>
+        <w:rPr>
+          <w:lang w:val="pl-PL"/>
+        </w:rPr>
+      </w:pPr>
+      <w:r>
+        <w:rPr>
+          <w:lang w:val="pl-PL"/>
+        </w:rPr>
+        <w:t>Administratorzy: Osoby odpowiedzialne za monitorowanie systemu oraz bazy danych</w:t>
+      </w:r>
+      <w:r>
+        <w:rPr>
+          <w:lang w:val="pl-PL"/>
+        </w:rPr>
+        <w:t xml:space="preserve"> gry.</w:t>
+      </w:r>
+    </w:p>
+    <w:p>
+      <w:pPr>
         <w:pStyle w:val="Nagwek3"/>
         <w:rPr>
           <w:lang w:val="pl-PL"/>
@@ -4737,35 +4941,43 @@
         <w:rPr>
           <w:lang w:val="pl-PL"/>
         </w:rPr>
-        <w:t xml:space="preserve">Gracze: Dostęp do ciekawej, interaktywnej gry </w:t>
-      </w:r>
-      <w:proofErr w:type="spellStart"/>
-      <w:r>
-        <w:rPr>
-          <w:lang w:val="pl-PL"/>
-        </w:rPr>
-        <w:t>multiplayer</w:t>
-      </w:r>
-      <w:proofErr w:type="spellEnd"/>
-      <w:r>
-        <w:rPr>
-          <w:lang w:val="pl-PL"/>
-        </w:rPr>
-        <w:t xml:space="preserve"> w </w:t>
-      </w:r>
-      <w:proofErr w:type="spellStart"/>
-      <w:r>
-        <w:rPr>
-          <w:lang w:val="pl-PL"/>
-        </w:rPr>
-        <w:t>bilarda</w:t>
-      </w:r>
-      <w:proofErr w:type="spellEnd"/>
-      <w:r>
-        <w:rPr>
-          <w:lang w:val="pl-PL"/>
-        </w:rPr>
-        <w:t>, możliwość rywalizacji z innymi graczami online.</w:t>
+        <w:t xml:space="preserve">Dostęp </w:t>
+      </w:r>
+      <w:r>
+        <w:rPr>
+          <w:lang w:val="pl-PL"/>
+        </w:rPr>
+        <w:t xml:space="preserve">dla graczy </w:t>
+      </w:r>
+      <w:r>
+        <w:rPr>
+          <w:lang w:val="pl-PL"/>
+        </w:rPr>
+        <w:t>do ciekawej, interaktywnej gry multiplayer w bilarda</w:t>
+      </w:r>
+      <w:r>
+        <w:rPr>
+          <w:lang w:val="pl-PL"/>
+        </w:rPr>
+        <w:t xml:space="preserve"> z </w:t>
+      </w:r>
+      <w:r>
+        <w:rPr>
+          <w:lang w:val="pl-PL"/>
+        </w:rPr>
+        <w:t>możliwoś</w:t>
+      </w:r>
+      <w:r>
+        <w:rPr>
+          <w:lang w:val="pl-PL"/>
+        </w:rPr>
+        <w:t>cią</w:t>
+      </w:r>
+      <w:r>
+        <w:rPr>
+          <w:lang w:val="pl-PL"/>
+        </w:rPr>
+        <w:t xml:space="preserve"> rywalizacji z innymi graczami online.</w:t>
       </w:r>
     </w:p>
     <w:p>
@@ -4790,11 +5002,30 @@
         <w:rPr>
           <w:lang w:val="pl-PL"/>
         </w:rPr>
-        <w:t>Zespół deweloperski: Możliwość rozwijania gry w oparciu o feedback od graczy, a także zarabianie na reklamach i mikropłatnościach.</w:t>
-      </w:r>
-    </w:p>
-    <w:p>
-      <w:pPr>
+        <w:t>Możliwość rozwijania gry</w:t>
+      </w:r>
+      <w:r>
+        <w:rPr>
+          <w:lang w:val="pl-PL"/>
+        </w:rPr>
+        <w:t xml:space="preserve"> przed zespół deweloperów</w:t>
+      </w:r>
+      <w:r>
+        <w:rPr>
+          <w:lang w:val="pl-PL"/>
+        </w:rPr>
+        <w:t xml:space="preserve"> w oparciu o feedback od graczy</w:t>
+      </w:r>
+      <w:r>
+        <w:rPr>
+          <w:lang w:val="pl-PL"/>
+        </w:rPr>
+        <w:t>.</w:t>
+      </w:r>
+    </w:p>
+    <w:p>
+      <w:pPr>
+        <w:pStyle w:val="Akapitzlist"/>
         <w:rPr>
           <w:lang w:val="pl-PL"/>
         </w:rPr>
@@ -4815,262 +5046,23 @@
         <w:rPr>
           <w:lang w:val="pl-PL"/>
         </w:rPr>
-        <w:t>Konsument końcowy: Możliwość spędzenia czasu w sposób przyjemny i relaksujący z możliwością rywalizacji.</w:t>
-      </w:r>
-    </w:p>
-    <w:p>
-      <w:pPr>
-        <w:pStyle w:val="Nagwek3"/>
-        <w:rPr>
-          <w:lang w:val="pl-PL"/>
-        </w:rPr>
-      </w:pPr>
-      <w:r>
-        <w:rPr>
-          <w:lang w:val="pl-PL"/>
-        </w:rPr>
-        <w:t>Ogranicz</w:t>
-      </w:r>
-      <w:r>
-        <w:rPr>
-          <w:lang w:val="pl-PL"/>
-        </w:rPr>
-        <w:t>enia projektowe i wdrożeniowe</w:t>
-      </w:r>
-    </w:p>
-    <w:p>
-      <w:pPr>
-        <w:rPr>
-          <w:lang w:val="pl-PL"/>
-        </w:rPr>
-      </w:pPr>
-      <w:r>
-        <w:rPr>
-          <w:lang w:val="pl-PL"/>
-        </w:rPr>
-        <w:t xml:space="preserve">Gra musi działać na systemach Windows i </w:t>
-      </w:r>
-      <w:proofErr w:type="spellStart"/>
-      <w:r>
-        <w:rPr>
-          <w:lang w:val="pl-PL"/>
-        </w:rPr>
-        <w:t>macOS</w:t>
-      </w:r>
-      <w:proofErr w:type="spellEnd"/>
-      <w:r>
-        <w:rPr>
-          <w:lang w:val="pl-PL"/>
-        </w:rPr>
-        <w:t xml:space="preserve"> w pierwszej wersji</w:t>
-      </w:r>
-      <w:r>
-        <w:rPr>
-          <w:lang w:val="pl-PL"/>
-        </w:rPr>
-        <w:t xml:space="preserve"> oraz fizyka gry wymaga </w:t>
-      </w:r>
-      <w:r>
-        <w:rPr>
-          <w:lang w:val="pl-PL"/>
-        </w:rPr>
-        <w:t>dokładnego odwzorowania rzeczywistych zasad fizyki w bilardzie, co wymaga duże</w:t>
-      </w:r>
-      <w:r>
-        <w:rPr>
-          <w:lang w:val="pl-PL"/>
-        </w:rPr>
-        <w:t xml:space="preserve">go i </w:t>
-      </w:r>
-      <w:r>
-        <w:rPr>
-          <w:lang w:val="pl-PL"/>
-        </w:rPr>
-        <w:t>niezbę</w:t>
-      </w:r>
-      <w:r>
-        <w:rPr>
-          <w:lang w:val="pl-PL"/>
-        </w:rPr>
-        <w:t xml:space="preserve">dnego nakładu pracy, który wspiera użycie silnika </w:t>
-      </w:r>
-      <w:proofErr w:type="spellStart"/>
-      <w:r>
-        <w:rPr>
-          <w:lang w:val="pl-PL"/>
-        </w:rPr>
-        <w:t>Unreal</w:t>
-      </w:r>
-      <w:proofErr w:type="spellEnd"/>
-      <w:r>
-        <w:rPr>
-          <w:lang w:val="pl-PL"/>
-        </w:rPr>
-        <w:t xml:space="preserve"> Engine.</w:t>
-      </w:r>
-    </w:p>
-    <w:p>
-      <w:pPr>
-        <w:pStyle w:val="Nagwek2"/>
-        <w:rPr>
-          <w:lang w:val="pl-PL"/>
-        </w:rPr>
-      </w:pPr>
-      <w:bookmarkStart w:id="10" w:name="_Toc1976802"/>
-      <w:r>
-        <w:rPr>
-          <w:lang w:val="pl-PL"/>
-        </w:rPr>
-        <w:lastRenderedPageBreak/>
-        <w:t>Wymagania funkcjonalne</w:t>
-      </w:r>
-      <w:bookmarkEnd w:id="10"/>
-    </w:p>
-    <w:p>
-      <w:pPr>
-        <w:pStyle w:val="Nagwek3"/>
-        <w:rPr>
-          <w:lang w:val="pl-PL"/>
-        </w:rPr>
-      </w:pPr>
-      <w:r>
-        <w:rPr>
-          <w:lang w:val="pl-PL"/>
-        </w:rPr>
-        <w:t>Lista wymagań</w:t>
-      </w:r>
-    </w:p>
-    <w:p>
-      <w:pPr>
-        <w:rPr>
-          <w:lang w:val="pl-PL"/>
-        </w:rPr>
-      </w:pPr>
-      <w:r>
-        <w:rPr>
-          <w:lang w:val="pl-PL"/>
-        </w:rPr>
-        <w:t>lista numerowana</w:t>
-      </w:r>
-      <w:r>
-        <w:rPr>
-          <w:lang w:val="pl-PL"/>
-        </w:rPr>
-        <w:t xml:space="preserve"> – czyli lista przypadków użycia</w:t>
-      </w:r>
-      <w:r>
-        <w:rPr>
-          <w:lang w:val="pl-PL"/>
-        </w:rPr>
-        <w:t xml:space="preserve"> lub bardziej ogólnie sformułowane wymagania</w:t>
-      </w:r>
-      <w:r>
-        <w:rPr>
-          <w:lang w:val="pl-PL"/>
-        </w:rPr>
-        <w:t>, np. wymagania użytkownika</w:t>
-      </w:r>
-    </w:p>
-    <w:p>
-      <w:pPr>
-        <w:pStyle w:val="Nagwek3"/>
-        <w:rPr>
-          <w:lang w:val="pl-PL"/>
-        </w:rPr>
-      </w:pPr>
-      <w:bookmarkStart w:id="11" w:name="_Ref413828923"/>
-      <w:r>
-        <w:rPr>
-          <w:lang w:val="pl-PL"/>
-        </w:rPr>
-        <w:t>Diagramy przypadków użycia</w:t>
-      </w:r>
-      <w:bookmarkEnd w:id="11"/>
-    </w:p>
-    <w:p>
-      <w:pPr>
-        <w:rPr>
-          <w:lang w:val="pl-PL"/>
-        </w:rPr>
-      </w:pPr>
-      <w:r>
-        <w:rPr>
-          <w:lang w:val="pl-PL"/>
-        </w:rPr>
-        <w:t>Tutaj same diagramy – bez specyfikacji, ale każdy diagram z tytułem</w:t>
-      </w:r>
-      <w:r>
-        <w:rPr>
-          <w:lang w:val="pl-PL"/>
-        </w:rPr>
-        <w:t xml:space="preserve"> i na osobnej stronie</w:t>
-      </w:r>
-    </w:p>
-    <w:p>
-      <w:pPr>
-        <w:pStyle w:val="Nagwek3"/>
-        <w:rPr>
-          <w:lang w:val="pl-PL"/>
-        </w:rPr>
-      </w:pPr>
-      <w:r>
-        <w:rPr>
-          <w:lang w:val="pl-PL"/>
-        </w:rPr>
-        <w:t>Szczegółowy opis wymagań</w:t>
-      </w:r>
-    </w:p>
-    <w:p>
-      <w:pPr>
-        <w:rPr>
-          <w:lang w:val="pl-PL"/>
-        </w:rPr>
-      </w:pPr>
-      <w:r>
-        <w:rPr>
-          <w:lang w:val="pl-PL"/>
-        </w:rPr>
-        <w:t xml:space="preserve">dla 5-7 wybranych </w:t>
-      </w:r>
-      <w:r>
-        <w:rPr>
-          <w:u w:val="single"/>
-          <w:lang w:val="pl-PL"/>
-        </w:rPr>
-        <w:t>najważniejszych</w:t>
-      </w:r>
-      <w:r>
-        <w:rPr>
-          <w:lang w:val="pl-PL"/>
-        </w:rPr>
-        <w:t xml:space="preserve"> przypadków użycia</w:t>
-      </w:r>
-      <w:r>
-        <w:rPr>
-          <w:lang w:val="pl-PL"/>
-        </w:rPr>
-        <w:t xml:space="preserve"> – przypadku zespołów 3-osobowych i większych, proporcjonalnie więcej</w:t>
-      </w:r>
-    </w:p>
-    <w:p>
-      <w:pPr>
-        <w:rPr>
-          <w:lang w:val="pl-PL"/>
-        </w:rPr>
-      </w:pPr>
-      <w:r>
-        <w:rPr>
-          <w:lang w:val="pl-PL"/>
-        </w:rPr>
-        <w:t>każde na nowej stronie wg następujących punktów:</w:t>
-      </w:r>
+        <w:t>Zarabianie na mikropłatnościach związanych z elementami gry w bilarda</w:t>
+      </w:r>
+    </w:p>
+    <w:p>
+      <w:pPr>
+        <w:pStyle w:val="Akapitzlist"/>
+        <w:rPr>
+          <w:lang w:val="pl-PL"/>
+        </w:rPr>
+      </w:pPr>
     </w:p>
     <w:p>
       <w:pPr>
         <w:pStyle w:val="Akapitzlist"/>
         <w:numPr>
           <w:ilvl w:val="0"/>
-          <w:numId w:val="20"/>
+          <w:numId w:val="31"/>
         </w:numPr>
         <w:rPr>
           <w:lang w:val="pl-PL"/>
@@ -5080,15 +5072,23 @@
         <w:rPr>
           <w:lang w:val="pl-PL"/>
         </w:rPr>
-        <w:t>Numer – jako ID</w:t>
-      </w:r>
+        <w:t>Budowanie oraz zaangażowanie całej bazy użytkowników, która będzie zainteresowana dalszymi produkcjami</w:t>
+      </w:r>
+    </w:p>
+    <w:p>
+      <w:pPr>
+        <w:pStyle w:val="Akapitzlist"/>
+        <w:rPr>
+          <w:lang w:val="pl-PL"/>
+        </w:rPr>
+      </w:pPr>
     </w:p>
     <w:p>
       <w:pPr>
         <w:pStyle w:val="Akapitzlist"/>
         <w:numPr>
           <w:ilvl w:val="0"/>
-          <w:numId w:val="20"/>
+          <w:numId w:val="31"/>
         </w:numPr>
         <w:rPr>
           <w:lang w:val="pl-PL"/>
@@ -5098,15 +5098,153 @@
         <w:rPr>
           <w:lang w:val="pl-PL"/>
         </w:rPr>
-        <w:t>Nazwa</w:t>
-      </w:r>
+        <w:t>Wiele trybów gry sprawi, że każdy gracz dopasuje odpowiedni tryb do swojego zapotrzebowania w danym momencie, czy to będzie gra lokalna, czy online, każdy znajdzie coś dla siebie, przez co zwiększy to grono zainteresowanych.</w:t>
+      </w:r>
+    </w:p>
+    <w:p>
+      <w:pPr>
+        <w:rPr>
+          <w:lang w:val="pl-PL"/>
+        </w:rPr>
+      </w:pPr>
+    </w:p>
+    <w:p>
+      <w:pPr>
+        <w:pStyle w:val="Nagwek3"/>
+        <w:rPr>
+          <w:lang w:val="pl-PL"/>
+        </w:rPr>
+      </w:pPr>
+      <w:r>
+        <w:rPr>
+          <w:lang w:val="pl-PL"/>
+        </w:rPr>
+        <w:t>Ogranicz</w:t>
+      </w:r>
+      <w:r>
+        <w:rPr>
+          <w:lang w:val="pl-PL"/>
+        </w:rPr>
+        <w:t>enia projektowe i wdrożeniowe</w:t>
+      </w:r>
+    </w:p>
+    <w:p>
+      <w:pPr>
+        <w:rPr>
+          <w:lang w:val="pl-PL"/>
+        </w:rPr>
+      </w:pPr>
+      <w:r>
+        <w:rPr>
+          <w:lang w:val="pl-PL"/>
+        </w:rPr>
+        <w:t>Gra musi działać na systemach Windows i macOS w pierwszej wersji</w:t>
+      </w:r>
+      <w:r>
+        <w:rPr>
+          <w:lang w:val="pl-PL"/>
+        </w:rPr>
+        <w:t xml:space="preserve"> oraz fizyka gry wymaga </w:t>
+      </w:r>
+      <w:r>
+        <w:rPr>
+          <w:lang w:val="pl-PL"/>
+        </w:rPr>
+        <w:t>dokładnego odwzorowania rzeczywistych zasad fizyki w bilardzie, co wymaga duże</w:t>
+      </w:r>
+      <w:r>
+        <w:rPr>
+          <w:lang w:val="pl-PL"/>
+        </w:rPr>
+        <w:t xml:space="preserve">go i </w:t>
+      </w:r>
+      <w:r>
+        <w:rPr>
+          <w:lang w:val="pl-PL"/>
+        </w:rPr>
+        <w:t>niezbę</w:t>
+      </w:r>
+      <w:r>
+        <w:rPr>
+          <w:lang w:val="pl-PL"/>
+        </w:rPr>
+        <w:t>dnego nakładu pracy, który wspiera użycie silnika Unreal Engine.</w:t>
+      </w:r>
+    </w:p>
+    <w:p>
+      <w:pPr>
+        <w:pStyle w:val="Nagwek2"/>
+        <w:rPr>
+          <w:lang w:val="pl-PL"/>
+        </w:rPr>
+      </w:pPr>
+      <w:bookmarkStart w:id="10" w:name="_Toc1976802"/>
+      <w:r>
+        <w:rPr>
+          <w:lang w:val="pl-PL"/>
+        </w:rPr>
+        <w:t>Wymagania funkcjonalne</w:t>
+      </w:r>
+      <w:bookmarkEnd w:id="10"/>
+    </w:p>
+    <w:p>
+      <w:pPr>
+        <w:pStyle w:val="Nagwek3"/>
+        <w:rPr>
+          <w:lang w:val="pl-PL"/>
+        </w:rPr>
+      </w:pPr>
+      <w:r>
+        <w:rPr>
+          <w:lang w:val="pl-PL"/>
+        </w:rPr>
+        <w:t>Lista wymagań</w:t>
+      </w:r>
+    </w:p>
+    <w:p>
+      <w:pPr>
+        <w:rPr>
+          <w:lang w:val="pl-PL"/>
+        </w:rPr>
+      </w:pPr>
+      <w:r>
+        <w:rPr>
+          <w:lang w:val="pl-PL"/>
+        </w:rPr>
+        <w:t>lista numerowana</w:t>
+      </w:r>
+      <w:r>
+        <w:rPr>
+          <w:lang w:val="pl-PL"/>
+        </w:rPr>
+        <w:t xml:space="preserve"> – czyli lista przypadków użycia</w:t>
+      </w:r>
+      <w:r>
+        <w:rPr>
+          <w:lang w:val="pl-PL"/>
+        </w:rPr>
+        <w:t xml:space="preserve"> lub bardziej ogólnie sformułowane wymagania</w:t>
+      </w:r>
+      <w:r>
+        <w:rPr>
+          <w:lang w:val="pl-PL"/>
+        </w:rPr>
+        <w:t>, np. wymagania użytkownika</w:t>
+      </w:r>
+    </w:p>
+    <w:p>
+      <w:pPr>
+        <w:rPr>
+          <w:lang w:val="pl-PL"/>
+        </w:rPr>
+      </w:pPr>
     </w:p>
     <w:p>
       <w:pPr>
         <w:pStyle w:val="Akapitzlist"/>
         <w:numPr>
           <w:ilvl w:val="0"/>
-          <w:numId w:val="20"/>
+          <w:numId w:val="32"/>
         </w:numPr>
         <w:rPr>
           <w:lang w:val="pl-PL"/>
@@ -5116,54 +5254,7 @@
         <w:rPr>
           <w:lang w:val="pl-PL"/>
         </w:rPr>
-        <w:t>Uzasadnienie biznesowe – odwołanie (-a) do elementów wymienionych w</w:t>
-      </w:r>
-      <w:r>
-        <w:rPr>
-          <w:lang w:val="pl-PL"/>
-        </w:rPr>
-        <w:t xml:space="preserve"> </w:t>
-      </w:r>
-      <w:r>
-        <w:rPr>
-          <w:lang w:val="pl-PL"/>
-        </w:rPr>
-        <w:fldChar w:fldCharType="begin"/>
-      </w:r>
-      <w:r>
-        <w:rPr>
-          <w:lang w:val="pl-PL"/>
-        </w:rPr>
-        <w:instrText xml:space="preserve"> REF _Ref413828438 \r \h </w:instrText>
-      </w:r>
-      <w:r>
-        <w:rPr>
-          <w:lang w:val="pl-PL"/>
-        </w:rPr>
-      </w:r>
-      <w:r>
-        <w:rPr>
-          <w:lang w:val="pl-PL"/>
-        </w:rPr>
-        <w:fldChar w:fldCharType="separate"/>
-      </w:r>
-      <w:r>
-        <w:rPr>
-          <w:lang w:val="pl-PL"/>
-        </w:rPr>
-        <w:t>5.1.5</w:t>
-      </w:r>
-      <w:r>
-        <w:rPr>
-          <w:lang w:val="pl-PL"/>
-        </w:rPr>
-        <w:fldChar w:fldCharType="end"/>
-      </w:r>
-      <w:r>
-        <w:rPr>
-          <w:lang w:val="pl-PL"/>
-        </w:rPr>
-        <w:t>. (id i treść elementu, do którego się odwołujemy)</w:t>
+        <w:t>Rejestracja i logowanie użytkownika</w:t>
       </w:r>
     </w:p>
     <w:p>
@@ -5171,7 +5262,7 @@
         <w:pStyle w:val="Akapitzlist"/>
         <w:numPr>
           <w:ilvl w:val="0"/>
-          <w:numId w:val="20"/>
+          <w:numId w:val="32"/>
         </w:numPr>
         <w:rPr>
           <w:lang w:val="pl-PL"/>
@@ -5181,7 +5272,7 @@
         <w:rPr>
           <w:lang w:val="pl-PL"/>
         </w:rPr>
-        <w:t>Użytkownicy</w:t>
+        <w:t>Wybór trybu gry</w:t>
       </w:r>
     </w:p>
     <w:p>
@@ -5189,7 +5280,7 @@
         <w:pStyle w:val="Akapitzlist"/>
         <w:numPr>
           <w:ilvl w:val="0"/>
-          <w:numId w:val="20"/>
+          <w:numId w:val="32"/>
         </w:numPr>
         <w:rPr>
           <w:lang w:val="pl-PL"/>
@@ -5199,7 +5290,7 @@
         <w:rPr>
           <w:lang w:val="pl-PL"/>
         </w:rPr>
-        <w:t>Scenariusze, dla każdego z nich:</w:t>
+        <w:t>Tryb treningowy</w:t>
       </w:r>
     </w:p>
     <w:p>
@@ -5207,7 +5298,7 @@
         <w:pStyle w:val="Akapitzlist"/>
         <w:numPr>
           <w:ilvl w:val="0"/>
-          <w:numId w:val="24"/>
+          <w:numId w:val="32"/>
         </w:numPr>
         <w:rPr>
           <w:lang w:val="pl-PL"/>
@@ -5217,7 +5308,7 @@
         <w:rPr>
           <w:lang w:val="pl-PL"/>
         </w:rPr>
-        <w:t>Nazwa scenariusza</w:t>
+        <w:t>Tworzenie i dołączanie do pokoju gry</w:t>
       </w:r>
     </w:p>
     <w:p>
@@ -5225,7 +5316,7 @@
         <w:pStyle w:val="Akapitzlist"/>
         <w:numPr>
           <w:ilvl w:val="0"/>
-          <w:numId w:val="24"/>
+          <w:numId w:val="32"/>
         </w:numPr>
         <w:rPr>
           <w:lang w:val="pl-PL"/>
@@ -5235,7 +5326,7 @@
         <w:rPr>
           <w:lang w:val="pl-PL"/>
         </w:rPr>
-        <w:t>Warunki początkowe</w:t>
+        <w:t>Ustawienia gry</w:t>
       </w:r>
     </w:p>
     <w:p>
@@ -5243,46 +5334,17 @@
         <w:pStyle w:val="Akapitzlist"/>
         <w:numPr>
           <w:ilvl w:val="0"/>
-          <w:numId w:val="24"/>
+          <w:numId w:val="32"/>
         </w:numPr>
         <w:rPr>
-          <w:b/>
-          <w:lang w:val="pl-PL"/>
-        </w:rPr>
-      </w:pPr>
-      <w:r>
-        <w:rPr>
-          <w:b/>
-          <w:lang w:val="pl-PL"/>
-        </w:rPr>
-        <w:t>Przebieg działań</w:t>
-      </w:r>
-      <w:r>
-        <w:rPr>
-          <w:b/>
-          <w:lang w:val="pl-PL"/>
-        </w:rPr>
-        <w:t xml:space="preserve"> </w:t>
-      </w:r>
-      <w:r>
-        <w:rPr>
-          <w:b/>
-          <w:lang w:val="pl-PL"/>
-        </w:rPr>
-        <w:t>–</w:t>
-      </w:r>
-      <w:r>
-        <w:rPr>
-          <w:b/>
-          <w:lang w:val="pl-PL"/>
-        </w:rPr>
-        <w:t xml:space="preserve"> </w:t>
-      </w:r>
-      <w:r>
-        <w:rPr>
-          <w:lang w:val="pl-PL"/>
-        </w:rPr>
-        <w:t>numerowana lista kroków, ze wskazaniem, kto realizuje dany krok</w:t>
+          <w:lang w:val="pl-PL"/>
+        </w:rPr>
+      </w:pPr>
+      <w:r>
+        <w:rPr>
+          <w:lang w:val="pl-PL"/>
+        </w:rPr>
+        <w:t>Przejrzysty interfejs</w:t>
       </w:r>
     </w:p>
     <w:p>
@@ -5290,7 +5352,7 @@
         <w:pStyle w:val="Akapitzlist"/>
         <w:numPr>
           <w:ilvl w:val="0"/>
-          <w:numId w:val="24"/>
+          <w:numId w:val="32"/>
         </w:numPr>
         <w:rPr>
           <w:lang w:val="pl-PL"/>
@@ -5300,13 +5362,7 @@
         <w:rPr>
           <w:lang w:val="pl-PL"/>
         </w:rPr>
-        <w:t>Efekty</w:t>
-      </w:r>
-      <w:r>
-        <w:rPr>
-          <w:lang w:val="pl-PL"/>
-        </w:rPr>
-        <w:t xml:space="preserve"> – warunki końcowe</w:t>
+        <w:t>Statystyki i ranking</w:t>
       </w:r>
     </w:p>
     <w:p>
@@ -5314,7 +5370,7 @@
         <w:pStyle w:val="Akapitzlist"/>
         <w:numPr>
           <w:ilvl w:val="0"/>
-          <w:numId w:val="24"/>
+          <w:numId w:val="32"/>
         </w:numPr>
         <w:rPr>
           <w:lang w:val="pl-PL"/>
@@ -5324,19 +5380,7 @@
         <w:rPr>
           <w:lang w:val="pl-PL"/>
         </w:rPr>
-        <w:t>W</w:t>
-      </w:r>
-      <w:r>
-        <w:rPr>
-          <w:lang w:val="pl-PL"/>
-        </w:rPr>
-        <w:t>ymagania niefunkcjonalne</w:t>
-      </w:r>
-      <w:r>
-        <w:rPr>
-          <w:lang w:val="pl-PL"/>
-        </w:rPr>
-        <w:t xml:space="preserve"> – szczegółowe wobec poszczególnych wymagań funkcjonalnych</w:t>
+        <w:t>Wieloplatformowa rozgrywka</w:t>
       </w:r>
     </w:p>
     <w:p>
@@ -5344,7 +5388,7 @@
         <w:pStyle w:val="Akapitzlist"/>
         <w:numPr>
           <w:ilvl w:val="0"/>
-          <w:numId w:val="24"/>
+          <w:numId w:val="32"/>
         </w:numPr>
         <w:rPr>
           <w:lang w:val="pl-PL"/>
@@ -5354,19 +5398,7 @@
         <w:rPr>
           <w:lang w:val="pl-PL"/>
         </w:rPr>
-        <w:t>C</w:t>
-      </w:r>
-      <w:r>
-        <w:rPr>
-          <w:lang w:val="pl-PL"/>
-        </w:rPr>
-        <w:t>zęstotliwość</w:t>
-      </w:r>
-      <w:r>
-        <w:rPr>
-          <w:lang w:val="pl-PL"/>
-        </w:rPr>
-        <w:t xml:space="preserve"> - na skali 1-5 lub BN-BW</w:t>
+        <w:t>Personalizacja (skórki do kija, stołu lub postaci)</w:t>
       </w:r>
     </w:p>
     <w:p>
@@ -5374,7 +5406,7 @@
         <w:pStyle w:val="Akapitzlist"/>
         <w:numPr>
           <w:ilvl w:val="0"/>
-          <w:numId w:val="24"/>
+          <w:numId w:val="32"/>
         </w:numPr>
         <w:rPr>
           <w:lang w:val="pl-PL"/>
@@ -5384,106 +5416,4316 @@
         <w:rPr>
           <w:lang w:val="pl-PL"/>
         </w:rPr>
-        <w:t>Istotność – inaczej: zależność krytyczna</w:t>
-      </w:r>
-      <w:r>
-        <w:rPr>
-          <w:lang w:val="pl-PL"/>
-        </w:rPr>
-        <w:t xml:space="preserve">, </w:t>
-      </w:r>
-      <w:r>
-        <w:rPr>
-          <w:lang w:val="pl-PL"/>
-        </w:rPr>
-        <w:t>z</w:t>
-      </w:r>
-      <w:r>
-        <w:rPr>
-          <w:lang w:val="pl-PL"/>
-        </w:rPr>
-        <w:t>naczenie</w:t>
-      </w:r>
-      <w:r>
-        <w:rPr>
-          <w:lang w:val="pl-PL"/>
-        </w:rPr>
-        <w:t xml:space="preserve"> - na skali 1-5 lub BN-BW</w:t>
+        <w:t>Odpowiedni matchmaking</w:t>
+      </w:r>
+    </w:p>
+    <w:p>
+      <w:pPr>
+        <w:pStyle w:val="Akapitzlist"/>
+        <w:numPr>
+          <w:ilvl w:val="0"/>
+          <w:numId w:val="32"/>
+        </w:numPr>
+        <w:rPr>
+          <w:lang w:val="pl-PL"/>
+        </w:rPr>
+      </w:pPr>
+      <w:r>
+        <w:rPr>
+          <w:lang w:val="pl-PL"/>
+        </w:rPr>
+        <w:t>Sklep - mikortransakcje</w:t>
+      </w:r>
+    </w:p>
+    <w:p>
+      <w:pPr>
+        <w:pStyle w:val="Nagwek3"/>
+        <w:rPr>
+          <w:lang w:val="pl-PL"/>
+        </w:rPr>
+      </w:pPr>
+      <w:bookmarkStart w:id="11" w:name="_Ref413828923"/>
+      <w:r>
+        <w:rPr>
+          <w:lang w:val="pl-PL"/>
+        </w:rPr>
+        <w:t>Diagramy przypadków użycia</w:t>
+      </w:r>
+      <w:bookmarkEnd w:id="11"/>
+    </w:p>
+    <w:p>
+      <w:pPr>
+        <w:rPr>
+          <w:lang w:val="pl-PL"/>
+        </w:rPr>
+      </w:pPr>
+      <w:r>
+        <w:rPr>
+          <w:lang w:val="pl-PL"/>
+        </w:rPr>
+        <w:t>Tutaj same diagramy – bez specyfikacji, ale każdy diagram z tytułem</w:t>
+      </w:r>
+      <w:r>
+        <w:rPr>
+          <w:lang w:val="pl-PL"/>
+        </w:rPr>
+        <w:t xml:space="preserve"> i na osobnej stronie</w:t>
+      </w:r>
+    </w:p>
+    <w:p>
+      <w:pPr>
+        <w:rPr>
+          <w:lang w:val="pl-PL"/>
+        </w:rPr>
+      </w:pPr>
+    </w:p>
+    <w:p>
+      <w:pPr>
+        <w:rPr>
+          <w:lang w:val="pl-PL"/>
+        </w:rPr>
+      </w:pPr>
+    </w:p>
+    <w:p>
+      <w:pPr>
+        <w:rPr>
+          <w:lang w:val="pl-PL"/>
+        </w:rPr>
+      </w:pPr>
+    </w:p>
+    <w:p>
+      <w:pPr>
+        <w:rPr>
+          <w:lang w:val="pl-PL"/>
+        </w:rPr>
+      </w:pPr>
+    </w:p>
+    <w:p>
+      <w:pPr>
+        <w:rPr>
+          <w:lang w:val="pl-PL"/>
+        </w:rPr>
+      </w:pPr>
+    </w:p>
+    <w:p>
+      <w:pPr>
+        <w:rPr>
+          <w:lang w:val="pl-PL"/>
+        </w:rPr>
+      </w:pPr>
+    </w:p>
+    <w:p>
+      <w:pPr>
+        <w:rPr>
+          <w:lang w:val="pl-PL"/>
+        </w:rPr>
+      </w:pPr>
+    </w:p>
+    <w:p>
+      <w:pPr>
+        <w:rPr>
+          <w:lang w:val="pl-PL"/>
+        </w:rPr>
+      </w:pPr>
+    </w:p>
+    <w:p>
+      <w:pPr>
+        <w:rPr>
+          <w:lang w:val="pl-PL"/>
+        </w:rPr>
+      </w:pPr>
+    </w:p>
+    <w:p>
+      <w:pPr>
+        <w:rPr>
+          <w:lang w:val="pl-PL"/>
+        </w:rPr>
+      </w:pPr>
+      <w:r>
+        <w:rPr>
+          <w:lang w:val="pl-PL"/>
+        </w:rPr>
+        <w:br w:type="page"/>
+      </w:r>
+    </w:p>
+    <w:p>
+      <w:pPr>
+        <w:jc w:val="center"/>
+        <w:rPr>
+          <w:lang w:val="pl-PL"/>
+        </w:rPr>
+      </w:pPr>
+      <w:r>
+        <w:rPr>
+          <w:lang w:val="pl-PL"/>
+        </w:rPr>
+        <w:lastRenderedPageBreak/>
+        <w:t xml:space="preserve">1. </w:t>
+      </w:r>
+      <w:r>
+        <w:rPr>
+          <w:lang w:val="pl-PL"/>
+        </w:rPr>
+        <w:t>Rejestracja i logowanie użytkownika</w:t>
+      </w:r>
+    </w:p>
+    <w:p>
+      <w:pPr>
+        <w:rPr>
+          <w:lang w:val="pl-PL"/>
+        </w:rPr>
+      </w:pPr>
+    </w:p>
+    <w:p>
+      <w:pPr>
+        <w:rPr>
+          <w:lang w:val="pl-PL"/>
+        </w:rPr>
+      </w:pPr>
+    </w:p>
+    <w:p>
+      <w:pPr>
+        <w:rPr>
+          <w:lang w:val="pl-PL"/>
+        </w:rPr>
+      </w:pPr>
+      <w:r>
+        <w:rPr>
+          <w:lang w:val="pl-PL"/>
+        </w:rPr>
+        <w:drawing>
+          <wp:inline distT="0" distB="0" distL="0" distR="0" wp14:anchorId="095BC558" wp14:editId="2EAF9E7F">
+            <wp:extent cx="5486400" cy="2637790"/>
+            <wp:effectExtent l="0" t="0" r="0" b="0"/>
+            <wp:docPr id="1736410693" name="Obraz 1"/>
+            <wp:cNvGraphicFramePr>
+              <a:graphicFrameLocks xmlns:a="http://schemas.openxmlformats.org/drawingml/2006/main" noChangeAspect="1"/>
+            </wp:cNvGraphicFramePr>
+            <a:graphic xmlns:a="http://schemas.openxmlformats.org/drawingml/2006/main">
+              <a:graphicData uri="http://schemas.openxmlformats.org/drawingml/2006/picture">
+                <pic:pic xmlns:pic="http://schemas.openxmlformats.org/drawingml/2006/picture">
+                  <pic:nvPicPr>
+                    <pic:cNvPr id="1736410693" name=""/>
+                    <pic:cNvPicPr/>
+                  </pic:nvPicPr>
+                  <pic:blipFill>
+                    <a:blip r:embed="rId6"/>
+                    <a:stretch>
+                      <a:fillRect/>
+                    </a:stretch>
+                  </pic:blipFill>
+                  <pic:spPr>
+                    <a:xfrm>
+                      <a:off x="0" y="0"/>
+                      <a:ext cx="5486400" cy="2637790"/>
+                    </a:xfrm>
+                    <a:prstGeom prst="rect">
+                      <a:avLst/>
+                    </a:prstGeom>
+                  </pic:spPr>
+                </pic:pic>
+              </a:graphicData>
+            </a:graphic>
+          </wp:inline>
+        </w:drawing>
+      </w:r>
+    </w:p>
+    <w:p>
+      <w:pPr>
+        <w:rPr>
+          <w:lang w:val="pl-PL"/>
+        </w:rPr>
+      </w:pPr>
+    </w:p>
+    <w:p>
+      <w:pPr>
+        <w:rPr>
+          <w:lang w:val="pl-PL"/>
+        </w:rPr>
+      </w:pPr>
+    </w:p>
+    <w:p>
+      <w:pPr>
+        <w:rPr>
+          <w:lang w:val="pl-PL"/>
+        </w:rPr>
+      </w:pPr>
+    </w:p>
+    <w:p>
+      <w:pPr>
+        <w:rPr>
+          <w:lang w:val="pl-PL"/>
+        </w:rPr>
+      </w:pPr>
+    </w:p>
+    <w:p>
+      <w:pPr>
+        <w:rPr>
+          <w:lang w:val="pl-PL"/>
+        </w:rPr>
+      </w:pPr>
+    </w:p>
+    <w:p>
+      <w:pPr>
+        <w:rPr>
+          <w:lang w:val="pl-PL"/>
+        </w:rPr>
+      </w:pPr>
+    </w:p>
+    <w:p>
+      <w:pPr>
+        <w:rPr>
+          <w:lang w:val="pl-PL"/>
+        </w:rPr>
+      </w:pPr>
+    </w:p>
+    <w:p>
+      <w:pPr>
+        <w:rPr>
+          <w:lang w:val="pl-PL"/>
+        </w:rPr>
+      </w:pPr>
+    </w:p>
+    <w:p>
+      <w:pPr>
+        <w:rPr>
+          <w:lang w:val="pl-PL"/>
+        </w:rPr>
+      </w:pPr>
+    </w:p>
+    <w:p>
+      <w:pPr>
+        <w:rPr>
+          <w:lang w:val="pl-PL"/>
+        </w:rPr>
+      </w:pPr>
+    </w:p>
+    <w:p>
+      <w:pPr>
+        <w:rPr>
+          <w:lang w:val="pl-PL"/>
+        </w:rPr>
+      </w:pPr>
+    </w:p>
+    <w:p>
+      <w:pPr>
+        <w:rPr>
+          <w:lang w:val="pl-PL"/>
+        </w:rPr>
+      </w:pPr>
+    </w:p>
+    <w:p>
+      <w:pPr>
+        <w:rPr>
+          <w:lang w:val="pl-PL"/>
+        </w:rPr>
+      </w:pPr>
+    </w:p>
+    <w:p>
+      <w:pPr>
+        <w:rPr>
+          <w:lang w:val="pl-PL"/>
+        </w:rPr>
+      </w:pPr>
+    </w:p>
+    <w:p>
+      <w:pPr>
+        <w:rPr>
+          <w:lang w:val="pl-PL"/>
+        </w:rPr>
+      </w:pPr>
+    </w:p>
+    <w:p>
+      <w:pPr>
+        <w:rPr>
+          <w:lang w:val="pl-PL"/>
+        </w:rPr>
+      </w:pPr>
+    </w:p>
+    <w:p>
+      <w:pPr>
+        <w:rPr>
+          <w:lang w:val="pl-PL"/>
+        </w:rPr>
+      </w:pPr>
+    </w:p>
+    <w:p>
+      <w:pPr>
+        <w:rPr>
+          <w:lang w:val="pl-PL"/>
+        </w:rPr>
+      </w:pPr>
+    </w:p>
+    <w:p>
+      <w:pPr>
+        <w:rPr>
+          <w:lang w:val="pl-PL"/>
+        </w:rPr>
+      </w:pPr>
+    </w:p>
+    <w:p>
+      <w:pPr>
+        <w:rPr>
+          <w:lang w:val="pl-PL"/>
+        </w:rPr>
+      </w:pPr>
+    </w:p>
+    <w:p>
+      <w:pPr>
+        <w:rPr>
+          <w:lang w:val="pl-PL"/>
+        </w:rPr>
+      </w:pPr>
+    </w:p>
+    <w:p>
+      <w:pPr>
+        <w:rPr>
+          <w:lang w:val="pl-PL"/>
+        </w:rPr>
+      </w:pPr>
+    </w:p>
+    <w:p>
+      <w:pPr>
+        <w:rPr>
+          <w:lang w:val="pl-PL"/>
+        </w:rPr>
+      </w:pPr>
+    </w:p>
+    <w:p>
+      <w:pPr>
+        <w:rPr>
+          <w:lang w:val="pl-PL"/>
+        </w:rPr>
+      </w:pPr>
+    </w:p>
+    <w:p>
+      <w:pPr>
+        <w:ind w:left="360"/>
+        <w:jc w:val="center"/>
+        <w:rPr>
+          <w:rFonts w:cstheme="minorBidi"/>
+          <w:lang w:val="pl-PL"/>
+        </w:rPr>
+      </w:pPr>
+    </w:p>
+    <w:p>
+      <w:pPr>
+        <w:ind w:left="360"/>
+        <w:jc w:val="center"/>
+        <w:rPr>
+          <w:rFonts w:cstheme="minorBidi"/>
+          <w:lang w:val="pl-PL"/>
+        </w:rPr>
+      </w:pPr>
+    </w:p>
+    <w:p>
+      <w:pPr>
+        <w:ind w:left="360"/>
+        <w:jc w:val="center"/>
+        <w:rPr>
+          <w:rFonts w:cstheme="minorBidi"/>
+          <w:lang w:val="pl-PL"/>
+        </w:rPr>
+      </w:pPr>
+    </w:p>
+    <w:p>
+      <w:pPr>
+        <w:ind w:left="360"/>
+        <w:jc w:val="center"/>
+        <w:rPr>
+          <w:rFonts w:cstheme="minorBidi"/>
+          <w:lang w:val="pl-PL"/>
+        </w:rPr>
+      </w:pPr>
+    </w:p>
+    <w:p>
+      <w:pPr>
+        <w:ind w:left="360"/>
+        <w:jc w:val="center"/>
+        <w:rPr>
+          <w:lang w:val="pl-PL"/>
+        </w:rPr>
+      </w:pPr>
+      <w:r>
+        <w:rPr>
+          <w:rFonts w:cstheme="minorBidi"/>
+          <w:lang w:val="pl-PL"/>
+        </w:rPr>
+        <w:lastRenderedPageBreak/>
+        <w:t>2.</w:t>
+      </w:r>
+      <w:r>
+        <w:rPr>
+          <w:lang w:val="pl-PL"/>
+        </w:rPr>
+        <w:t xml:space="preserve"> </w:t>
+      </w:r>
+      <w:r>
+        <w:rPr>
+          <w:lang w:val="pl-PL"/>
+        </w:rPr>
+        <w:t>Zakładanie i dołączanie do stołu</w:t>
+      </w:r>
+    </w:p>
+    <w:p>
+      <w:pPr>
+        <w:ind w:left="360"/>
+        <w:rPr>
+          <w:lang w:val="pl-PL"/>
+        </w:rPr>
+      </w:pPr>
+    </w:p>
+    <w:p>
+      <w:pPr>
+        <w:ind w:left="360"/>
+        <w:rPr>
+          <w:lang w:val="pl-PL"/>
+        </w:rPr>
+      </w:pPr>
+    </w:p>
+    <w:p>
+      <w:pPr>
+        <w:ind w:left="360"/>
+        <w:rPr>
+          <w:lang w:val="pl-PL"/>
+        </w:rPr>
+      </w:pPr>
+    </w:p>
+    <w:p>
+      <w:pPr>
+        <w:ind w:left="360"/>
+        <w:rPr>
+          <w:lang w:val="pl-PL"/>
+        </w:rPr>
+      </w:pPr>
+      <w:r>
+        <w:rPr>
+          <w:lang w:val="pl-PL"/>
+        </w:rPr>
+        <w:drawing>
+          <wp:inline distT="0" distB="0" distL="0" distR="0" wp14:anchorId="763942ED" wp14:editId="6FD81B68">
+            <wp:extent cx="5486400" cy="2383790"/>
+            <wp:effectExtent l="0" t="0" r="0" b="0"/>
+            <wp:docPr id="1979894494" name="Obraz 1"/>
+            <wp:cNvGraphicFramePr>
+              <a:graphicFrameLocks xmlns:a="http://schemas.openxmlformats.org/drawingml/2006/main" noChangeAspect="1"/>
+            </wp:cNvGraphicFramePr>
+            <a:graphic xmlns:a="http://schemas.openxmlformats.org/drawingml/2006/main">
+              <a:graphicData uri="http://schemas.openxmlformats.org/drawingml/2006/picture">
+                <pic:pic xmlns:pic="http://schemas.openxmlformats.org/drawingml/2006/picture">
+                  <pic:nvPicPr>
+                    <pic:cNvPr id="1979894494" name=""/>
+                    <pic:cNvPicPr/>
+                  </pic:nvPicPr>
+                  <pic:blipFill>
+                    <a:blip r:embed="rId7"/>
+                    <a:stretch>
+                      <a:fillRect/>
+                    </a:stretch>
+                  </pic:blipFill>
+                  <pic:spPr>
+                    <a:xfrm>
+                      <a:off x="0" y="0"/>
+                      <a:ext cx="5486400" cy="2383790"/>
+                    </a:xfrm>
+                    <a:prstGeom prst="rect">
+                      <a:avLst/>
+                    </a:prstGeom>
+                  </pic:spPr>
+                </pic:pic>
+              </a:graphicData>
+            </a:graphic>
+          </wp:inline>
+        </w:drawing>
+      </w:r>
+    </w:p>
+    <w:p>
+      <w:pPr>
+        <w:ind w:left="360"/>
+        <w:rPr>
+          <w:lang w:val="pl-PL"/>
+        </w:rPr>
+      </w:pPr>
+    </w:p>
+    <w:p>
+      <w:pPr>
+        <w:ind w:left="360"/>
+        <w:rPr>
+          <w:lang w:val="pl-PL"/>
+        </w:rPr>
+      </w:pPr>
+    </w:p>
+    <w:p>
+      <w:pPr>
+        <w:rPr>
+          <w:lang w:val="pl-PL"/>
+        </w:rPr>
+      </w:pPr>
+      <w:r>
+        <w:rPr>
+          <w:lang w:val="pl-PL"/>
+        </w:rPr>
+        <w:br w:type="page"/>
+      </w:r>
+    </w:p>
+    <w:p>
+      <w:pPr>
+        <w:ind w:left="360"/>
+        <w:jc w:val="center"/>
+        <w:rPr>
+          <w:lang w:val="pl-PL"/>
+        </w:rPr>
+      </w:pPr>
+      <w:r>
+        <w:rPr>
+          <w:lang w:val="pl-PL"/>
+        </w:rPr>
+        <w:lastRenderedPageBreak/>
+        <w:t>3. Sprawdzanie rankingu</w:t>
+      </w:r>
+      <w:r>
+        <w:rPr>
+          <w:lang w:val="pl-PL"/>
+        </w:rPr>
+        <w:t>/statystyk</w:t>
+      </w:r>
+    </w:p>
+    <w:p>
+      <w:pPr>
+        <w:ind w:left="360"/>
+        <w:rPr>
+          <w:lang w:val="pl-PL"/>
+        </w:rPr>
+      </w:pPr>
+    </w:p>
+    <w:p>
+      <w:pPr>
+        <w:ind w:left="360"/>
+        <w:rPr>
+          <w:lang w:val="pl-PL"/>
+        </w:rPr>
+      </w:pPr>
+    </w:p>
+    <w:p>
+      <w:pPr>
+        <w:ind w:left="360"/>
+        <w:rPr>
+          <w:lang w:val="pl-PL"/>
+        </w:rPr>
+      </w:pPr>
+      <w:r>
+        <w:rPr>
+          <w:lang w:val="pl-PL"/>
+        </w:rPr>
+        <w:drawing>
+          <wp:inline distT="0" distB="0" distL="0" distR="0" wp14:anchorId="5C8AC826" wp14:editId="266A55CB">
+            <wp:extent cx="5486400" cy="2668905"/>
+            <wp:effectExtent l="0" t="0" r="0" b="0"/>
+            <wp:docPr id="779295754" name="Obraz 1"/>
+            <wp:cNvGraphicFramePr>
+              <a:graphicFrameLocks xmlns:a="http://schemas.openxmlformats.org/drawingml/2006/main" noChangeAspect="1"/>
+            </wp:cNvGraphicFramePr>
+            <a:graphic xmlns:a="http://schemas.openxmlformats.org/drawingml/2006/main">
+              <a:graphicData uri="http://schemas.openxmlformats.org/drawingml/2006/picture">
+                <pic:pic xmlns:pic="http://schemas.openxmlformats.org/drawingml/2006/picture">
+                  <pic:nvPicPr>
+                    <pic:cNvPr id="779295754" name=""/>
+                    <pic:cNvPicPr/>
+                  </pic:nvPicPr>
+                  <pic:blipFill>
+                    <a:blip r:embed="rId8"/>
+                    <a:stretch>
+                      <a:fillRect/>
+                    </a:stretch>
+                  </pic:blipFill>
+                  <pic:spPr>
+                    <a:xfrm>
+                      <a:off x="0" y="0"/>
+                      <a:ext cx="5486400" cy="2668905"/>
+                    </a:xfrm>
+                    <a:prstGeom prst="rect">
+                      <a:avLst/>
+                    </a:prstGeom>
+                  </pic:spPr>
+                </pic:pic>
+              </a:graphicData>
+            </a:graphic>
+          </wp:inline>
+        </w:drawing>
+      </w:r>
+    </w:p>
+    <w:p>
+      <w:pPr>
+        <w:ind w:left="360"/>
+        <w:rPr>
+          <w:lang w:val="pl-PL"/>
+        </w:rPr>
+      </w:pPr>
+    </w:p>
+    <w:p>
+      <w:pPr>
+        <w:ind w:left="360"/>
+        <w:rPr>
+          <w:lang w:val="pl-PL"/>
+        </w:rPr>
+      </w:pPr>
+    </w:p>
+    <w:p>
+      <w:pPr>
+        <w:rPr>
+          <w:lang w:val="pl-PL"/>
+        </w:rPr>
+      </w:pPr>
+      <w:r>
+        <w:rPr>
+          <w:lang w:val="pl-PL"/>
+        </w:rPr>
+        <w:br w:type="page"/>
+      </w:r>
+    </w:p>
+    <w:p>
+      <w:pPr>
+        <w:ind w:left="360"/>
+        <w:jc w:val="center"/>
+        <w:rPr>
+          <w:lang w:val="pl-PL"/>
+        </w:rPr>
+      </w:pPr>
+      <w:r>
+        <w:rPr>
+          <w:lang w:val="pl-PL"/>
+        </w:rPr>
+        <w:lastRenderedPageBreak/>
+        <w:t>4. Wybór trybu gry</w:t>
+      </w:r>
+    </w:p>
+    <w:p>
+      <w:pPr>
+        <w:ind w:left="360"/>
+        <w:rPr>
+          <w:lang w:val="pl-PL"/>
+        </w:rPr>
+      </w:pPr>
+    </w:p>
+    <w:p>
+      <w:pPr>
+        <w:ind w:left="360"/>
+        <w:rPr>
+          <w:lang w:val="pl-PL"/>
+        </w:rPr>
+      </w:pPr>
+    </w:p>
+    <w:p>
+      <w:pPr>
+        <w:ind w:left="360"/>
+        <w:rPr>
+          <w:lang w:val="pl-PL"/>
+        </w:rPr>
+      </w:pPr>
+      <w:r>
+        <w:rPr>
+          <w:lang w:val="pl-PL"/>
+        </w:rPr>
+        <w:drawing>
+          <wp:inline distT="0" distB="0" distL="0" distR="0" wp14:anchorId="4A6C4A7A" wp14:editId="0F1F9425">
+            <wp:extent cx="5486400" cy="2593340"/>
+            <wp:effectExtent l="0" t="0" r="0" b="0"/>
+            <wp:docPr id="2113287699" name="Obraz 1"/>
+            <wp:cNvGraphicFramePr>
+              <a:graphicFrameLocks xmlns:a="http://schemas.openxmlformats.org/drawingml/2006/main" noChangeAspect="1"/>
+            </wp:cNvGraphicFramePr>
+            <a:graphic xmlns:a="http://schemas.openxmlformats.org/drawingml/2006/main">
+              <a:graphicData uri="http://schemas.openxmlformats.org/drawingml/2006/picture">
+                <pic:pic xmlns:pic="http://schemas.openxmlformats.org/drawingml/2006/picture">
+                  <pic:nvPicPr>
+                    <pic:cNvPr id="2113287699" name=""/>
+                    <pic:cNvPicPr/>
+                  </pic:nvPicPr>
+                  <pic:blipFill>
+                    <a:blip r:embed="rId9"/>
+                    <a:stretch>
+                      <a:fillRect/>
+                    </a:stretch>
+                  </pic:blipFill>
+                  <pic:spPr>
+                    <a:xfrm>
+                      <a:off x="0" y="0"/>
+                      <a:ext cx="5486400" cy="2593340"/>
+                    </a:xfrm>
+                    <a:prstGeom prst="rect">
+                      <a:avLst/>
+                    </a:prstGeom>
+                  </pic:spPr>
+                </pic:pic>
+              </a:graphicData>
+            </a:graphic>
+          </wp:inline>
+        </w:drawing>
+      </w:r>
+    </w:p>
+    <w:p>
+      <w:pPr>
+        <w:rPr>
+          <w:lang w:val="pl-PL"/>
+        </w:rPr>
+      </w:pPr>
+      <w:r>
+        <w:rPr>
+          <w:lang w:val="pl-PL"/>
+        </w:rPr>
+        <w:br w:type="page"/>
+      </w:r>
+    </w:p>
+    <w:p>
+      <w:pPr>
+        <w:jc w:val="center"/>
+        <w:rPr>
+          <w:lang w:val="pl-PL"/>
+        </w:rPr>
+      </w:pPr>
+      <w:r>
+        <w:rPr>
+          <w:lang w:val="pl-PL"/>
+        </w:rPr>
+        <w:lastRenderedPageBreak/>
+        <w:t>5. Gra w trybie matchmaking</w:t>
+      </w:r>
+    </w:p>
+    <w:p>
+      <w:pPr>
+        <w:rPr>
+          <w:lang w:val="pl-PL"/>
+        </w:rPr>
+      </w:pPr>
+    </w:p>
+    <w:p>
+      <w:pPr>
+        <w:rPr>
+          <w:lang w:val="pl-PL"/>
+        </w:rPr>
+      </w:pPr>
+    </w:p>
+    <w:p>
+      <w:pPr>
+        <w:rPr>
+          <w:lang w:val="pl-PL"/>
+        </w:rPr>
+      </w:pPr>
+      <w:r>
+        <w:rPr>
+          <w:lang w:val="pl-PL"/>
+        </w:rPr>
+        <w:drawing>
+          <wp:inline distT="0" distB="0" distL="0" distR="0" wp14:anchorId="2AA39ECF" wp14:editId="43CD42B4">
+            <wp:extent cx="5486400" cy="2938145"/>
+            <wp:effectExtent l="0" t="0" r="0" b="0"/>
+            <wp:docPr id="699778649" name="Obraz 1"/>
+            <wp:cNvGraphicFramePr>
+              <a:graphicFrameLocks xmlns:a="http://schemas.openxmlformats.org/drawingml/2006/main" noChangeAspect="1"/>
+            </wp:cNvGraphicFramePr>
+            <a:graphic xmlns:a="http://schemas.openxmlformats.org/drawingml/2006/main">
+              <a:graphicData uri="http://schemas.openxmlformats.org/drawingml/2006/picture">
+                <pic:pic xmlns:pic="http://schemas.openxmlformats.org/drawingml/2006/picture">
+                  <pic:nvPicPr>
+                    <pic:cNvPr id="699778649" name=""/>
+                    <pic:cNvPicPr/>
+                  </pic:nvPicPr>
+                  <pic:blipFill>
+                    <a:blip r:embed="rId10"/>
+                    <a:stretch>
+                      <a:fillRect/>
+                    </a:stretch>
+                  </pic:blipFill>
+                  <pic:spPr>
+                    <a:xfrm>
+                      <a:off x="0" y="0"/>
+                      <a:ext cx="5486400" cy="2938145"/>
+                    </a:xfrm>
+                    <a:prstGeom prst="rect">
+                      <a:avLst/>
+                    </a:prstGeom>
+                  </pic:spPr>
+                </pic:pic>
+              </a:graphicData>
+            </a:graphic>
+          </wp:inline>
+        </w:drawing>
+      </w:r>
+    </w:p>
+    <w:p>
+      <w:pPr>
+        <w:rPr>
+          <w:lang w:val="pl-PL"/>
+        </w:rPr>
+      </w:pPr>
+      <w:r>
+        <w:rPr>
+          <w:lang w:val="pl-PL"/>
+        </w:rPr>
+        <w:br w:type="page"/>
+      </w:r>
+    </w:p>
+    <w:p>
+      <w:pPr>
+        <w:rPr>
+          <w:lang w:val="pl-PL"/>
+        </w:rPr>
+      </w:pPr>
+    </w:p>
+    <w:p>
+      <w:pPr>
+        <w:rPr>
+          <w:lang w:val="pl-PL"/>
+        </w:rPr>
+      </w:pPr>
+    </w:p>
+    <w:p>
+      <w:pPr>
+        <w:pStyle w:val="Nagwek3"/>
+        <w:rPr>
+          <w:lang w:val="pl-PL"/>
+        </w:rPr>
+      </w:pPr>
+      <w:r>
+        <w:rPr>
+          <w:lang w:val="pl-PL"/>
+        </w:rPr>
+        <w:t>Szczegółowy opis wymagań</w:t>
       </w:r>
     </w:p>
     <w:p>
       <w:pPr>
         <w:ind w:left="1080"/>
         <w:rPr>
-          <w:lang w:val="pl-PL"/>
-        </w:rPr>
-      </w:pPr>
+          <w:i/>
+          <w:lang w:val="pl-PL"/>
+        </w:rPr>
+      </w:pPr>
+    </w:p>
+    <w:p>
+      <w:pPr>
+        <w:ind w:left="360" w:firstLine="720"/>
+        <w:rPr>
+          <w:i/>
+          <w:lang w:val="pl-PL"/>
+        </w:rPr>
+      </w:pPr>
+      <w:r>
+        <w:rPr>
+          <w:iCs/>
+          <w:lang w:val="pl-PL"/>
+        </w:rPr>
+        <w:t xml:space="preserve">Numer (ID): </w:t>
+      </w:r>
+      <w:r>
+        <w:rPr>
+          <w:iCs/>
+          <w:lang w:val="pl-PL"/>
+        </w:rPr>
+        <w:t>I</w:t>
+      </w:r>
+      <w:r>
+        <w:rPr>
+          <w:iCs/>
+          <w:lang w:val="pl-PL"/>
+        </w:rPr>
+        <w:t>-01</w:t>
+      </w:r>
     </w:p>
     <w:p>
       <w:pPr>
         <w:ind w:left="1080"/>
         <w:rPr>
-          <w:b/>
-          <w:i/>
-          <w:lang w:val="pl-PL"/>
-        </w:rPr>
-      </w:pPr>
-      <w:r>
-        <w:rPr>
-          <w:b/>
-          <w:i/>
-          <w:lang w:val="pl-PL"/>
-        </w:rPr>
-        <w:t>Ważne!</w:t>
+          <w:iCs/>
+          <w:lang w:val="pl-PL"/>
+        </w:rPr>
+      </w:pPr>
+      <w:r>
+        <w:rPr>
+          <w:iCs/>
+          <w:lang w:val="pl-PL"/>
+        </w:rPr>
+        <w:t>Nazwa: Rejestracja i logowanie użytkownika</w:t>
       </w:r>
     </w:p>
     <w:p>
       <w:pPr>
         <w:ind w:left="1080"/>
         <w:rPr>
-          <w:i/>
-          <w:lang w:val="pl-PL"/>
-        </w:rPr>
-      </w:pPr>
-      <w:r>
-        <w:rPr>
-          <w:i/>
-          <w:lang w:val="pl-PL"/>
-        </w:rPr>
-        <w:t>Elementy od warunków początkowych do końca mogą być grupowane, tj. specyfikacja pojedynczego przypadku użycia może zawierać:</w:t>
+          <w:iCs/>
+          <w:lang w:val="pl-PL"/>
+        </w:rPr>
+      </w:pPr>
+      <w:r>
+        <w:rPr>
+          <w:iCs/>
+          <w:lang w:val="pl-PL"/>
+        </w:rPr>
+        <w:t>Uzasadnienie biznesowe:</w:t>
       </w:r>
     </w:p>
     <w:p>
       <w:pPr>
         <w:ind w:left="1080"/>
         <w:rPr>
-          <w:i/>
-          <w:lang w:val="pl-PL"/>
-        </w:rPr>
-      </w:pPr>
-      <w:r>
-        <w:rPr>
-          <w:i/>
-          <w:lang w:val="pl-PL"/>
-        </w:rPr>
-        <w:t>- pojedynczy przebieg działań (scenariusz główny) oraz ew. scenariusze alternatywne, albo</w:t>
+          <w:iCs/>
+          <w:lang w:val="pl-PL"/>
+        </w:rPr>
+      </w:pPr>
+      <w:r>
+        <w:rPr>
+          <w:iCs/>
+          <w:lang w:val="pl-PL"/>
+        </w:rPr>
+        <w:t>Budowanie</w:t>
+      </w:r>
+      <w:r>
+        <w:rPr>
+          <w:iCs/>
+          <w:lang w:val="pl-PL"/>
+        </w:rPr>
+        <w:t xml:space="preserve"> trwałej bazy użytkowników:</w:t>
       </w:r>
     </w:p>
     <w:p>
       <w:pPr>
         <w:ind w:left="1080"/>
         <w:rPr>
-          <w:i/>
-          <w:lang w:val="pl-PL"/>
-        </w:rPr>
-      </w:pPr>
-      <w:r>
-        <w:rPr>
-          <w:i/>
-          <w:lang w:val="pl-PL"/>
-        </w:rPr>
-        <w:t>- wiele przebiegów głównych wraz z ew. scenariuszami alternatywnymi – wtedy każdy z przebiegów głównych powinien być opisany wg tych punktów (od warunków początkowych do końca).</w:t>
-      </w:r>
+          <w:iCs/>
+          <w:lang w:val="pl-PL"/>
+        </w:rPr>
+      </w:pPr>
+      <w:r>
+        <w:rPr>
+          <w:iCs/>
+          <w:lang w:val="pl-PL"/>
+        </w:rPr>
+        <w:t>Rejestracja i logowanie użytkowników pozwalają na zarządzanie kontami graczy oraz zapewniają personalizację gry. Dzięki temu, gracze mogą śledzić swoje statystyki i postępy w grze.</w:t>
+      </w:r>
+    </w:p>
+    <w:p>
+      <w:pPr>
+        <w:ind w:left="1080"/>
+        <w:rPr>
+          <w:iCs/>
+          <w:lang w:val="pl-PL"/>
+        </w:rPr>
+      </w:pPr>
+      <w:r>
+        <w:rPr>
+          <w:iCs/>
+          <w:lang w:val="pl-PL"/>
+        </w:rPr>
+        <w:t>Użytkownicy:</w:t>
+      </w:r>
+    </w:p>
+    <w:p>
+      <w:pPr>
+        <w:pStyle w:val="Akapitzlist"/>
+        <w:numPr>
+          <w:ilvl w:val="0"/>
+          <w:numId w:val="33"/>
+        </w:numPr>
+        <w:rPr>
+          <w:iCs/>
+          <w:lang w:val="pl-PL"/>
+        </w:rPr>
+      </w:pPr>
+      <w:r>
+        <w:rPr>
+          <w:iCs/>
+          <w:lang w:val="pl-PL"/>
+        </w:rPr>
+        <w:t xml:space="preserve">Gracz </w:t>
+      </w:r>
+      <w:r>
+        <w:rPr>
+          <w:iCs/>
+          <w:lang w:val="pl-PL"/>
+        </w:rPr>
+        <w:t xml:space="preserve">- </w:t>
+      </w:r>
+      <w:r>
+        <w:rPr>
+          <w:iCs/>
+          <w:lang w:val="pl-PL"/>
+        </w:rPr>
+        <w:t>użytkownik, który chce zagrać w grę</w:t>
+      </w:r>
+      <w:r>
+        <w:rPr>
+          <w:iCs/>
+          <w:lang w:val="pl-PL"/>
+        </w:rPr>
+        <w:t xml:space="preserve"> </w:t>
+      </w:r>
+    </w:p>
+    <w:p>
+      <w:pPr>
+        <w:pStyle w:val="Akapitzlist"/>
+        <w:numPr>
+          <w:ilvl w:val="0"/>
+          <w:numId w:val="33"/>
+        </w:numPr>
+        <w:rPr>
+          <w:iCs/>
+          <w:lang w:val="pl-PL"/>
+        </w:rPr>
+      </w:pPr>
+      <w:r>
+        <w:rPr>
+          <w:iCs/>
+          <w:lang w:val="pl-PL"/>
+        </w:rPr>
+        <w:t xml:space="preserve">Administrator </w:t>
+      </w:r>
+      <w:r>
+        <w:rPr>
+          <w:iCs/>
+          <w:lang w:val="pl-PL"/>
+        </w:rPr>
+        <w:t xml:space="preserve">- </w:t>
+      </w:r>
+      <w:r>
+        <w:rPr>
+          <w:iCs/>
+          <w:lang w:val="pl-PL"/>
+        </w:rPr>
+        <w:t>zarządza kontami użytkowników</w:t>
+      </w:r>
+    </w:p>
+    <w:p>
+      <w:pPr>
+        <w:ind w:left="1080"/>
+        <w:rPr>
+          <w:iCs/>
+          <w:lang w:val="pl-PL"/>
+        </w:rPr>
+      </w:pPr>
+      <w:r>
+        <w:rPr>
+          <w:iCs/>
+          <w:lang w:val="pl-PL"/>
+        </w:rPr>
+        <w:t>Scenariusze:</w:t>
+      </w:r>
+    </w:p>
+    <w:p>
+      <w:pPr>
+        <w:ind w:left="1080"/>
+        <w:rPr>
+          <w:iCs/>
+          <w:lang w:val="pl-PL"/>
+        </w:rPr>
+      </w:pPr>
+      <w:r>
+        <w:rPr>
+          <w:iCs/>
+          <w:lang w:val="pl-PL"/>
+        </w:rPr>
+        <w:t>Warunki początkowe</w:t>
+      </w:r>
+      <w:r>
+        <w:rPr>
+          <w:iCs/>
+          <w:lang w:val="pl-PL"/>
+        </w:rPr>
+        <w:t>: u</w:t>
+      </w:r>
+      <w:r>
+        <w:rPr>
+          <w:iCs/>
+          <w:lang w:val="pl-PL"/>
+        </w:rPr>
+        <w:t>żytkownik musi posiadać aktualny nieużyty wcześniej do założenia konta w grze e-mail oraz swoją unikalną nazwę użytkownika.</w:t>
+      </w:r>
+    </w:p>
+    <w:p>
+      <w:pPr>
+        <w:ind w:left="1080"/>
+        <w:rPr>
+          <w:iCs/>
+          <w:lang w:val="pl-PL"/>
+        </w:rPr>
+      </w:pPr>
+    </w:p>
+    <w:p>
+      <w:pPr>
+        <w:ind w:left="1080"/>
+        <w:rPr>
+          <w:iCs/>
+          <w:lang w:val="pl-PL"/>
+        </w:rPr>
+      </w:pPr>
+      <w:r>
+        <w:rPr>
+          <w:iCs/>
+          <w:lang w:val="pl-PL"/>
+        </w:rPr>
+        <w:t>Rejestracja</w:t>
+      </w:r>
+      <w:r>
+        <w:rPr>
+          <w:iCs/>
+          <w:lang w:val="pl-PL"/>
+        </w:rPr>
+        <w:t>:</w:t>
+      </w:r>
+    </w:p>
+    <w:p>
+      <w:pPr>
+        <w:ind w:left="1080"/>
+        <w:rPr>
+          <w:iCs/>
+          <w:lang w:val="pl-PL"/>
+        </w:rPr>
+      </w:pPr>
+      <w:r>
+        <w:rPr>
+          <w:iCs/>
+          <w:lang w:val="pl-PL"/>
+        </w:rPr>
+        <w:t>Gracz uruchamia aplikację i wybiera opcję „Zarejestruj się</w:t>
+      </w:r>
+      <w:r>
+        <w:rPr>
+          <w:iCs/>
+          <w:lang w:val="pl-PL"/>
+        </w:rPr>
+        <w:t>”</w:t>
+      </w:r>
+      <w:r>
+        <w:rPr>
+          <w:iCs/>
+          <w:lang w:val="pl-PL"/>
+        </w:rPr>
+        <w:t>.</w:t>
+      </w:r>
+    </w:p>
+    <w:p>
+      <w:pPr>
+        <w:ind w:left="1080"/>
+        <w:rPr>
+          <w:iCs/>
+          <w:lang w:val="pl-PL"/>
+        </w:rPr>
+      </w:pPr>
+      <w:r>
+        <w:rPr>
+          <w:iCs/>
+          <w:lang w:val="pl-PL"/>
+        </w:rPr>
+        <w:t>Gracz</w:t>
+      </w:r>
+      <w:r>
+        <w:rPr>
+          <w:iCs/>
+          <w:lang w:val="pl-PL"/>
+        </w:rPr>
+        <w:t xml:space="preserve"> podaje swoje dane (</w:t>
+      </w:r>
+      <w:r>
+        <w:rPr>
+          <w:iCs/>
+          <w:lang w:val="pl-PL"/>
+        </w:rPr>
+        <w:t>nazw</w:t>
+      </w:r>
+      <w:r>
+        <w:rPr>
+          <w:iCs/>
+          <w:lang w:val="pl-PL"/>
+        </w:rPr>
+        <w:t>ę</w:t>
+      </w:r>
+      <w:r>
+        <w:rPr>
+          <w:iCs/>
+          <w:lang w:val="pl-PL"/>
+        </w:rPr>
+        <w:t>, adres e-mail, hasło).</w:t>
+      </w:r>
+    </w:p>
+    <w:p>
+      <w:pPr>
+        <w:ind w:left="1080"/>
+        <w:rPr>
+          <w:iCs/>
+          <w:lang w:val="pl-PL"/>
+        </w:rPr>
+      </w:pPr>
+      <w:r>
+        <w:rPr>
+          <w:iCs/>
+          <w:lang w:val="pl-PL"/>
+        </w:rPr>
+        <w:t>System waliduje dane i zapisuje konto w bazie danych.</w:t>
+      </w:r>
+    </w:p>
+    <w:p>
+      <w:pPr>
+        <w:ind w:left="1080"/>
+        <w:rPr>
+          <w:iCs/>
+          <w:lang w:val="pl-PL"/>
+        </w:rPr>
+      </w:pPr>
+      <w:r>
+        <w:rPr>
+          <w:iCs/>
+          <w:lang w:val="pl-PL"/>
+        </w:rPr>
+        <w:t>System wysyła powiadomienie na podany adres e-mail informując o nowo założonym koncie.</w:t>
+      </w:r>
+    </w:p>
+    <w:p>
+      <w:pPr>
+        <w:ind w:left="1080"/>
+        <w:rPr>
+          <w:iCs/>
+          <w:lang w:val="pl-PL"/>
+        </w:rPr>
+      </w:pPr>
+      <w:r>
+        <w:rPr>
+          <w:iCs/>
+          <w:lang w:val="pl-PL"/>
+        </w:rPr>
+        <w:t xml:space="preserve">System loguje </w:t>
+      </w:r>
+      <w:r>
+        <w:rPr>
+          <w:iCs/>
+          <w:lang w:val="pl-PL"/>
+        </w:rPr>
+        <w:t>gracza automatycznie</w:t>
+      </w:r>
+      <w:r>
+        <w:rPr>
+          <w:iCs/>
+          <w:lang w:val="pl-PL"/>
+        </w:rPr>
+        <w:t xml:space="preserve"> i przenosi go do ekranu głównego.</w:t>
+      </w:r>
+    </w:p>
+    <w:p>
+      <w:pPr>
+        <w:ind w:left="1080"/>
+        <w:rPr>
+          <w:iCs/>
+          <w:lang w:val="pl-PL"/>
+        </w:rPr>
+      </w:pPr>
+    </w:p>
+    <w:p>
+      <w:pPr>
+        <w:ind w:left="1080"/>
+        <w:rPr>
+          <w:iCs/>
+          <w:lang w:val="pl-PL"/>
+        </w:rPr>
+      </w:pPr>
+      <w:r>
+        <w:rPr>
+          <w:iCs/>
+          <w:lang w:val="pl-PL"/>
+        </w:rPr>
+        <w:t xml:space="preserve">Scenariusz alternatywny (błąd </w:t>
+      </w:r>
+      <w:r>
+        <w:rPr>
+          <w:iCs/>
+          <w:lang w:val="pl-PL"/>
+        </w:rPr>
+        <w:t xml:space="preserve">rejestracji </w:t>
+      </w:r>
+      <w:r>
+        <w:rPr>
+          <w:iCs/>
+          <w:lang w:val="pl-PL"/>
+        </w:rPr>
+        <w:t>-</w:t>
+      </w:r>
+      <w:r>
+        <w:rPr>
+          <w:iCs/>
+          <w:lang w:val="pl-PL"/>
+        </w:rPr>
+        <w:t xml:space="preserve"> zajęta nazwa lub e</w:t>
+      </w:r>
+      <w:r>
+        <w:rPr>
+          <w:iCs/>
+          <w:lang w:val="pl-PL"/>
+        </w:rPr>
+        <w:t>-mail</w:t>
+      </w:r>
+      <w:r>
+        <w:rPr>
+          <w:iCs/>
+          <w:lang w:val="pl-PL"/>
+        </w:rPr>
+        <w:t xml:space="preserve"> już został użyty</w:t>
+      </w:r>
+      <w:r>
+        <w:rPr>
+          <w:iCs/>
+          <w:lang w:val="pl-PL"/>
+        </w:rPr>
+        <w:t xml:space="preserve"> </w:t>
+      </w:r>
+      <w:r>
+        <w:rPr>
+          <w:iCs/>
+          <w:lang w:val="pl-PL"/>
+        </w:rPr>
+        <w:t>):</w:t>
+      </w:r>
+    </w:p>
+    <w:p>
+      <w:pPr>
+        <w:ind w:left="1080"/>
+        <w:rPr>
+          <w:iCs/>
+          <w:lang w:val="pl-PL"/>
+        </w:rPr>
+      </w:pPr>
+      <w:r>
+        <w:rPr>
+          <w:iCs/>
+          <w:lang w:val="pl-PL"/>
+        </w:rPr>
+        <w:t xml:space="preserve">Gracz próbuje </w:t>
+      </w:r>
+      <w:r>
+        <w:rPr>
+          <w:iCs/>
+          <w:lang w:val="pl-PL"/>
+        </w:rPr>
+        <w:t>utworzyć konto</w:t>
+      </w:r>
+      <w:r>
+        <w:rPr>
+          <w:iCs/>
+          <w:lang w:val="pl-PL"/>
+        </w:rPr>
+        <w:t xml:space="preserve"> </w:t>
+      </w:r>
+      <w:r>
+        <w:rPr>
+          <w:iCs/>
+          <w:lang w:val="pl-PL"/>
+        </w:rPr>
+        <w:t>z zajętą nazwą lub z wcześniej wykorzystanym e-mailem</w:t>
+      </w:r>
+      <w:r>
+        <w:rPr>
+          <w:iCs/>
+          <w:lang w:val="pl-PL"/>
+        </w:rPr>
+        <w:t>.</w:t>
+      </w:r>
+    </w:p>
+    <w:p>
+      <w:pPr>
+        <w:ind w:left="1080"/>
+        <w:rPr>
+          <w:iCs/>
+          <w:lang w:val="pl-PL"/>
+        </w:rPr>
+      </w:pPr>
+      <w:r>
+        <w:rPr>
+          <w:iCs/>
+          <w:lang w:val="pl-PL"/>
+        </w:rPr>
+        <w:t xml:space="preserve">System wyświetla komunikat o </w:t>
+      </w:r>
+      <w:r>
+        <w:rPr>
+          <w:iCs/>
+          <w:lang w:val="pl-PL"/>
+        </w:rPr>
+        <w:t>zajęt</w:t>
+      </w:r>
+      <w:r>
+        <w:rPr>
+          <w:iCs/>
+          <w:lang w:val="pl-PL"/>
+        </w:rPr>
+        <w:t>ej</w:t>
+      </w:r>
+      <w:r>
+        <w:rPr>
+          <w:iCs/>
+          <w:lang w:val="pl-PL"/>
+        </w:rPr>
+        <w:t xml:space="preserve"> nazwie lub e-mailu </w:t>
+      </w:r>
+      <w:r>
+        <w:rPr>
+          <w:iCs/>
+          <w:lang w:val="pl-PL"/>
+        </w:rPr>
+        <w:t>i prosi o</w:t>
+      </w:r>
+      <w:r>
+        <w:rPr>
+          <w:iCs/>
+          <w:lang w:val="pl-PL"/>
+        </w:rPr>
+        <w:t xml:space="preserve"> </w:t>
+      </w:r>
+      <w:r>
+        <w:rPr>
+          <w:iCs/>
+          <w:lang w:val="pl-PL"/>
+        </w:rPr>
+        <w:t>zmianę</w:t>
+      </w:r>
+      <w:r>
+        <w:rPr>
+          <w:iCs/>
+          <w:lang w:val="pl-PL"/>
+        </w:rPr>
+        <w:t xml:space="preserve"> </w:t>
+      </w:r>
+      <w:r>
+        <w:rPr>
+          <w:iCs/>
+          <w:lang w:val="pl-PL"/>
+        </w:rPr>
+        <w:t>danych</w:t>
+      </w:r>
+      <w:r>
+        <w:rPr>
+          <w:iCs/>
+          <w:lang w:val="pl-PL"/>
+        </w:rPr>
+        <w:t>.</w:t>
+      </w:r>
+    </w:p>
+    <w:p>
+      <w:pPr>
+        <w:ind w:left="1080"/>
+        <w:rPr>
+          <w:iCs/>
+          <w:lang w:val="pl-PL"/>
+        </w:rPr>
+      </w:pPr>
+    </w:p>
+    <w:p>
+      <w:pPr>
+        <w:ind w:left="1080"/>
+        <w:rPr>
+          <w:iCs/>
+          <w:lang w:val="pl-PL"/>
+        </w:rPr>
+      </w:pPr>
+      <w:r>
+        <w:rPr>
+          <w:iCs/>
+          <w:lang w:val="pl-PL"/>
+        </w:rPr>
+        <w:t>Logowanie:</w:t>
+      </w:r>
+    </w:p>
+    <w:p>
+      <w:pPr>
+        <w:ind w:left="1080"/>
+        <w:rPr>
+          <w:iCs/>
+          <w:lang w:val="pl-PL"/>
+        </w:rPr>
+      </w:pPr>
+      <w:r>
+        <w:rPr>
+          <w:iCs/>
+          <w:lang w:val="pl-PL"/>
+        </w:rPr>
+        <w:t>Gracz uruchamia aplikację i wybiera opcję „</w:t>
+      </w:r>
+      <w:r>
+        <w:rPr>
+          <w:iCs/>
+          <w:lang w:val="pl-PL"/>
+        </w:rPr>
+        <w:t>Zaloguj</w:t>
+      </w:r>
+      <w:r>
+        <w:rPr>
+          <w:iCs/>
+          <w:lang w:val="pl-PL"/>
+        </w:rPr>
+        <w:t xml:space="preserve"> się</w:t>
+      </w:r>
+      <w:r>
+        <w:rPr>
+          <w:iCs/>
+          <w:lang w:val="pl-PL"/>
+        </w:rPr>
+        <w:t>”</w:t>
+      </w:r>
+      <w:r>
+        <w:rPr>
+          <w:iCs/>
+          <w:lang w:val="pl-PL"/>
+        </w:rPr>
+        <w:t>.</w:t>
+      </w:r>
+    </w:p>
+    <w:p>
+      <w:pPr>
+        <w:ind w:left="1080"/>
+        <w:rPr>
+          <w:iCs/>
+          <w:lang w:val="pl-PL"/>
+        </w:rPr>
+      </w:pPr>
+      <w:r>
+        <w:rPr>
+          <w:iCs/>
+          <w:lang w:val="pl-PL"/>
+        </w:rPr>
+        <w:t>Gracz</w:t>
+      </w:r>
+      <w:r>
+        <w:rPr>
+          <w:iCs/>
+          <w:lang w:val="pl-PL"/>
+        </w:rPr>
+        <w:t xml:space="preserve"> podaje swoje dane (</w:t>
+      </w:r>
+      <w:r>
+        <w:rPr>
+          <w:iCs/>
+          <w:lang w:val="pl-PL"/>
+        </w:rPr>
+        <w:t>nazw</w:t>
+      </w:r>
+      <w:r>
+        <w:rPr>
+          <w:iCs/>
+          <w:lang w:val="pl-PL"/>
+        </w:rPr>
+        <w:t>ę</w:t>
+      </w:r>
+      <w:r>
+        <w:rPr>
+          <w:iCs/>
+          <w:lang w:val="pl-PL"/>
+        </w:rPr>
+        <w:t xml:space="preserve"> oraz </w:t>
+      </w:r>
+      <w:r>
+        <w:rPr>
+          <w:iCs/>
+          <w:lang w:val="pl-PL"/>
+        </w:rPr>
+        <w:t>hasło).</w:t>
+      </w:r>
+    </w:p>
+    <w:p>
+      <w:pPr>
+        <w:ind w:left="1080"/>
+        <w:rPr>
+          <w:iCs/>
+          <w:lang w:val="pl-PL"/>
+        </w:rPr>
+      </w:pPr>
+      <w:r>
+        <w:rPr>
+          <w:iCs/>
+          <w:lang w:val="pl-PL"/>
+        </w:rPr>
+        <w:t xml:space="preserve">System </w:t>
+      </w:r>
+      <w:r>
+        <w:rPr>
+          <w:iCs/>
+          <w:lang w:val="pl-PL"/>
+        </w:rPr>
+        <w:t>sprawdza poprawność</w:t>
+      </w:r>
+      <w:r>
+        <w:rPr>
+          <w:iCs/>
+          <w:lang w:val="pl-PL"/>
+        </w:rPr>
+        <w:t xml:space="preserve"> dan</w:t>
+      </w:r>
+      <w:r>
+        <w:rPr>
+          <w:iCs/>
+          <w:lang w:val="pl-PL"/>
+        </w:rPr>
+        <w:t>ych</w:t>
+      </w:r>
+      <w:r>
+        <w:rPr>
+          <w:iCs/>
+          <w:lang w:val="pl-PL"/>
+        </w:rPr>
+        <w:t>.</w:t>
+      </w:r>
+    </w:p>
+    <w:p>
+      <w:pPr>
+        <w:ind w:left="1080"/>
+        <w:rPr>
+          <w:iCs/>
+          <w:lang w:val="pl-PL"/>
+        </w:rPr>
+      </w:pPr>
+      <w:r>
+        <w:rPr>
+          <w:iCs/>
+          <w:lang w:val="pl-PL"/>
+        </w:rPr>
+        <w:t>System loguje użytkownika na jego konto i przenosi do ekranu głównego.</w:t>
+      </w:r>
+    </w:p>
+    <w:p>
+      <w:pPr>
+        <w:ind w:left="1080"/>
+        <w:rPr>
+          <w:iCs/>
+          <w:lang w:val="pl-PL"/>
+        </w:rPr>
+      </w:pPr>
+    </w:p>
+    <w:p>
+      <w:pPr>
+        <w:ind w:left="1080"/>
+        <w:rPr>
+          <w:iCs/>
+          <w:lang w:val="pl-PL"/>
+        </w:rPr>
+      </w:pPr>
+      <w:r>
+        <w:rPr>
+          <w:iCs/>
+          <w:lang w:val="pl-PL"/>
+        </w:rPr>
+        <w:t xml:space="preserve">Scenariusz alternatywny (błąd </w:t>
+      </w:r>
+      <w:r>
+        <w:rPr>
+          <w:iCs/>
+          <w:lang w:val="pl-PL"/>
+        </w:rPr>
+        <w:t>logowania</w:t>
+      </w:r>
+      <w:r>
+        <w:rPr>
+          <w:iCs/>
+          <w:lang w:val="pl-PL"/>
+        </w:rPr>
+        <w:t xml:space="preserve"> </w:t>
+      </w:r>
+      <w:r>
+        <w:rPr>
+          <w:iCs/>
+          <w:lang w:val="pl-PL"/>
+        </w:rPr>
+        <w:t>nieprawidłowa nazwa lub hasło</w:t>
+      </w:r>
+      <w:r>
+        <w:rPr>
+          <w:iCs/>
+          <w:lang w:val="pl-PL"/>
+        </w:rPr>
+        <w:t xml:space="preserve"> </w:t>
+      </w:r>
+      <w:r>
+        <w:rPr>
+          <w:iCs/>
+          <w:lang w:val="pl-PL"/>
+        </w:rPr>
+        <w:t>):</w:t>
+      </w:r>
+    </w:p>
+    <w:p>
+      <w:pPr>
+        <w:ind w:left="1080"/>
+        <w:rPr>
+          <w:iCs/>
+          <w:lang w:val="pl-PL"/>
+        </w:rPr>
+      </w:pPr>
+      <w:r>
+        <w:rPr>
+          <w:iCs/>
+          <w:lang w:val="pl-PL"/>
+        </w:rPr>
+        <w:t>Gracz uruchamia aplikację i wybiera opcję „</w:t>
+      </w:r>
+      <w:r>
+        <w:rPr>
+          <w:iCs/>
+          <w:lang w:val="pl-PL"/>
+        </w:rPr>
+        <w:t>Zaloguj</w:t>
+      </w:r>
+      <w:r>
+        <w:rPr>
+          <w:iCs/>
+          <w:lang w:val="pl-PL"/>
+        </w:rPr>
+        <w:t xml:space="preserve"> się</w:t>
+      </w:r>
+      <w:r>
+        <w:rPr>
+          <w:iCs/>
+          <w:lang w:val="pl-PL"/>
+        </w:rPr>
+        <w:t>”</w:t>
+      </w:r>
+      <w:r>
+        <w:rPr>
+          <w:iCs/>
+          <w:lang w:val="pl-PL"/>
+        </w:rPr>
+        <w:t>.</w:t>
+      </w:r>
+    </w:p>
+    <w:p>
+      <w:pPr>
+        <w:ind w:left="1080"/>
+        <w:rPr>
+          <w:iCs/>
+          <w:lang w:val="pl-PL"/>
+        </w:rPr>
+      </w:pPr>
+      <w:r>
+        <w:rPr>
+          <w:iCs/>
+          <w:lang w:val="pl-PL"/>
+        </w:rPr>
+        <w:t>Gracz</w:t>
+      </w:r>
+      <w:r>
+        <w:rPr>
+          <w:iCs/>
+          <w:lang w:val="pl-PL"/>
+        </w:rPr>
+        <w:t xml:space="preserve"> podaje swoje dane (</w:t>
+      </w:r>
+      <w:r>
+        <w:rPr>
+          <w:iCs/>
+          <w:lang w:val="pl-PL"/>
+        </w:rPr>
+        <w:t xml:space="preserve">nazwe oraz </w:t>
+      </w:r>
+      <w:r>
+        <w:rPr>
+          <w:iCs/>
+          <w:lang w:val="pl-PL"/>
+        </w:rPr>
+        <w:t>hasło).</w:t>
+      </w:r>
+    </w:p>
+    <w:p>
+      <w:pPr>
+        <w:ind w:left="1080"/>
+        <w:rPr>
+          <w:iCs/>
+          <w:lang w:val="pl-PL"/>
+        </w:rPr>
+      </w:pPr>
+      <w:r>
+        <w:rPr>
+          <w:iCs/>
+          <w:lang w:val="pl-PL"/>
+        </w:rPr>
+        <w:t xml:space="preserve">System </w:t>
+      </w:r>
+      <w:r>
+        <w:rPr>
+          <w:iCs/>
+          <w:lang w:val="pl-PL"/>
+        </w:rPr>
+        <w:t>sprawdza poprawność</w:t>
+      </w:r>
+      <w:r>
+        <w:rPr>
+          <w:iCs/>
+          <w:lang w:val="pl-PL"/>
+        </w:rPr>
+        <w:t xml:space="preserve"> dan</w:t>
+      </w:r>
+      <w:r>
+        <w:rPr>
+          <w:iCs/>
+          <w:lang w:val="pl-PL"/>
+        </w:rPr>
+        <w:t>ych.</w:t>
+      </w:r>
+    </w:p>
+    <w:p>
+      <w:pPr>
+        <w:ind w:left="1080"/>
+        <w:rPr>
+          <w:iCs/>
+          <w:lang w:val="pl-PL"/>
+        </w:rPr>
+      </w:pPr>
+      <w:r>
+        <w:rPr>
+          <w:iCs/>
+          <w:lang w:val="pl-PL"/>
+        </w:rPr>
+        <w:t>System wyświetla komunikat o niepoprawności wprowadzonych danych i prosi o ich ponowne wpisanie.</w:t>
+      </w:r>
+    </w:p>
+    <w:p>
+      <w:pPr>
+        <w:ind w:left="1080"/>
+        <w:rPr>
+          <w:iCs/>
+          <w:lang w:val="pl-PL"/>
+        </w:rPr>
+      </w:pPr>
+    </w:p>
+    <w:p>
+      <w:pPr>
+        <w:ind w:left="1080"/>
+        <w:rPr>
+          <w:iCs/>
+          <w:lang w:val="pl-PL"/>
+        </w:rPr>
+      </w:pPr>
+      <w:r>
+        <w:rPr>
+          <w:iCs/>
+          <w:lang w:val="pl-PL"/>
+        </w:rPr>
+        <w:t>Efekty:</w:t>
+      </w:r>
+    </w:p>
+    <w:p>
+      <w:pPr>
+        <w:ind w:left="1080"/>
+        <w:rPr>
+          <w:iCs/>
+          <w:lang w:val="pl-PL"/>
+        </w:rPr>
+      </w:pPr>
+      <w:r>
+        <w:rPr>
+          <w:iCs/>
+          <w:lang w:val="pl-PL"/>
+        </w:rPr>
+        <w:t>Użytkownik zalogowany i przekierowany do ekranu</w:t>
+      </w:r>
+      <w:r>
+        <w:rPr>
+          <w:iCs/>
+          <w:lang w:val="pl-PL"/>
+        </w:rPr>
+        <w:t xml:space="preserve"> głównego</w:t>
+      </w:r>
+      <w:r>
+        <w:rPr>
+          <w:iCs/>
+          <w:lang w:val="pl-PL"/>
+        </w:rPr>
+        <w:t xml:space="preserve">. </w:t>
+      </w:r>
+    </w:p>
+    <w:p>
+      <w:pPr>
+        <w:ind w:left="1080"/>
+        <w:rPr>
+          <w:iCs/>
+          <w:lang w:val="pl-PL"/>
+        </w:rPr>
+      </w:pPr>
+      <w:r>
+        <w:rPr>
+          <w:iCs/>
+          <w:lang w:val="pl-PL"/>
+        </w:rPr>
+        <w:t>Wymagania niefunkcjonalne:</w:t>
+      </w:r>
+    </w:p>
+    <w:p>
+      <w:pPr>
+        <w:ind w:left="1080"/>
+        <w:rPr>
+          <w:iCs/>
+          <w:lang w:val="pl-PL"/>
+        </w:rPr>
+      </w:pPr>
+      <w:r>
+        <w:rPr>
+          <w:iCs/>
+          <w:lang w:val="pl-PL"/>
+        </w:rPr>
+        <w:t>Bezpieczeństwo</w:t>
+      </w:r>
+      <w:r>
+        <w:rPr>
+          <w:iCs/>
+          <w:lang w:val="pl-PL"/>
+        </w:rPr>
+        <w:t xml:space="preserve"> -</w:t>
+      </w:r>
+      <w:r>
+        <w:rPr>
+          <w:iCs/>
+          <w:lang w:val="pl-PL"/>
+        </w:rPr>
+        <w:t xml:space="preserve"> Hasła użytkowników muszą być przechowywane w sposób zaszyfrowany.</w:t>
+      </w:r>
+    </w:p>
+    <w:p>
+      <w:pPr>
+        <w:ind w:left="1080"/>
+        <w:rPr>
+          <w:iCs/>
+          <w:lang w:val="pl-PL"/>
+        </w:rPr>
+      </w:pPr>
+      <w:r>
+        <w:rPr>
+          <w:iCs/>
+          <w:lang w:val="pl-PL"/>
+        </w:rPr>
+        <w:t>Częstotliwość: 5 (bardzo często)</w:t>
+      </w:r>
+    </w:p>
+    <w:p>
+      <w:pPr>
+        <w:ind w:left="1080"/>
+        <w:rPr>
+          <w:iCs/>
+          <w:lang w:val="pl-PL"/>
+        </w:rPr>
+      </w:pPr>
+      <w:r>
+        <w:rPr>
+          <w:iCs/>
+          <w:lang w:val="pl-PL"/>
+        </w:rPr>
+        <w:t>Istotność: 5 (krytyczna)</w:t>
+      </w:r>
+    </w:p>
+    <w:p>
+      <w:pPr>
+        <w:rPr>
+          <w:iCs/>
+          <w:lang w:val="pl-PL"/>
+        </w:rPr>
+      </w:pPr>
+      <w:r>
+        <w:rPr>
+          <w:iCs/>
+          <w:lang w:val="pl-PL"/>
+        </w:rPr>
+        <w:br w:type="page"/>
+      </w:r>
+    </w:p>
+    <w:p>
+      <w:pPr>
+        <w:ind w:left="1077"/>
+        <w:rPr>
+          <w:iCs/>
+          <w:lang w:val="pl-PL"/>
+        </w:rPr>
+      </w:pPr>
+      <w:r>
+        <w:rPr>
+          <w:iCs/>
+          <w:lang w:val="pl-PL"/>
+        </w:rPr>
+        <w:lastRenderedPageBreak/>
+        <w:t xml:space="preserve">Numer (ID): </w:t>
+      </w:r>
+      <w:r>
+        <w:rPr>
+          <w:iCs/>
+          <w:lang w:val="pl-PL"/>
+        </w:rPr>
+        <w:t>I</w:t>
+      </w:r>
+      <w:r>
+        <w:rPr>
+          <w:iCs/>
+          <w:lang w:val="pl-PL"/>
+        </w:rPr>
+        <w:t>-02</w:t>
+      </w:r>
+    </w:p>
+    <w:p>
+      <w:pPr>
+        <w:ind w:left="1077"/>
+        <w:rPr>
+          <w:iCs/>
+          <w:lang w:val="pl-PL"/>
+        </w:rPr>
+      </w:pPr>
+      <w:r>
+        <w:rPr>
+          <w:iCs/>
+          <w:lang w:val="pl-PL"/>
+        </w:rPr>
+        <w:t>Nazwa: Tworzenie i dołączanie do pokoju gry</w:t>
+      </w:r>
+    </w:p>
+    <w:p>
+      <w:pPr>
+        <w:ind w:left="1077"/>
+        <w:rPr>
+          <w:iCs/>
+          <w:lang w:val="pl-PL"/>
+        </w:rPr>
+      </w:pPr>
+      <w:r>
+        <w:rPr>
+          <w:iCs/>
+          <w:lang w:val="pl-PL"/>
+        </w:rPr>
+        <w:t>Uzasadnienie biznesowe:</w:t>
+      </w:r>
+    </w:p>
+    <w:p>
+      <w:pPr>
+        <w:ind w:left="1077"/>
+        <w:rPr>
+          <w:iCs/>
+          <w:lang w:val="pl-PL"/>
+        </w:rPr>
+      </w:pPr>
+      <w:r>
+        <w:rPr>
+          <w:iCs/>
+          <w:lang w:val="pl-PL"/>
+        </w:rPr>
+        <w:t>Dostęp dla graczy do ciekawej, interaktywnej gry multiplayer w bilarda z możliwością rywalizacji z innymi graczami online</w:t>
+      </w:r>
+      <w:r>
+        <w:rPr>
+          <w:iCs/>
+          <w:lang w:val="pl-PL"/>
+        </w:rPr>
+        <w:t>:</w:t>
+      </w:r>
+    </w:p>
+    <w:p>
+      <w:pPr>
+        <w:ind w:left="1077"/>
+        <w:rPr>
+          <w:iCs/>
+          <w:lang w:val="pl-PL"/>
+        </w:rPr>
+      </w:pPr>
+      <w:r>
+        <w:rPr>
+          <w:iCs/>
+          <w:lang w:val="pl-PL"/>
+        </w:rPr>
+        <w:t>t</w:t>
+      </w:r>
+      <w:r>
+        <w:rPr>
+          <w:iCs/>
+          <w:lang w:val="pl-PL"/>
+        </w:rPr>
+        <w:t>a funkcjonalność umożliwia graczom interakcję w trybie online, a także tworzenie własnych pokoi gier, które mogą być prywatne lub publiczne.</w:t>
+      </w:r>
+    </w:p>
+    <w:p>
+      <w:pPr>
+        <w:ind w:left="1077"/>
+        <w:rPr>
+          <w:iCs/>
+          <w:lang w:val="pl-PL"/>
+        </w:rPr>
+      </w:pPr>
+      <w:r>
+        <w:rPr>
+          <w:iCs/>
+          <w:lang w:val="pl-PL"/>
+        </w:rPr>
+        <w:t>Użytkownicy:</w:t>
+      </w:r>
+    </w:p>
+    <w:p>
+      <w:pPr>
+        <w:pStyle w:val="Akapitzlist"/>
+        <w:numPr>
+          <w:ilvl w:val="0"/>
+          <w:numId w:val="36"/>
+        </w:numPr>
+        <w:rPr>
+          <w:iCs/>
+          <w:lang w:val="pl-PL"/>
+        </w:rPr>
+      </w:pPr>
+      <w:r>
+        <w:rPr>
+          <w:iCs/>
+          <w:lang w:val="pl-PL"/>
+        </w:rPr>
+        <w:t xml:space="preserve">Gracz </w:t>
+      </w:r>
+      <w:r>
+        <w:rPr>
+          <w:iCs/>
+          <w:lang w:val="pl-PL"/>
+        </w:rPr>
+        <w:t xml:space="preserve">- </w:t>
+      </w:r>
+      <w:r>
+        <w:rPr>
+          <w:iCs/>
+          <w:lang w:val="pl-PL"/>
+        </w:rPr>
+        <w:t>użytkownik, który chce grać z innymi</w:t>
+      </w:r>
+    </w:p>
+    <w:p>
+      <w:pPr>
+        <w:ind w:left="1077"/>
+        <w:rPr>
+          <w:iCs/>
+          <w:lang w:val="pl-PL"/>
+        </w:rPr>
+      </w:pPr>
+      <w:r>
+        <w:rPr>
+          <w:iCs/>
+          <w:lang w:val="pl-PL"/>
+        </w:rPr>
+        <w:t>Scenariusze:</w:t>
+      </w:r>
+    </w:p>
+    <w:p>
+      <w:pPr>
+        <w:ind w:left="1077"/>
+        <w:rPr>
+          <w:iCs/>
+          <w:lang w:val="pl-PL"/>
+        </w:rPr>
+      </w:pPr>
+      <w:r>
+        <w:rPr>
+          <w:iCs/>
+          <w:lang w:val="pl-PL"/>
+        </w:rPr>
+        <w:t>Warunki początkowe:</w:t>
+      </w:r>
+      <w:r>
+        <w:rPr>
+          <w:iCs/>
+          <w:lang w:val="pl-PL"/>
+        </w:rPr>
+        <w:t xml:space="preserve"> gracz musi posiadać konto</w:t>
+      </w:r>
+      <w:r>
+        <w:rPr>
+          <w:iCs/>
+          <w:lang w:val="pl-PL"/>
+        </w:rPr>
+        <w:t xml:space="preserve"> i być zalogowanym</w:t>
+      </w:r>
+    </w:p>
+    <w:p>
+      <w:pPr>
+        <w:ind w:left="1077"/>
+        <w:rPr>
+          <w:iCs/>
+          <w:lang w:val="pl-PL"/>
+        </w:rPr>
+      </w:pPr>
+    </w:p>
+    <w:p>
+      <w:pPr>
+        <w:ind w:left="1077"/>
+        <w:rPr>
+          <w:iCs/>
+          <w:lang w:val="pl-PL"/>
+        </w:rPr>
+      </w:pPr>
+      <w:r>
+        <w:rPr>
+          <w:iCs/>
+          <w:lang w:val="pl-PL"/>
+        </w:rPr>
+        <w:t>Tworzenie pokoju</w:t>
+      </w:r>
+      <w:r>
+        <w:rPr>
+          <w:iCs/>
+          <w:lang w:val="pl-PL"/>
+        </w:rPr>
+        <w:t>:</w:t>
+      </w:r>
+    </w:p>
+    <w:p>
+      <w:pPr>
+        <w:ind w:left="1077"/>
+        <w:rPr>
+          <w:iCs/>
+          <w:lang w:val="pl-PL"/>
+        </w:rPr>
+      </w:pPr>
+      <w:r>
+        <w:rPr>
+          <w:iCs/>
+          <w:lang w:val="pl-PL"/>
+        </w:rPr>
+        <w:t>Gracz wybiera opcję „Stwórz pokój” w menu głównym.</w:t>
+      </w:r>
+    </w:p>
+    <w:p>
+      <w:pPr>
+        <w:ind w:left="1077"/>
+        <w:rPr>
+          <w:iCs/>
+          <w:lang w:val="pl-PL"/>
+        </w:rPr>
+      </w:pPr>
+      <w:r>
+        <w:rPr>
+          <w:iCs/>
+          <w:lang w:val="pl-PL"/>
+        </w:rPr>
+        <w:t>System pozwala ustawić nazwę pokoju, wybór zasad (np. 8-ball</w:t>
+      </w:r>
+      <w:r>
+        <w:rPr>
+          <w:iCs/>
+          <w:lang w:val="pl-PL"/>
+        </w:rPr>
+        <w:t>, 9-ball</w:t>
+      </w:r>
+      <w:r>
+        <w:rPr>
+          <w:iCs/>
+          <w:lang w:val="pl-PL"/>
+        </w:rPr>
+        <w:t>, snooker</w:t>
+      </w:r>
+      <w:r>
+        <w:rPr>
+          <w:iCs/>
+          <w:lang w:val="pl-PL"/>
+        </w:rPr>
+        <w:t>)</w:t>
+      </w:r>
+      <w:r>
+        <w:rPr>
+          <w:iCs/>
+          <w:lang w:val="pl-PL"/>
+        </w:rPr>
+        <w:t xml:space="preserve"> oraz statusu pokoju (publiczny/prywatny)</w:t>
+      </w:r>
+      <w:r>
+        <w:rPr>
+          <w:iCs/>
+          <w:lang w:val="pl-PL"/>
+        </w:rPr>
+        <w:t>.</w:t>
+      </w:r>
+    </w:p>
+    <w:p>
+      <w:pPr>
+        <w:ind w:left="1077"/>
+        <w:rPr>
+          <w:iCs/>
+          <w:lang w:val="pl-PL"/>
+        </w:rPr>
+      </w:pPr>
+      <w:r>
+        <w:rPr>
+          <w:iCs/>
+          <w:lang w:val="pl-PL"/>
+        </w:rPr>
+        <w:t>Gracz tworzy pokój, a inni gracze mogą dołączyć do pokoju poprzez wybór z listy dostępnych pokoi.</w:t>
+      </w:r>
+    </w:p>
+    <w:p>
+      <w:pPr>
+        <w:ind w:left="1077"/>
+        <w:rPr>
+          <w:iCs/>
+          <w:lang w:val="pl-PL"/>
+        </w:rPr>
+      </w:pPr>
+    </w:p>
+    <w:p>
+      <w:pPr>
+        <w:ind w:left="1077"/>
+        <w:rPr>
+          <w:iCs/>
+          <w:lang w:val="pl-PL"/>
+        </w:rPr>
+      </w:pPr>
+      <w:r>
+        <w:rPr>
+          <w:iCs/>
+          <w:lang w:val="pl-PL"/>
+        </w:rPr>
+        <w:t>Dołączanie do pokoju:</w:t>
+      </w:r>
+    </w:p>
+    <w:p>
+      <w:pPr>
+        <w:ind w:left="1077"/>
+        <w:rPr>
+          <w:iCs/>
+          <w:lang w:val="pl-PL"/>
+        </w:rPr>
+      </w:pPr>
+      <w:r>
+        <w:rPr>
+          <w:iCs/>
+          <w:lang w:val="pl-PL"/>
+        </w:rPr>
+        <w:t>Gracz klikają „Dołącz” i system przenosi ich do gry.</w:t>
+      </w:r>
+    </w:p>
+    <w:p>
+      <w:pPr>
+        <w:rPr>
+          <w:iCs/>
+          <w:lang w:val="pl-PL"/>
+        </w:rPr>
+      </w:pPr>
+    </w:p>
+    <w:p>
+      <w:pPr>
+        <w:ind w:left="1077"/>
+        <w:rPr>
+          <w:iCs/>
+          <w:lang w:val="pl-PL"/>
+        </w:rPr>
+      </w:pPr>
+      <w:r>
+        <w:rPr>
+          <w:iCs/>
+          <w:lang w:val="pl-PL"/>
+        </w:rPr>
+        <w:t>Scenariusz alternatywny (brak dostępnych pokoi):</w:t>
+      </w:r>
+    </w:p>
+    <w:p>
+      <w:pPr>
+        <w:ind w:left="1077"/>
+        <w:rPr>
+          <w:iCs/>
+          <w:lang w:val="pl-PL"/>
+        </w:rPr>
+      </w:pPr>
+      <w:r>
+        <w:rPr>
+          <w:iCs/>
+          <w:lang w:val="pl-PL"/>
+        </w:rPr>
+        <w:t>Gracz próbuje dołączyć do pokoju, ale żaden pokój nie jest dostępny.</w:t>
+      </w:r>
+    </w:p>
+    <w:p>
+      <w:pPr>
+        <w:ind w:left="1077"/>
+        <w:rPr>
+          <w:iCs/>
+          <w:lang w:val="pl-PL"/>
+        </w:rPr>
+      </w:pPr>
+      <w:r>
+        <w:rPr>
+          <w:iCs/>
+          <w:lang w:val="pl-PL"/>
+        </w:rPr>
+        <w:t>System wyświetla komunikat: „Brak dostępnych pokoi. Spróbuj ponownie później lub stwórz nowy pokój.”</w:t>
+      </w:r>
+    </w:p>
+    <w:p>
+      <w:pPr>
+        <w:ind w:left="1077"/>
+        <w:rPr>
+          <w:iCs/>
+          <w:lang w:val="pl-PL"/>
+        </w:rPr>
+      </w:pPr>
+    </w:p>
+    <w:p>
+      <w:pPr>
+        <w:ind w:left="1077"/>
+        <w:rPr>
+          <w:iCs/>
+          <w:lang w:val="pl-PL"/>
+        </w:rPr>
+      </w:pPr>
+      <w:r>
+        <w:rPr>
+          <w:iCs/>
+          <w:lang w:val="pl-PL"/>
+        </w:rPr>
+        <w:t>Efekty:</w:t>
+      </w:r>
+    </w:p>
+    <w:p>
+      <w:pPr>
+        <w:ind w:left="1077"/>
+        <w:rPr>
+          <w:iCs/>
+          <w:lang w:val="pl-PL"/>
+        </w:rPr>
+      </w:pPr>
+      <w:r>
+        <w:rPr>
+          <w:iCs/>
+          <w:lang w:val="pl-PL"/>
+        </w:rPr>
+        <w:t>Gracze połączyli się w jednym pokoju i rozpoczęli rozgrywkę.</w:t>
+      </w:r>
+    </w:p>
+    <w:p>
+      <w:pPr>
+        <w:ind w:left="1077"/>
+        <w:rPr>
+          <w:iCs/>
+          <w:lang w:val="pl-PL"/>
+        </w:rPr>
+      </w:pPr>
+      <w:r>
+        <w:rPr>
+          <w:iCs/>
+          <w:lang w:val="pl-PL"/>
+        </w:rPr>
+        <w:t>Wymagania niefunkcjonalne:</w:t>
+      </w:r>
+    </w:p>
+    <w:p>
+      <w:pPr>
+        <w:pStyle w:val="Akapitzlist"/>
+        <w:numPr>
+          <w:ilvl w:val="0"/>
+          <w:numId w:val="36"/>
+        </w:numPr>
+        <w:rPr>
+          <w:iCs/>
+          <w:lang w:val="pl-PL"/>
+        </w:rPr>
+      </w:pPr>
+      <w:r>
+        <w:rPr>
+          <w:iCs/>
+          <w:lang w:val="pl-PL"/>
+        </w:rPr>
+        <w:t>Wydajność: System powinien obsługiwać</w:t>
+      </w:r>
+      <w:r>
+        <w:rPr>
+          <w:iCs/>
+          <w:lang w:val="pl-PL"/>
+        </w:rPr>
+        <w:t xml:space="preserve"> </w:t>
+      </w:r>
+      <w:r>
+        <w:rPr>
+          <w:iCs/>
+          <w:lang w:val="pl-PL"/>
+        </w:rPr>
+        <w:t>graczy w jednym pokoju, z minimalnym opóźnieniem w czasie odpowiedzi.</w:t>
+      </w:r>
+    </w:p>
+    <w:p>
+      <w:pPr>
+        <w:ind w:left="1077"/>
+        <w:rPr>
+          <w:iCs/>
+          <w:lang w:val="pl-PL"/>
+        </w:rPr>
+      </w:pPr>
+      <w:r>
+        <w:rPr>
+          <w:iCs/>
+          <w:lang w:val="pl-PL"/>
+        </w:rPr>
+        <w:t>Częstotliwość: 5 (bardzo często)</w:t>
+      </w:r>
+    </w:p>
+    <w:p>
+      <w:pPr>
+        <w:ind w:left="1077"/>
+        <w:rPr>
+          <w:iCs/>
+          <w:lang w:val="pl-PL"/>
+        </w:rPr>
+      </w:pPr>
+      <w:r>
+        <w:rPr>
+          <w:iCs/>
+          <w:lang w:val="pl-PL"/>
+        </w:rPr>
+        <w:t>Istotność: 5 (krytyczna)</w:t>
+      </w:r>
+    </w:p>
+    <w:p>
+      <w:pPr>
+        <w:ind w:left="1077"/>
+        <w:rPr>
+          <w:iCs/>
+          <w:lang w:val="pl-PL"/>
+        </w:rPr>
+      </w:pPr>
+      <w:r>
+        <w:rPr>
+          <w:iCs/>
+          <w:lang w:val="pl-PL"/>
+        </w:rPr>
+        <w:br w:type="page"/>
+      </w:r>
+    </w:p>
+    <w:p>
+      <w:pPr>
+        <w:ind w:left="1077"/>
+        <w:rPr>
+          <w:iCs/>
+          <w:lang w:val="pl-PL"/>
+        </w:rPr>
+      </w:pPr>
+      <w:r>
+        <w:rPr>
+          <w:iCs/>
+          <w:lang w:val="pl-PL"/>
+        </w:rPr>
+        <w:lastRenderedPageBreak/>
+        <w:t xml:space="preserve">Numer (ID): </w:t>
+      </w:r>
+      <w:r>
+        <w:rPr>
+          <w:iCs/>
+          <w:lang w:val="pl-PL"/>
+        </w:rPr>
+        <w:t>I</w:t>
+      </w:r>
+      <w:r>
+        <w:rPr>
+          <w:iCs/>
+          <w:lang w:val="pl-PL"/>
+        </w:rPr>
+        <w:t>-0</w:t>
+      </w:r>
+      <w:r>
+        <w:rPr>
+          <w:iCs/>
+          <w:lang w:val="pl-PL"/>
+        </w:rPr>
+        <w:t>3</w:t>
+      </w:r>
+    </w:p>
+    <w:p>
+      <w:pPr>
+        <w:ind w:left="1077"/>
+        <w:rPr>
+          <w:iCs/>
+          <w:lang w:val="pl-PL"/>
+        </w:rPr>
+      </w:pPr>
+      <w:r>
+        <w:rPr>
+          <w:iCs/>
+          <w:lang w:val="pl-PL"/>
+        </w:rPr>
+        <w:t>Nazwa: Sprawdzanie rankingu i statystyk gracza</w:t>
+      </w:r>
+    </w:p>
+    <w:p>
+      <w:pPr>
+        <w:ind w:left="1077"/>
+        <w:rPr>
+          <w:iCs/>
+          <w:lang w:val="pl-PL"/>
+        </w:rPr>
+      </w:pPr>
+      <w:r>
+        <w:rPr>
+          <w:iCs/>
+          <w:lang w:val="pl-PL"/>
+        </w:rPr>
+        <w:t>Uzasadnienie biznesowe:</w:t>
+      </w:r>
+      <w:r>
+        <w:rPr>
+          <w:iCs/>
+          <w:lang w:val="pl-PL"/>
+        </w:rPr>
+        <w:t xml:space="preserve"> </w:t>
+      </w:r>
+    </w:p>
+    <w:p>
+      <w:pPr>
+        <w:ind w:left="1077"/>
+        <w:rPr>
+          <w:iCs/>
+          <w:lang w:val="pl-PL"/>
+        </w:rPr>
+      </w:pPr>
+      <w:r>
+        <w:rPr>
+          <w:iCs/>
+          <w:lang w:val="pl-PL"/>
+        </w:rPr>
+        <w:t xml:space="preserve">W oparciu o podpunkt pierwszy z korzyści systemu, można jasno stwierdzić, że rywalizacja graczy będzie pobudzała chęć do śledzenia własnego progresu w rankingu. </w:t>
+      </w:r>
+      <w:r>
+        <w:rPr>
+          <w:iCs/>
+          <w:lang w:val="pl-PL"/>
+        </w:rPr>
+        <w:t>Funkcja sprawdzania rankingu i statystyk gracza pozwala na monitorowanie postępów i osiągnięć użytkownika, co zwiększa zaangażowanie w grze. Gracze mogą rywalizować ze sobą, porównywać swoje wyniki i dążyć do poprawy swoich umiejętności. Umożliwia to również organizowanie turniejów i wydarzeń opartych na rankingu.</w:t>
+      </w:r>
+    </w:p>
+    <w:p>
+      <w:pPr>
+        <w:ind w:left="1077"/>
+        <w:rPr>
+          <w:iCs/>
+          <w:lang w:val="pl-PL"/>
+        </w:rPr>
+      </w:pPr>
+      <w:r>
+        <w:rPr>
+          <w:iCs/>
+          <w:lang w:val="pl-PL"/>
+        </w:rPr>
+        <w:t>Użytkownicy:</w:t>
+      </w:r>
+    </w:p>
+    <w:p>
+      <w:pPr>
+        <w:pStyle w:val="Akapitzlist"/>
+        <w:numPr>
+          <w:ilvl w:val="0"/>
+          <w:numId w:val="36"/>
+        </w:numPr>
+        <w:rPr>
+          <w:iCs/>
+          <w:lang w:val="pl-PL"/>
+        </w:rPr>
+      </w:pPr>
+      <w:r>
+        <w:rPr>
+          <w:iCs/>
+          <w:lang w:val="pl-PL"/>
+        </w:rPr>
+        <w:t xml:space="preserve">Gracz </w:t>
+      </w:r>
+      <w:r>
+        <w:rPr>
+          <w:iCs/>
+          <w:lang w:val="pl-PL"/>
+        </w:rPr>
+        <w:t xml:space="preserve">- </w:t>
+      </w:r>
+      <w:r>
+        <w:rPr>
+          <w:iCs/>
+          <w:lang w:val="pl-PL"/>
+        </w:rPr>
+        <w:t>osoba, która chce sprawdzić swoje wyniki i porównać je z innymi graczami</w:t>
+      </w:r>
+    </w:p>
+    <w:p>
+      <w:pPr>
+        <w:pStyle w:val="Akapitzlist"/>
+        <w:numPr>
+          <w:ilvl w:val="0"/>
+          <w:numId w:val="36"/>
+        </w:numPr>
+        <w:rPr>
+          <w:iCs/>
+          <w:lang w:val="pl-PL"/>
+        </w:rPr>
+      </w:pPr>
+      <w:r>
+        <w:rPr>
+          <w:iCs/>
+          <w:lang w:val="pl-PL"/>
+        </w:rPr>
+        <w:t xml:space="preserve">Administrator </w:t>
+      </w:r>
+      <w:r>
+        <w:rPr>
+          <w:iCs/>
+          <w:lang w:val="pl-PL"/>
+        </w:rPr>
+        <w:t xml:space="preserve">- </w:t>
+      </w:r>
+      <w:r>
+        <w:rPr>
+          <w:iCs/>
+          <w:lang w:val="pl-PL"/>
+        </w:rPr>
+        <w:t>osoba zarządzająca danymi, może mieć dostęp do bardziej szczegółowych statystyk</w:t>
+      </w:r>
+    </w:p>
+    <w:p>
+      <w:pPr>
+        <w:ind w:left="1077"/>
+        <w:rPr>
+          <w:iCs/>
+          <w:lang w:val="pl-PL"/>
+        </w:rPr>
+      </w:pPr>
+      <w:r>
+        <w:rPr>
+          <w:iCs/>
+          <w:lang w:val="pl-PL"/>
+        </w:rPr>
+        <w:t>Scenariusze:</w:t>
+      </w:r>
+    </w:p>
+    <w:p>
+      <w:pPr>
+        <w:ind w:left="1077"/>
+        <w:rPr>
+          <w:iCs/>
+          <w:lang w:val="pl-PL"/>
+        </w:rPr>
+      </w:pPr>
+      <w:r>
+        <w:rPr>
+          <w:iCs/>
+          <w:lang w:val="pl-PL"/>
+        </w:rPr>
+        <w:t>Warunki początkowe: gracz musi posiadać konto i być zalogowanym</w:t>
+      </w:r>
+    </w:p>
+    <w:p>
+      <w:pPr>
+        <w:rPr>
+          <w:iCs/>
+          <w:lang w:val="pl-PL"/>
+        </w:rPr>
+      </w:pPr>
+    </w:p>
+    <w:p>
+      <w:pPr>
+        <w:ind w:left="1077"/>
+        <w:rPr>
+          <w:iCs/>
+          <w:lang w:val="pl-PL"/>
+        </w:rPr>
+      </w:pPr>
+      <w:r>
+        <w:rPr>
+          <w:iCs/>
+          <w:lang w:val="pl-PL"/>
+        </w:rPr>
+        <w:t>Scenariusz główny:</w:t>
+      </w:r>
+    </w:p>
+    <w:p>
+      <w:pPr>
+        <w:ind w:left="1077"/>
+        <w:rPr>
+          <w:iCs/>
+          <w:lang w:val="pl-PL"/>
+        </w:rPr>
+      </w:pPr>
+      <w:r>
+        <w:rPr>
+          <w:iCs/>
+          <w:lang w:val="pl-PL"/>
+        </w:rPr>
+        <w:t>Gracz uruchamia aplikację i loguje się do swojego konta.</w:t>
+      </w:r>
+    </w:p>
+    <w:p>
+      <w:pPr>
+        <w:ind w:left="1077"/>
+        <w:rPr>
+          <w:iCs/>
+          <w:lang w:val="pl-PL"/>
+        </w:rPr>
+      </w:pPr>
+      <w:r>
+        <w:rPr>
+          <w:iCs/>
+          <w:lang w:val="pl-PL"/>
+        </w:rPr>
+        <w:t>Z menu głównego gracz wybiera opcję „Ranking/Statystyki”.</w:t>
+      </w:r>
+    </w:p>
+    <w:p>
+      <w:pPr>
+        <w:ind w:left="1077"/>
+        <w:rPr>
+          <w:iCs/>
+          <w:lang w:val="pl-PL"/>
+        </w:rPr>
+      </w:pPr>
+      <w:r>
+        <w:rPr>
+          <w:iCs/>
+          <w:lang w:val="pl-PL"/>
+        </w:rPr>
+        <w:t>System wyświetla ekran z ogólnymi statystykami gracza: liczba rozegranych meczów, wygranych, przegranych, aktualny ranking, itp.</w:t>
+      </w:r>
+    </w:p>
+    <w:p>
+      <w:pPr>
+        <w:ind w:left="1077"/>
+        <w:rPr>
+          <w:iCs/>
+          <w:lang w:val="pl-PL"/>
+        </w:rPr>
+      </w:pPr>
+      <w:r>
+        <w:rPr>
+          <w:iCs/>
+          <w:lang w:val="pl-PL"/>
+        </w:rPr>
+        <w:t>Gracz może przełączyć się na szczegółowe statystyki, np.:</w:t>
+      </w:r>
+    </w:p>
+    <w:p>
+      <w:pPr>
+        <w:ind w:left="1077"/>
+        <w:rPr>
+          <w:iCs/>
+          <w:lang w:val="pl-PL"/>
+        </w:rPr>
+      </w:pPr>
+      <w:r>
+        <w:rPr>
+          <w:iCs/>
+          <w:lang w:val="pl-PL"/>
+        </w:rPr>
+        <w:t>Statystyki pojedynczej gry: ilość rozegranych gier w określonym trybie (np. 8-ball, 9-ball), średnia liczba punktów na mecz, najlepszy wynik.</w:t>
+      </w:r>
+    </w:p>
+    <w:p>
+      <w:pPr>
+        <w:ind w:left="1077"/>
+        <w:rPr>
+          <w:iCs/>
+          <w:lang w:val="pl-PL"/>
+        </w:rPr>
+      </w:pPr>
+      <w:r>
+        <w:rPr>
+          <w:iCs/>
+          <w:lang w:val="pl-PL"/>
+        </w:rPr>
+        <w:t>Statystyki globalne: pozycja w rankingu globalnym, porównanie wyników z innymi graczami na podstawie wygranych meczów.</w:t>
+      </w:r>
+    </w:p>
+    <w:p>
+      <w:pPr>
+        <w:ind w:left="1077"/>
+        <w:rPr>
+          <w:iCs/>
+          <w:lang w:val="pl-PL"/>
+        </w:rPr>
+      </w:pPr>
+      <w:r>
+        <w:rPr>
+          <w:iCs/>
+          <w:lang w:val="pl-PL"/>
+        </w:rPr>
+        <w:t>Gracz może również zobaczyć historię swoich ostatnich gier i wyników, oraz zapisać je do swojej kolekcji.</w:t>
+      </w:r>
+    </w:p>
+    <w:p>
+      <w:pPr>
+        <w:ind w:left="1077"/>
+        <w:rPr>
+          <w:iCs/>
+          <w:lang w:val="pl-PL"/>
+        </w:rPr>
+      </w:pPr>
+    </w:p>
+    <w:p>
+      <w:pPr>
+        <w:ind w:left="1077"/>
+        <w:rPr>
+          <w:iCs/>
+          <w:lang w:val="pl-PL"/>
+        </w:rPr>
+      </w:pPr>
+      <w:r>
+        <w:rPr>
+          <w:iCs/>
+          <w:lang w:val="pl-PL"/>
+        </w:rPr>
+        <w:t>Scenariusz alternatywny (brak statystyk):</w:t>
+      </w:r>
+    </w:p>
+    <w:p>
+      <w:pPr>
+        <w:ind w:left="1077"/>
+        <w:rPr>
+          <w:iCs/>
+          <w:lang w:val="pl-PL"/>
+        </w:rPr>
+      </w:pPr>
+      <w:r>
+        <w:rPr>
+          <w:iCs/>
+          <w:lang w:val="pl-PL"/>
+        </w:rPr>
+        <w:t>Gracz nie ma jeszcze rozegranych gier.</w:t>
+      </w:r>
+    </w:p>
+    <w:p>
+      <w:pPr>
+        <w:ind w:left="1077"/>
+        <w:rPr>
+          <w:iCs/>
+          <w:lang w:val="pl-PL"/>
+        </w:rPr>
+      </w:pPr>
+      <w:r>
+        <w:rPr>
+          <w:iCs/>
+          <w:lang w:val="pl-PL"/>
+        </w:rPr>
+        <w:t>System wyświetla komunikat: „Nie masz jeszcze żadnych statystyk. Rozpocznij grę, aby zacząć śledzić wyniki.”</w:t>
+      </w:r>
+    </w:p>
+    <w:p>
+      <w:pPr>
+        <w:ind w:left="1077"/>
+        <w:rPr>
+          <w:iCs/>
+          <w:lang w:val="pl-PL"/>
+        </w:rPr>
+      </w:pPr>
+    </w:p>
+    <w:p>
+      <w:pPr>
+        <w:ind w:left="1077"/>
+        <w:rPr>
+          <w:iCs/>
+          <w:lang w:val="pl-PL"/>
+        </w:rPr>
+      </w:pPr>
+      <w:r>
+        <w:rPr>
+          <w:iCs/>
+          <w:lang w:val="pl-PL"/>
+        </w:rPr>
+        <w:t>Scenariusz alternatywny (problem z ładowaniem statystyk):</w:t>
+      </w:r>
+    </w:p>
+    <w:p>
+      <w:pPr>
+        <w:ind w:left="1077"/>
+        <w:rPr>
+          <w:iCs/>
+          <w:lang w:val="pl-PL"/>
+        </w:rPr>
+      </w:pPr>
+      <w:r>
+        <w:rPr>
+          <w:iCs/>
+          <w:lang w:val="pl-PL"/>
+        </w:rPr>
+        <w:t>Gracz próbuje wyświetlić swoje statystyki, ale występuje błąd w pobieraniu danych (np. brak połączenia z serwerem).</w:t>
+      </w:r>
+    </w:p>
+    <w:p>
+      <w:pPr>
+        <w:ind w:left="1077"/>
+        <w:rPr>
+          <w:iCs/>
+          <w:lang w:val="pl-PL"/>
+        </w:rPr>
+      </w:pPr>
+      <w:r>
+        <w:rPr>
+          <w:iCs/>
+          <w:lang w:val="pl-PL"/>
+        </w:rPr>
+        <w:t>System wyświetla komunikat: „Wystąpił problem z połączeniem. Spróbuj ponownie później.”</w:t>
+      </w:r>
+    </w:p>
+    <w:p>
+      <w:pPr>
+        <w:ind w:left="1077"/>
+        <w:rPr>
+          <w:iCs/>
+          <w:lang w:val="pl-PL"/>
+        </w:rPr>
+      </w:pPr>
+    </w:p>
+    <w:p>
+      <w:pPr>
+        <w:ind w:left="1077"/>
+        <w:rPr>
+          <w:iCs/>
+          <w:lang w:val="pl-PL"/>
+        </w:rPr>
+      </w:pPr>
+      <w:r>
+        <w:rPr>
+          <w:iCs/>
+          <w:lang w:val="pl-PL"/>
+        </w:rPr>
+        <w:t>Efekty:</w:t>
+      </w:r>
+    </w:p>
+    <w:p>
+      <w:pPr>
+        <w:ind w:left="1077"/>
+        <w:rPr>
+          <w:iCs/>
+          <w:lang w:val="pl-PL"/>
+        </w:rPr>
+      </w:pPr>
+      <w:r>
+        <w:rPr>
+          <w:iCs/>
+          <w:lang w:val="pl-PL"/>
+        </w:rPr>
+        <w:t>Gracz uzyskuje pełny wgląd w swoje statystyki i ranking, co może pomóc w analizie postępów i poprawie swoich umiejętności.</w:t>
+      </w:r>
+    </w:p>
+    <w:p>
+      <w:pPr>
+        <w:ind w:left="1077"/>
+        <w:rPr>
+          <w:iCs/>
+          <w:lang w:val="pl-PL"/>
+        </w:rPr>
+      </w:pPr>
+      <w:r>
+        <w:rPr>
+          <w:iCs/>
+          <w:lang w:val="pl-PL"/>
+        </w:rPr>
+        <w:t>Gracz ma możliwość porównania się z innymi w globalnym rankingu.</w:t>
+      </w:r>
+    </w:p>
+    <w:p>
+      <w:pPr>
+        <w:ind w:left="1077"/>
+        <w:rPr>
+          <w:iCs/>
+          <w:lang w:val="pl-PL"/>
+        </w:rPr>
+      </w:pPr>
+      <w:r>
+        <w:rPr>
+          <w:iCs/>
+          <w:lang w:val="pl-PL"/>
+        </w:rPr>
+        <w:lastRenderedPageBreak/>
+        <w:t>Wymagania niefunkcjonalne:</w:t>
+      </w:r>
+    </w:p>
+    <w:p>
+      <w:pPr>
+        <w:pStyle w:val="Akapitzlist"/>
+        <w:numPr>
+          <w:ilvl w:val="0"/>
+          <w:numId w:val="39"/>
+        </w:numPr>
+        <w:rPr>
+          <w:iCs/>
+          <w:lang w:val="pl-PL"/>
+        </w:rPr>
+      </w:pPr>
+      <w:r>
+        <w:rPr>
+          <w:iCs/>
+          <w:lang w:val="pl-PL"/>
+        </w:rPr>
+        <w:t>Wydajność</w:t>
+      </w:r>
+      <w:r>
+        <w:rPr>
+          <w:iCs/>
+          <w:lang w:val="pl-PL"/>
+        </w:rPr>
+        <w:t>: System powinien sprawnie pobierać dane z serwera i udostępniać je użytkownikowi</w:t>
+      </w:r>
+      <w:r>
+        <w:rPr>
+          <w:iCs/>
+          <w:lang w:val="pl-PL"/>
+        </w:rPr>
+        <w:t>.</w:t>
+      </w:r>
+    </w:p>
+    <w:p>
+      <w:pPr>
+        <w:ind w:left="1077"/>
+        <w:rPr>
+          <w:iCs/>
+          <w:lang w:val="pl-PL"/>
+        </w:rPr>
+      </w:pPr>
+      <w:r>
+        <w:rPr>
+          <w:iCs/>
+          <w:lang w:val="pl-PL"/>
+        </w:rPr>
+        <w:t>Częstotliwość: 5 (bardzo często)</w:t>
+      </w:r>
+    </w:p>
+    <w:p>
+      <w:pPr>
+        <w:ind w:left="1077"/>
+        <w:rPr>
+          <w:iCs/>
+          <w:lang w:val="pl-PL"/>
+        </w:rPr>
+      </w:pPr>
+      <w:r>
+        <w:rPr>
+          <w:iCs/>
+          <w:lang w:val="pl-PL"/>
+        </w:rPr>
+        <w:t>Istotność: 4 (wysoka)</w:t>
+      </w:r>
+    </w:p>
+    <w:p>
+      <w:pPr>
+        <w:rPr>
+          <w:iCs/>
+          <w:lang w:val="pl-PL"/>
+        </w:rPr>
+      </w:pPr>
+      <w:r>
+        <w:rPr>
+          <w:iCs/>
+          <w:lang w:val="pl-PL"/>
+        </w:rPr>
+        <w:br w:type="page"/>
+      </w:r>
+    </w:p>
+    <w:p>
+      <w:pPr>
+        <w:ind w:left="1077"/>
+        <w:rPr>
+          <w:iCs/>
+          <w:lang w:val="pl-PL"/>
+        </w:rPr>
+      </w:pPr>
+      <w:r>
+        <w:rPr>
+          <w:iCs/>
+          <w:lang w:val="pl-PL"/>
+        </w:rPr>
+        <w:lastRenderedPageBreak/>
+        <w:t xml:space="preserve">Numer (ID): </w:t>
+      </w:r>
+      <w:r>
+        <w:rPr>
+          <w:iCs/>
+          <w:lang w:val="pl-PL"/>
+        </w:rPr>
+        <w:t>I</w:t>
+      </w:r>
+      <w:r>
+        <w:rPr>
+          <w:iCs/>
+          <w:lang w:val="pl-PL"/>
+        </w:rPr>
+        <w:t>-04</w:t>
+      </w:r>
+    </w:p>
+    <w:p>
+      <w:pPr>
+        <w:ind w:left="1077"/>
+        <w:rPr>
+          <w:iCs/>
+          <w:lang w:val="pl-PL"/>
+        </w:rPr>
+      </w:pPr>
+      <w:r>
+        <w:rPr>
+          <w:iCs/>
+          <w:lang w:val="pl-PL"/>
+        </w:rPr>
+        <w:t>Nazwa: Wybór trybu gry</w:t>
+      </w:r>
+    </w:p>
+    <w:p>
+      <w:pPr>
+        <w:ind w:left="1077"/>
+        <w:rPr>
+          <w:iCs/>
+          <w:lang w:val="pl-PL"/>
+        </w:rPr>
+      </w:pPr>
+      <w:r>
+        <w:rPr>
+          <w:iCs/>
+          <w:lang w:val="pl-PL"/>
+        </w:rPr>
+        <w:t>Uzasadnienie biznesowe:</w:t>
+      </w:r>
+    </w:p>
+    <w:p>
+      <w:pPr>
+        <w:ind w:left="1077"/>
+        <w:rPr>
+          <w:iCs/>
+          <w:lang w:val="pl-PL"/>
+        </w:rPr>
+      </w:pPr>
+      <w:r>
+        <w:rPr>
+          <w:iCs/>
+          <w:lang w:val="pl-PL"/>
+        </w:rPr>
+        <w:t>Gracze mogą wybrać tryb gry, który odpowiada ich preferencjom. Ta funkcjonalność zapewnia możliwość zarówno zabawy w trybie offline, jak i online. Umożliwia także dostosowanie poziomu trudności oraz interakcji z innymi graczami.</w:t>
+      </w:r>
+    </w:p>
+    <w:p>
+      <w:pPr>
+        <w:ind w:left="1077"/>
+        <w:rPr>
+          <w:iCs/>
+          <w:lang w:val="pl-PL"/>
+        </w:rPr>
+      </w:pPr>
+      <w:r>
+        <w:rPr>
+          <w:iCs/>
+          <w:lang w:val="pl-PL"/>
+        </w:rPr>
+        <w:t>Użytkownicy:</w:t>
+      </w:r>
+    </w:p>
+    <w:p>
+      <w:pPr>
+        <w:pStyle w:val="Akapitzlist"/>
+        <w:numPr>
+          <w:ilvl w:val="0"/>
+          <w:numId w:val="39"/>
+        </w:numPr>
+        <w:rPr>
+          <w:iCs/>
+          <w:lang w:val="pl-PL"/>
+        </w:rPr>
+      </w:pPr>
+      <w:r>
+        <w:rPr>
+          <w:iCs/>
+          <w:lang w:val="pl-PL"/>
+        </w:rPr>
+        <w:t>Gracze (osoby, które chcą wybrać tryb gry)</w:t>
+      </w:r>
+    </w:p>
+    <w:p>
+      <w:pPr>
+        <w:ind w:left="1077"/>
+        <w:rPr>
+          <w:iCs/>
+          <w:lang w:val="pl-PL"/>
+        </w:rPr>
+      </w:pPr>
+      <w:r>
+        <w:rPr>
+          <w:iCs/>
+          <w:lang w:val="pl-PL"/>
+        </w:rPr>
+        <w:t>Scenariusze:</w:t>
+      </w:r>
+    </w:p>
+    <w:p>
+      <w:pPr>
+        <w:ind w:left="1077"/>
+        <w:rPr>
+          <w:iCs/>
+          <w:lang w:val="pl-PL"/>
+        </w:rPr>
+      </w:pPr>
+      <w:r>
+        <w:rPr>
+          <w:iCs/>
+          <w:lang w:val="pl-PL"/>
+        </w:rPr>
+        <w:t>Warunki początkowe: gracz musi posiadać konto i być zalogowanym</w:t>
+      </w:r>
+    </w:p>
+    <w:p>
+      <w:pPr>
+        <w:ind w:left="1077"/>
+        <w:rPr>
+          <w:iCs/>
+          <w:lang w:val="pl-PL"/>
+        </w:rPr>
+      </w:pPr>
+    </w:p>
+    <w:p>
+      <w:pPr>
+        <w:ind w:left="1077"/>
+        <w:rPr>
+          <w:iCs/>
+          <w:lang w:val="pl-PL"/>
+        </w:rPr>
+      </w:pPr>
+      <w:r>
+        <w:rPr>
+          <w:iCs/>
+          <w:lang w:val="pl-PL"/>
+        </w:rPr>
+        <w:t>Scenariusz główny:</w:t>
+      </w:r>
+    </w:p>
+    <w:p>
+      <w:pPr>
+        <w:ind w:left="1077"/>
+        <w:rPr>
+          <w:iCs/>
+          <w:lang w:val="pl-PL"/>
+        </w:rPr>
+      </w:pPr>
+      <w:r>
+        <w:rPr>
+          <w:iCs/>
+          <w:lang w:val="pl-PL"/>
+        </w:rPr>
+        <w:t>Gracz uruchamia aplikację i trafia na ekran wyboru trybu gry.</w:t>
+      </w:r>
+    </w:p>
+    <w:p>
+      <w:pPr>
+        <w:ind w:left="1077"/>
+        <w:rPr>
+          <w:iCs/>
+          <w:lang w:val="pl-PL"/>
+        </w:rPr>
+      </w:pPr>
+      <w:r>
+        <w:rPr>
+          <w:iCs/>
+          <w:lang w:val="pl-PL"/>
+        </w:rPr>
+        <w:t xml:space="preserve">Gracz wybiera jedną z </w:t>
+      </w:r>
+      <w:r>
+        <w:rPr>
+          <w:iCs/>
+          <w:lang w:val="pl-PL"/>
+        </w:rPr>
+        <w:t>czterech</w:t>
+      </w:r>
+      <w:r>
+        <w:rPr>
+          <w:iCs/>
+          <w:lang w:val="pl-PL"/>
+        </w:rPr>
+        <w:t xml:space="preserve"> opcji:</w:t>
+      </w:r>
+    </w:p>
+    <w:p>
+      <w:pPr>
+        <w:pStyle w:val="Akapitzlist"/>
+        <w:numPr>
+          <w:ilvl w:val="0"/>
+          <w:numId w:val="37"/>
+        </w:numPr>
+        <w:rPr>
+          <w:iCs/>
+          <w:lang w:val="pl-PL"/>
+        </w:rPr>
+      </w:pPr>
+      <w:r>
+        <w:rPr>
+          <w:iCs/>
+          <w:lang w:val="pl-PL"/>
+        </w:rPr>
+        <w:t>Matchmaking: Gra przez Internet, system dobiera gracza.</w:t>
+      </w:r>
+    </w:p>
+    <w:p>
+      <w:pPr>
+        <w:pStyle w:val="Akapitzlist"/>
+        <w:numPr>
+          <w:ilvl w:val="0"/>
+          <w:numId w:val="37"/>
+        </w:numPr>
+        <w:rPr>
+          <w:iCs/>
+          <w:lang w:val="pl-PL"/>
+        </w:rPr>
+      </w:pPr>
+      <w:r>
+        <w:rPr>
+          <w:iCs/>
+          <w:lang w:val="pl-PL"/>
+        </w:rPr>
+        <w:t>Lokalna gra: Gra dwuosobowa na jednym urządzeniu.</w:t>
+      </w:r>
+    </w:p>
+    <w:p>
+      <w:pPr>
+        <w:pStyle w:val="Akapitzlist"/>
+        <w:numPr>
+          <w:ilvl w:val="0"/>
+          <w:numId w:val="37"/>
+        </w:numPr>
+        <w:rPr>
+          <w:iCs/>
+          <w:lang w:val="pl-PL"/>
+        </w:rPr>
+      </w:pPr>
+      <w:r>
+        <w:rPr>
+          <w:iCs/>
+          <w:lang w:val="pl-PL"/>
+        </w:rPr>
+        <w:t xml:space="preserve">Stół prywatny online: Tworzenie pokoju gry, do którego mogą dołączyć </w:t>
+      </w:r>
+      <w:r>
+        <w:rPr>
+          <w:iCs/>
+          <w:lang w:val="pl-PL"/>
+        </w:rPr>
+        <w:t xml:space="preserve">gracze </w:t>
+      </w:r>
+      <w:r>
+        <w:rPr>
+          <w:iCs/>
+          <w:lang w:val="pl-PL"/>
+        </w:rPr>
+        <w:t>poprzez listę pokoi</w:t>
+      </w:r>
+      <w:r>
+        <w:rPr>
+          <w:iCs/>
+          <w:lang w:val="pl-PL"/>
+        </w:rPr>
+        <w:t>.</w:t>
+      </w:r>
+    </w:p>
+    <w:p>
+      <w:pPr>
+        <w:pStyle w:val="Akapitzlist"/>
+        <w:numPr>
+          <w:ilvl w:val="0"/>
+          <w:numId w:val="37"/>
+        </w:numPr>
+        <w:rPr>
+          <w:iCs/>
+          <w:lang w:val="pl-PL"/>
+        </w:rPr>
+      </w:pPr>
+      <w:r>
+        <w:rPr>
+          <w:iCs/>
+          <w:lang w:val="pl-PL"/>
+        </w:rPr>
+        <w:t>Tryb t</w:t>
+      </w:r>
+      <w:r>
+        <w:rPr>
+          <w:iCs/>
+          <w:lang w:val="pl-PL"/>
+        </w:rPr>
+        <w:t>rening</w:t>
+      </w:r>
+      <w:r>
+        <w:rPr>
+          <w:iCs/>
+          <w:lang w:val="pl-PL"/>
+        </w:rPr>
+        <w:t>owy</w:t>
+      </w:r>
+    </w:p>
+    <w:p>
+      <w:pPr>
+        <w:ind w:left="1077"/>
+        <w:rPr>
+          <w:iCs/>
+          <w:lang w:val="pl-PL"/>
+        </w:rPr>
+      </w:pPr>
+      <w:r>
+        <w:rPr>
+          <w:iCs/>
+          <w:lang w:val="pl-PL"/>
+        </w:rPr>
+        <w:t>Po dokonaniu wyboru, system przenosi gracza do odpowiedniego ekranu (np. matchmaking, tworzenie pokoju, ekran konfiguracji lokalnej gry).</w:t>
+      </w:r>
+    </w:p>
+    <w:p>
+      <w:pPr>
+        <w:ind w:left="1077"/>
+        <w:rPr>
+          <w:iCs/>
+          <w:lang w:val="pl-PL"/>
+        </w:rPr>
+      </w:pPr>
+    </w:p>
+    <w:p>
+      <w:pPr>
+        <w:ind w:left="1077"/>
+        <w:rPr>
+          <w:iCs/>
+          <w:lang w:val="pl-PL"/>
+        </w:rPr>
+      </w:pPr>
+      <w:r>
+        <w:rPr>
+          <w:iCs/>
+          <w:lang w:val="pl-PL"/>
+        </w:rPr>
+        <w:t>Efekty:</w:t>
+      </w:r>
+    </w:p>
+    <w:p>
+      <w:pPr>
+        <w:ind w:left="1077"/>
+        <w:rPr>
+          <w:iCs/>
+          <w:lang w:val="pl-PL"/>
+        </w:rPr>
+      </w:pPr>
+      <w:r>
+        <w:rPr>
+          <w:iCs/>
+          <w:lang w:val="pl-PL"/>
+        </w:rPr>
+        <w:t>Gracz zostaje przeniesiony do odpowiedniego trybu gry (matchmaking, lokalny, stół prywatny</w:t>
+      </w:r>
+      <w:r>
+        <w:rPr>
+          <w:iCs/>
+          <w:lang w:val="pl-PL"/>
+        </w:rPr>
+        <w:t xml:space="preserve"> lub tryb treningowy</w:t>
+      </w:r>
+      <w:r>
+        <w:rPr>
+          <w:iCs/>
+          <w:lang w:val="pl-PL"/>
+        </w:rPr>
+        <w:t>).</w:t>
+      </w:r>
+    </w:p>
+    <w:p>
+      <w:pPr>
+        <w:ind w:left="1077"/>
+        <w:rPr>
+          <w:iCs/>
+          <w:lang w:val="pl-PL"/>
+        </w:rPr>
+      </w:pPr>
+      <w:r>
+        <w:rPr>
+          <w:iCs/>
+          <w:lang w:val="pl-PL"/>
+        </w:rPr>
+        <w:t>Wymagania niefunkcjonalne:</w:t>
+      </w:r>
+    </w:p>
+    <w:p>
+      <w:pPr>
+        <w:pStyle w:val="Akapitzlist"/>
+        <w:numPr>
+          <w:ilvl w:val="0"/>
+          <w:numId w:val="38"/>
+        </w:numPr>
+        <w:rPr>
+          <w:iCs/>
+          <w:lang w:val="pl-PL"/>
+        </w:rPr>
+      </w:pPr>
+      <w:r>
+        <w:rPr>
+          <w:iCs/>
+          <w:lang w:val="pl-PL"/>
+        </w:rPr>
+        <w:t>Dostępność: Funkcja wyboru trybu gry powinna być dostępna na wszystkich platformach.</w:t>
+      </w:r>
+    </w:p>
+    <w:p>
+      <w:pPr>
+        <w:pStyle w:val="Akapitzlist"/>
+        <w:numPr>
+          <w:ilvl w:val="0"/>
+          <w:numId w:val="38"/>
+        </w:numPr>
+        <w:rPr>
+          <w:iCs/>
+          <w:lang w:val="pl-PL"/>
+        </w:rPr>
+      </w:pPr>
+      <w:r>
+        <w:rPr>
+          <w:iCs/>
+          <w:lang w:val="pl-PL"/>
+        </w:rPr>
+        <w:t>Użyteczność: Ekran wyboru trybu gry powinien być intuicyjny i łatwy do zrozumienia, z wyraźnymi ikonami i opisami.</w:t>
+      </w:r>
+    </w:p>
+    <w:p>
+      <w:pPr>
+        <w:ind w:left="1077"/>
+        <w:rPr>
+          <w:iCs/>
+          <w:lang w:val="pl-PL"/>
+        </w:rPr>
+      </w:pPr>
+      <w:r>
+        <w:rPr>
+          <w:iCs/>
+          <w:lang w:val="pl-PL"/>
+        </w:rPr>
+        <w:t>Częstotliwość: 5 (bardzo często)</w:t>
+      </w:r>
+    </w:p>
+    <w:p>
+      <w:pPr>
+        <w:ind w:left="1077"/>
+        <w:rPr>
+          <w:iCs/>
+          <w:lang w:val="pl-PL"/>
+        </w:rPr>
+      </w:pPr>
+      <w:r>
+        <w:rPr>
+          <w:iCs/>
+          <w:lang w:val="pl-PL"/>
+        </w:rPr>
+        <w:t>Istotność: 5 (krytyczna)</w:t>
+      </w:r>
+    </w:p>
+    <w:p>
+      <w:pPr>
+        <w:rPr>
+          <w:iCs/>
+          <w:lang w:val="pl-PL"/>
+        </w:rPr>
+      </w:pPr>
+      <w:r>
+        <w:rPr>
+          <w:iCs/>
+          <w:lang w:val="pl-PL"/>
+        </w:rPr>
+        <w:br w:type="page"/>
+      </w:r>
+    </w:p>
+    <w:p>
+      <w:pPr>
+        <w:ind w:left="1077"/>
+        <w:rPr>
+          <w:iCs/>
+          <w:lang w:val="pl-PL"/>
+        </w:rPr>
+      </w:pPr>
+      <w:r>
+        <w:rPr>
+          <w:iCs/>
+          <w:lang w:val="pl-PL"/>
+        </w:rPr>
+        <w:lastRenderedPageBreak/>
+        <w:t xml:space="preserve">Numer (ID): </w:t>
+      </w:r>
+      <w:r>
+        <w:rPr>
+          <w:iCs/>
+          <w:lang w:val="pl-PL"/>
+        </w:rPr>
+        <w:t>I</w:t>
+      </w:r>
+      <w:r>
+        <w:rPr>
+          <w:iCs/>
+          <w:lang w:val="pl-PL"/>
+        </w:rPr>
+        <w:t>-05</w:t>
+      </w:r>
+    </w:p>
+    <w:p>
+      <w:pPr>
+        <w:ind w:left="1077"/>
+        <w:rPr>
+          <w:iCs/>
+          <w:lang w:val="pl-PL"/>
+        </w:rPr>
+      </w:pPr>
+      <w:r>
+        <w:rPr>
+          <w:iCs/>
+          <w:lang w:val="pl-PL"/>
+        </w:rPr>
+        <w:t xml:space="preserve">Nazwa: Matchmaking </w:t>
+      </w:r>
+      <w:r>
+        <w:rPr>
+          <w:iCs/>
+          <w:lang w:val="pl-PL"/>
+        </w:rPr>
+        <w:t>-</w:t>
+      </w:r>
+      <w:r>
+        <w:rPr>
+          <w:iCs/>
+          <w:lang w:val="pl-PL"/>
+        </w:rPr>
+        <w:t xml:space="preserve"> znajdowanie i dołączanie do gry online</w:t>
+      </w:r>
+    </w:p>
+    <w:p>
+      <w:pPr>
+        <w:ind w:left="1077"/>
+        <w:rPr>
+          <w:iCs/>
+          <w:lang w:val="pl-PL"/>
+        </w:rPr>
+      </w:pPr>
+      <w:r>
+        <w:rPr>
+          <w:iCs/>
+          <w:lang w:val="pl-PL"/>
+        </w:rPr>
+        <w:t>Uzasadnienie biznesowe:</w:t>
+      </w:r>
+    </w:p>
+    <w:p>
+      <w:pPr>
+        <w:ind w:left="1077"/>
+        <w:rPr>
+          <w:iCs/>
+          <w:lang w:val="pl-PL"/>
+        </w:rPr>
+      </w:pPr>
+      <w:r>
+        <w:rPr>
+          <w:iCs/>
+          <w:lang w:val="pl-PL"/>
+        </w:rPr>
+        <w:t>Matchmaking pozwala graczom na rywalizację z innymi graczami, co zwiększa zaangażowanie w grze oraz umożliwia graczom rywalizację na różnych poziomach trudności. System dobierania graczy pozwala na stworzenie rozgrywek na żywo, co zwiększa dynamikę i zabawę.</w:t>
+      </w:r>
+    </w:p>
+    <w:p>
+      <w:pPr>
+        <w:ind w:left="1077"/>
+        <w:rPr>
+          <w:iCs/>
+          <w:lang w:val="pl-PL"/>
+        </w:rPr>
+      </w:pPr>
+      <w:r>
+        <w:rPr>
+          <w:iCs/>
+          <w:lang w:val="pl-PL"/>
+        </w:rPr>
+        <w:t>Użytkownicy:</w:t>
+      </w:r>
+    </w:p>
+    <w:p>
+      <w:pPr>
+        <w:pStyle w:val="Akapitzlist"/>
+        <w:numPr>
+          <w:ilvl w:val="0"/>
+          <w:numId w:val="45"/>
+        </w:numPr>
+        <w:rPr>
+          <w:iCs/>
+          <w:lang w:val="pl-PL"/>
+        </w:rPr>
+      </w:pPr>
+      <w:r>
+        <w:rPr>
+          <w:iCs/>
+          <w:lang w:val="pl-PL"/>
+        </w:rPr>
+        <w:t>Gracz (osoba, która chce dołączyć do gry online)</w:t>
+      </w:r>
+    </w:p>
+    <w:p>
+      <w:pPr>
+        <w:ind w:left="1077"/>
+        <w:rPr>
+          <w:iCs/>
+          <w:lang w:val="pl-PL"/>
+        </w:rPr>
+      </w:pPr>
+      <w:r>
+        <w:rPr>
+          <w:iCs/>
+          <w:lang w:val="pl-PL"/>
+        </w:rPr>
+        <w:t>Scenariusze:</w:t>
+      </w:r>
+    </w:p>
+    <w:p>
+      <w:pPr>
+        <w:ind w:left="1077"/>
+        <w:rPr>
+          <w:iCs/>
+          <w:lang w:val="pl-PL"/>
+        </w:rPr>
+      </w:pPr>
+      <w:r>
+        <w:rPr>
+          <w:iCs/>
+          <w:lang w:val="pl-PL"/>
+        </w:rPr>
+        <w:t>Warunki początkowe: gracz musi posiadać konto i być zalogowanym</w:t>
+      </w:r>
+    </w:p>
+    <w:p>
+      <w:pPr>
+        <w:ind w:left="1077"/>
+        <w:rPr>
+          <w:iCs/>
+          <w:lang w:val="pl-PL"/>
+        </w:rPr>
+      </w:pPr>
+    </w:p>
+    <w:p>
+      <w:pPr>
+        <w:ind w:left="1077"/>
+        <w:rPr>
+          <w:iCs/>
+          <w:lang w:val="pl-PL"/>
+        </w:rPr>
+      </w:pPr>
+      <w:r>
+        <w:rPr>
+          <w:iCs/>
+          <w:lang w:val="pl-PL"/>
+        </w:rPr>
+        <w:t>Scenariusz główny:</w:t>
+      </w:r>
+    </w:p>
+    <w:p>
+      <w:pPr>
+        <w:ind w:left="1077"/>
+        <w:rPr>
+          <w:iCs/>
+          <w:lang w:val="pl-PL"/>
+        </w:rPr>
+      </w:pPr>
+      <w:r>
+        <w:rPr>
+          <w:iCs/>
+          <w:lang w:val="pl-PL"/>
+        </w:rPr>
+        <w:t>Gracz wybiera tryb Matchmaking w sekcji wyboru trybu gry.</w:t>
+      </w:r>
+    </w:p>
+    <w:p>
+      <w:pPr>
+        <w:ind w:left="1077"/>
+        <w:rPr>
+          <w:iCs/>
+          <w:lang w:val="pl-PL"/>
+        </w:rPr>
+      </w:pPr>
+      <w:r>
+        <w:rPr>
+          <w:iCs/>
+          <w:lang w:val="pl-PL"/>
+        </w:rPr>
+        <w:t>Gracz wybiera preferencje dotyczące gry (np. 8-ball, 9-ball</w:t>
+      </w:r>
+      <w:r>
+        <w:rPr>
+          <w:iCs/>
+          <w:lang w:val="pl-PL"/>
+        </w:rPr>
+        <w:t xml:space="preserve"> lub snooker</w:t>
+      </w:r>
+      <w:r>
+        <w:rPr>
+          <w:iCs/>
+          <w:lang w:val="pl-PL"/>
+        </w:rPr>
+        <w:t>)</w:t>
+      </w:r>
+      <w:r>
+        <w:rPr>
+          <w:iCs/>
+          <w:lang w:val="pl-PL"/>
+        </w:rPr>
+        <w:t>.</w:t>
+      </w:r>
+    </w:p>
+    <w:p>
+      <w:pPr>
+        <w:ind w:left="1077"/>
+        <w:rPr>
+          <w:iCs/>
+          <w:lang w:val="pl-PL"/>
+        </w:rPr>
+      </w:pPr>
+      <w:r>
+        <w:rPr>
+          <w:iCs/>
+          <w:lang w:val="pl-PL"/>
+        </w:rPr>
+        <w:t>System wyszukuje innych graczy, którzy są dostępni do gry w tym samym czasie</w:t>
+      </w:r>
+      <w:r>
+        <w:rPr>
+          <w:iCs/>
+          <w:lang w:val="pl-PL"/>
+        </w:rPr>
+        <w:t>, wyświetla ich średnią liczbę na ekranie</w:t>
+      </w:r>
+      <w:r>
+        <w:rPr>
+          <w:iCs/>
+          <w:lang w:val="pl-PL"/>
+        </w:rPr>
+        <w:t>.</w:t>
+      </w:r>
+    </w:p>
+    <w:p>
+      <w:pPr>
+        <w:ind w:left="1077"/>
+        <w:rPr>
+          <w:iCs/>
+          <w:lang w:val="pl-PL"/>
+        </w:rPr>
+      </w:pPr>
+      <w:r>
+        <w:rPr>
+          <w:iCs/>
+          <w:lang w:val="pl-PL"/>
+        </w:rPr>
+        <w:t>Po znalezieniu przeciwnika, system tworzy dedykowany serwer gry i łączy graczy.</w:t>
+      </w:r>
+    </w:p>
+    <w:p>
+      <w:pPr>
+        <w:ind w:left="1077"/>
+        <w:rPr>
+          <w:iCs/>
+          <w:lang w:val="pl-PL"/>
+        </w:rPr>
+      </w:pPr>
+      <w:r>
+        <w:rPr>
+          <w:iCs/>
+          <w:lang w:val="pl-PL"/>
+        </w:rPr>
+        <w:t>Gra rozpoczyna się, a gracze zostają przeniesieni na stół bilardowy.</w:t>
+      </w:r>
+    </w:p>
+    <w:p>
+      <w:pPr>
+        <w:ind w:left="1077"/>
+        <w:rPr>
+          <w:iCs/>
+          <w:lang w:val="pl-PL"/>
+        </w:rPr>
+      </w:pPr>
+    </w:p>
+    <w:p>
+      <w:pPr>
+        <w:ind w:left="1077"/>
+        <w:rPr>
+          <w:iCs/>
+          <w:lang w:val="pl-PL"/>
+        </w:rPr>
+      </w:pPr>
+      <w:r>
+        <w:rPr>
+          <w:iCs/>
+          <w:lang w:val="pl-PL"/>
+        </w:rPr>
+        <w:t>Scenariusz alternatywny (brak dostępnych graczy):</w:t>
+      </w:r>
+    </w:p>
+    <w:p>
+      <w:pPr>
+        <w:ind w:left="1077"/>
+        <w:rPr>
+          <w:iCs/>
+          <w:lang w:val="pl-PL"/>
+        </w:rPr>
+      </w:pPr>
+      <w:r>
+        <w:rPr>
+          <w:iCs/>
+          <w:lang w:val="pl-PL"/>
+        </w:rPr>
+        <w:t>Gracz wybiera Matchmaking, ale nie ma dostępnych przeciwników.</w:t>
+      </w:r>
+    </w:p>
+    <w:p>
+      <w:pPr>
+        <w:ind w:left="1077"/>
+        <w:rPr>
+          <w:iCs/>
+          <w:lang w:val="pl-PL"/>
+        </w:rPr>
+      </w:pPr>
+      <w:r>
+        <w:rPr>
+          <w:iCs/>
+          <w:lang w:val="pl-PL"/>
+        </w:rPr>
+        <w:t>System wyświetla komunikat: „Nie znaleziono przeciwników. Spróbuj ponownie za chwilę.”</w:t>
+      </w:r>
+    </w:p>
+    <w:p>
+      <w:pPr>
+        <w:ind w:left="1077"/>
+        <w:rPr>
+          <w:iCs/>
+          <w:lang w:val="pl-PL"/>
+        </w:rPr>
+      </w:pPr>
+    </w:p>
+    <w:p>
+      <w:pPr>
+        <w:ind w:left="1077"/>
+        <w:rPr>
+          <w:iCs/>
+          <w:lang w:val="pl-PL"/>
+        </w:rPr>
+      </w:pPr>
+      <w:r>
+        <w:rPr>
+          <w:iCs/>
+          <w:lang w:val="pl-PL"/>
+        </w:rPr>
+        <w:t>Scenariusz alternatywny (błąd połączenia):</w:t>
+      </w:r>
+    </w:p>
+    <w:p>
+      <w:pPr>
+        <w:ind w:left="1077"/>
+        <w:rPr>
+          <w:iCs/>
+          <w:lang w:val="pl-PL"/>
+        </w:rPr>
+      </w:pPr>
+      <w:r>
+        <w:rPr>
+          <w:iCs/>
+          <w:lang w:val="pl-PL"/>
+        </w:rPr>
+        <w:t>Podczas łączenia graczy do serwera występuje błąd (np. zbyt duże opóźnienie, awaria serwera).</w:t>
+      </w:r>
+    </w:p>
+    <w:p>
+      <w:pPr>
+        <w:ind w:left="1077"/>
+        <w:rPr>
+          <w:iCs/>
+          <w:lang w:val="pl-PL"/>
+        </w:rPr>
+      </w:pPr>
+      <w:r>
+        <w:rPr>
+          <w:iCs/>
+          <w:lang w:val="pl-PL"/>
+        </w:rPr>
+        <w:t>Gracz otrzymuje komunikat: „Wystąpił błąd połączenia. Spróbuj ponownie.”</w:t>
+      </w:r>
+    </w:p>
+    <w:p>
+      <w:pPr>
+        <w:ind w:left="1077"/>
+        <w:rPr>
+          <w:iCs/>
+          <w:lang w:val="pl-PL"/>
+        </w:rPr>
+      </w:pPr>
+    </w:p>
+    <w:p>
+      <w:pPr>
+        <w:ind w:left="1077"/>
+        <w:rPr>
+          <w:iCs/>
+          <w:lang w:val="pl-PL"/>
+        </w:rPr>
+      </w:pPr>
+      <w:r>
+        <w:rPr>
+          <w:iCs/>
+          <w:lang w:val="pl-PL"/>
+        </w:rPr>
+        <w:t>Efekty:</w:t>
+      </w:r>
+    </w:p>
+    <w:p>
+      <w:pPr>
+        <w:ind w:left="1077"/>
+        <w:rPr>
+          <w:iCs/>
+          <w:lang w:val="pl-PL"/>
+        </w:rPr>
+      </w:pPr>
+      <w:r>
+        <w:rPr>
+          <w:iCs/>
+          <w:lang w:val="pl-PL"/>
+        </w:rPr>
+        <w:t>Gracze zostają połączeni na wspólnym serwerze i rozpoczynają grę.</w:t>
+      </w:r>
+    </w:p>
+    <w:p>
+      <w:pPr>
+        <w:ind w:left="1077"/>
+        <w:rPr>
+          <w:iCs/>
+          <w:lang w:val="pl-PL"/>
+        </w:rPr>
+      </w:pPr>
+      <w:r>
+        <w:rPr>
+          <w:iCs/>
+          <w:lang w:val="pl-PL"/>
+        </w:rPr>
+        <w:t>W przypadku braku przeciwnika, system informuje gracza o konieczności oczekiwania</w:t>
+      </w:r>
+      <w:r>
+        <w:rPr>
+          <w:iCs/>
+          <w:lang w:val="pl-PL"/>
+        </w:rPr>
+        <w:t>, bądź informuje go o błędzie systemu w przypadku awarii</w:t>
+      </w:r>
+      <w:r>
+        <w:rPr>
+          <w:iCs/>
+          <w:lang w:val="pl-PL"/>
+        </w:rPr>
+        <w:t>.</w:t>
+      </w:r>
+    </w:p>
+    <w:p>
+      <w:pPr>
+        <w:ind w:left="1077"/>
+        <w:rPr>
+          <w:iCs/>
+          <w:lang w:val="pl-PL"/>
+        </w:rPr>
+      </w:pPr>
+      <w:r>
+        <w:rPr>
+          <w:iCs/>
+          <w:lang w:val="pl-PL"/>
+        </w:rPr>
+        <w:t>Wymagania niefunkcjonalne:</w:t>
+      </w:r>
+    </w:p>
+    <w:p>
+      <w:pPr>
+        <w:pStyle w:val="Akapitzlist"/>
+        <w:numPr>
+          <w:ilvl w:val="0"/>
+          <w:numId w:val="41"/>
+        </w:numPr>
+        <w:rPr>
+          <w:iCs/>
+          <w:lang w:val="pl-PL"/>
+        </w:rPr>
+      </w:pPr>
+      <w:r>
+        <w:rPr>
+          <w:iCs/>
+          <w:lang w:val="pl-PL"/>
+        </w:rPr>
+        <w:t xml:space="preserve">Wydajność: Czas oczekiwania na połączenie graczy nie powinien przekraczać </w:t>
+      </w:r>
+      <w:r>
+        <w:rPr>
+          <w:iCs/>
+          <w:lang w:val="pl-PL"/>
+        </w:rPr>
+        <w:t>minuty</w:t>
+      </w:r>
+      <w:r>
+        <w:rPr>
+          <w:iCs/>
+          <w:lang w:val="pl-PL"/>
+        </w:rPr>
+        <w:t>.</w:t>
+      </w:r>
+    </w:p>
+    <w:p>
+      <w:pPr>
+        <w:pStyle w:val="Akapitzlist"/>
+        <w:numPr>
+          <w:ilvl w:val="0"/>
+          <w:numId w:val="40"/>
+        </w:numPr>
+        <w:rPr>
+          <w:iCs/>
+          <w:lang w:val="pl-PL"/>
+        </w:rPr>
+      </w:pPr>
+      <w:r>
+        <w:rPr>
+          <w:iCs/>
+          <w:lang w:val="pl-PL"/>
+        </w:rPr>
+        <w:t>Bezpieczeństwo: Połączenie między graczami musi być szyfrowane, a dane użytkowników chronione przed dostępem nieautoryzowanym.</w:t>
+      </w:r>
+    </w:p>
+    <w:p>
+      <w:pPr>
+        <w:pStyle w:val="Akapitzlist"/>
+        <w:numPr>
+          <w:ilvl w:val="0"/>
+          <w:numId w:val="40"/>
+        </w:numPr>
+        <w:rPr>
+          <w:iCs/>
+          <w:lang w:val="pl-PL"/>
+        </w:rPr>
+      </w:pPr>
+      <w:r>
+        <w:rPr>
+          <w:iCs/>
+          <w:lang w:val="pl-PL"/>
+        </w:rPr>
+        <w:t>Dostępność: System matchmakingu musi działać 24/7, zapewniając dostępność gier w dowolnym czasie.</w:t>
+      </w:r>
+    </w:p>
+    <w:p>
+      <w:pPr>
+        <w:ind w:left="1077"/>
+        <w:rPr>
+          <w:iCs/>
+          <w:lang w:val="pl-PL"/>
+        </w:rPr>
+      </w:pPr>
+      <w:r>
+        <w:rPr>
+          <w:iCs/>
+          <w:lang w:val="pl-PL"/>
+        </w:rPr>
+        <w:t>Częstotliwość: 5 (bardzo często)</w:t>
+      </w:r>
+    </w:p>
+    <w:p>
+      <w:pPr>
+        <w:ind w:left="1077"/>
+        <w:rPr>
+          <w:iCs/>
+          <w:lang w:val="pl-PL"/>
+        </w:rPr>
+      </w:pPr>
+      <w:r>
+        <w:rPr>
+          <w:iCs/>
+          <w:lang w:val="pl-PL"/>
+        </w:rPr>
+        <w:t>Istotność: 5 (krytyczna)</w:t>
+      </w:r>
+    </w:p>
+    <w:p>
+      <w:pPr>
+        <w:rPr>
+          <w:iCs/>
+          <w:lang w:val="pl-PL"/>
+        </w:rPr>
+      </w:pPr>
     </w:p>
     <w:p>
       <w:pPr>
@@ -5497,6 +9739,7 @@
         <w:rPr>
           <w:lang w:val="pl-PL"/>
         </w:rPr>
+        <w:lastRenderedPageBreak/>
         <w:t>Wymagania niefunkcjonalne</w:t>
       </w:r>
       <w:bookmarkEnd w:id="12"/>
@@ -5595,14 +9838,760 @@
         <w:rPr>
           <w:lang w:val="pl-PL"/>
         </w:rPr>
+        <w:t>Inne cechy</w:t>
+      </w:r>
+      <w:r>
+        <w:rPr>
+          <w:lang w:val="pl-PL"/>
+        </w:rPr>
+        <w:t xml:space="preserve"> jakości – najlepiej ilościowo, żeby można było zweryfikować (zmierzyć) – adaptowalność, dostępność, poprawność, elastyczność, łatwość konserwacji, przenośność, awaryjność, testowalność, użyteczność</w:t>
+      </w:r>
+    </w:p>
+    <w:p>
+      <w:pPr>
+        <w:rPr>
+          <w:lang w:val="pl-PL"/>
+        </w:rPr>
+      </w:pPr>
+    </w:p>
+    <w:p>
+      <w:pPr>
+        <w:rPr>
+          <w:lang w:val="pl-PL"/>
+        </w:rPr>
+      </w:pPr>
+      <w:r>
+        <w:rPr>
+          <w:lang w:val="pl-PL"/>
+        </w:rPr>
+        <w:t>1. Wydajność</w:t>
+      </w:r>
+      <w:r>
+        <w:rPr>
+          <w:lang w:val="pl-PL"/>
+        </w:rPr>
+        <w:t xml:space="preserve"> - w</w:t>
+      </w:r>
+      <w:r>
+        <w:rPr>
+          <w:lang w:val="pl-PL"/>
+        </w:rPr>
+        <w:t>ydajność systemu ma kluczowe znaczenie, aby zapewnić płynność rozgrywki oraz odpowiedni czas reakcji na akcje graczy. W przypadku gry Bilard 3D, istotne jest, aby system spełniał poniższe wymagania:</w:t>
+      </w:r>
+    </w:p>
+    <w:p>
+      <w:pPr>
+        <w:rPr>
+          <w:lang w:val="pl-PL"/>
+        </w:rPr>
+      </w:pPr>
+    </w:p>
+    <w:p>
+      <w:pPr>
+        <w:pStyle w:val="Akapitzlist"/>
+        <w:numPr>
+          <w:ilvl w:val="0"/>
+          <w:numId w:val="42"/>
+        </w:numPr>
+        <w:rPr>
+          <w:lang w:val="pl-PL"/>
+        </w:rPr>
+      </w:pPr>
+      <w:r>
+        <w:rPr>
+          <w:lang w:val="pl-PL"/>
+        </w:rPr>
+        <w:t>Czas odpowiedzi na akcje gracza: Czas od momentu wykonania akcji (np. strzał w bilardzie) do jej efektu na ekranie</w:t>
+      </w:r>
+      <w:r>
+        <w:rPr>
+          <w:lang w:val="pl-PL"/>
+        </w:rPr>
+        <w:t xml:space="preserve"> powinien być szybki, </w:t>
+      </w:r>
+      <w:r>
+        <w:rPr>
+          <w:lang w:val="pl-PL"/>
+        </w:rPr>
+        <w:t>aby zapewnić płynność rozgrywki.</w:t>
+      </w:r>
+    </w:p>
+    <w:p>
+      <w:pPr>
+        <w:pStyle w:val="Akapitzlist"/>
+        <w:numPr>
+          <w:ilvl w:val="0"/>
+          <w:numId w:val="42"/>
+        </w:numPr>
+        <w:rPr>
+          <w:lang w:val="pl-PL"/>
+        </w:rPr>
+      </w:pPr>
+      <w:r>
+        <w:rPr>
+          <w:lang w:val="pl-PL"/>
+        </w:rPr>
+        <w:t xml:space="preserve">Prędkość ładowania </w:t>
+      </w:r>
+      <w:r>
+        <w:rPr>
+          <w:lang w:val="pl-PL"/>
+        </w:rPr>
+        <w:t>sesji</w:t>
+      </w:r>
+      <w:r>
+        <w:rPr>
+          <w:lang w:val="pl-PL"/>
+        </w:rPr>
+        <w:t xml:space="preserve">: Czas ładowania plansz bilardowych oraz animacji nie powinien wynosić dłużej niż </w:t>
+      </w:r>
+      <w:r>
+        <w:rPr>
+          <w:lang w:val="pl-PL"/>
+        </w:rPr>
+        <w:t>10</w:t>
+      </w:r>
+      <w:r>
+        <w:rPr>
+          <w:lang w:val="pl-PL"/>
+        </w:rPr>
+        <w:t xml:space="preserve"> sekund, nawet na urządzeniach o średniej wydajności.</w:t>
+      </w:r>
+    </w:p>
+    <w:p>
+      <w:pPr>
+        <w:pStyle w:val="Akapitzlist"/>
+        <w:numPr>
+          <w:ilvl w:val="0"/>
+          <w:numId w:val="42"/>
+        </w:numPr>
+        <w:rPr>
+          <w:lang w:val="pl-PL"/>
+        </w:rPr>
+      </w:pPr>
+      <w:r>
+        <w:rPr>
+          <w:lang w:val="pl-PL"/>
+        </w:rPr>
+        <w:t>Skalowalność: Gra powinna być w stanie obsłużyć dużą liczbę jednoczesnych połączeń (np. do 1000 graczy online w jednym czasie), szczególnie w trybie matchmakingu.</w:t>
+      </w:r>
+    </w:p>
+    <w:p>
+      <w:pPr>
+        <w:pStyle w:val="Akapitzlist"/>
+        <w:numPr>
+          <w:ilvl w:val="0"/>
+          <w:numId w:val="42"/>
+        </w:numPr>
+        <w:rPr>
+          <w:lang w:val="pl-PL"/>
+        </w:rPr>
+      </w:pPr>
+      <w:r>
+        <w:rPr>
+          <w:lang w:val="pl-PL"/>
+        </w:rPr>
+        <w:t>Zarządzanie sesjami online: System powinien efektywnie zarządzać wieloma sesjami gry multiplayer, zapewniając minimalne opóźnienia i stabilność podczas rozgrywek online.</w:t>
+      </w:r>
+    </w:p>
+    <w:p>
+      <w:pPr>
+        <w:rPr>
+          <w:lang w:val="pl-PL"/>
+        </w:rPr>
+      </w:pPr>
+      <w:r>
+        <w:rPr>
+          <w:lang w:val="pl-PL"/>
+        </w:rPr>
+        <w:t>2. Bezpieczeństwo</w:t>
+      </w:r>
+      <w:r>
+        <w:rPr>
+          <w:lang w:val="pl-PL"/>
+        </w:rPr>
+        <w:t xml:space="preserve"> - </w:t>
+      </w:r>
+      <w:r>
+        <w:rPr>
+          <w:lang w:val="pl-PL"/>
+        </w:rPr>
+        <w:t>jest kluczowe w przypadku gry online, szczególnie w kontekście ochrony danych użytkowników i zapewnienia uczciwości rozgrywek. Wymagania dotyczące bezpieczeństwa obejmują:</w:t>
+      </w:r>
+    </w:p>
+    <w:p>
+      <w:pPr>
+        <w:rPr>
+          <w:lang w:val="pl-PL"/>
+        </w:rPr>
+      </w:pPr>
+    </w:p>
+    <w:p>
+      <w:pPr>
+        <w:pStyle w:val="Akapitzlist"/>
+        <w:numPr>
+          <w:ilvl w:val="0"/>
+          <w:numId w:val="43"/>
+        </w:numPr>
+        <w:rPr>
+          <w:lang w:val="pl-PL"/>
+        </w:rPr>
+      </w:pPr>
+      <w:r>
+        <w:rPr>
+          <w:lang w:val="pl-PL"/>
+        </w:rPr>
+        <w:t>Ochrona danych osobowych</w:t>
+      </w:r>
+    </w:p>
+    <w:p>
+      <w:pPr>
+        <w:pStyle w:val="Akapitzlist"/>
+        <w:numPr>
+          <w:ilvl w:val="0"/>
+          <w:numId w:val="43"/>
+        </w:numPr>
+        <w:rPr>
+          <w:lang w:val="pl-PL"/>
+        </w:rPr>
+      </w:pPr>
+      <w:r>
+        <w:rPr>
+          <w:lang w:val="pl-PL"/>
+        </w:rPr>
+        <w:t>Ochrona przed oszustwami</w:t>
+      </w:r>
+    </w:p>
+    <w:p>
+      <w:pPr>
+        <w:pStyle w:val="Akapitzlist"/>
+        <w:numPr>
+          <w:ilvl w:val="0"/>
+          <w:numId w:val="43"/>
+        </w:numPr>
+        <w:rPr>
+          <w:lang w:val="pl-PL"/>
+        </w:rPr>
+      </w:pPr>
+      <w:r>
+        <w:rPr>
+          <w:lang w:val="pl-PL"/>
+        </w:rPr>
+        <w:t>Wykrywanie ataków DDoS</w:t>
+      </w:r>
+    </w:p>
+    <w:p>
+      <w:pPr>
+        <w:pStyle w:val="Akapitzlist"/>
+        <w:numPr>
+          <w:ilvl w:val="0"/>
+          <w:numId w:val="43"/>
+        </w:numPr>
+        <w:rPr>
+          <w:lang w:val="pl-PL"/>
+        </w:rPr>
+      </w:pPr>
+      <w:r>
+        <w:rPr>
+          <w:lang w:val="pl-PL"/>
+        </w:rPr>
+        <w:t>Ochrona przed utratą danych</w:t>
+      </w:r>
+    </w:p>
+    <w:p>
+      <w:pPr>
+        <w:pStyle w:val="Akapitzlist"/>
+        <w:rPr>
+          <w:lang w:val="pl-PL"/>
+        </w:rPr>
+      </w:pPr>
+    </w:p>
+    <w:p>
+      <w:pPr>
+        <w:rPr>
+          <w:lang w:val="pl-PL"/>
+        </w:rPr>
+      </w:pPr>
+      <w:r>
+        <w:rPr>
+          <w:lang w:val="pl-PL"/>
+        </w:rPr>
+        <w:t>3.</w:t>
+      </w:r>
+      <w:r>
+        <w:rPr>
+          <w:lang w:val="pl-PL"/>
+        </w:rPr>
+        <w:t xml:space="preserve"> </w:t>
+      </w:r>
+      <w:r>
+        <w:rPr>
+          <w:lang w:val="pl-PL"/>
+        </w:rPr>
+        <w:t>Zabezpieczenia systemu mają na celu ochronę danych graczy oraz zapobieganie nadużyciom. Do kluczowych wymagań należ</w:t>
+      </w:r>
+      <w:r>
+        <w:rPr>
+          <w:lang w:val="pl-PL"/>
+        </w:rPr>
+        <w:t>y</w:t>
+      </w:r>
+      <w:r>
+        <w:rPr>
+          <w:lang w:val="pl-PL"/>
+        </w:rPr>
+        <w:t xml:space="preserve"> m.in</w:t>
+      </w:r>
+      <w:r>
+        <w:rPr>
+          <w:lang w:val="pl-PL"/>
+        </w:rPr>
+        <w:t xml:space="preserve"> </w:t>
+      </w:r>
+      <w:r>
+        <w:rPr>
+          <w:lang w:val="pl-PL"/>
+        </w:rPr>
+        <w:t>s</w:t>
+      </w:r>
+      <w:r>
+        <w:rPr>
+          <w:lang w:val="pl-PL"/>
+        </w:rPr>
+        <w:t>zyfrowanie transmisji danych</w:t>
+      </w:r>
+      <w:r>
+        <w:rPr>
+          <w:lang w:val="pl-PL"/>
+        </w:rPr>
+        <w:t>, w</w:t>
+      </w:r>
+      <w:r>
+        <w:rPr>
+          <w:lang w:val="pl-PL"/>
+        </w:rPr>
+        <w:t>szystkie dane przesyłane pomiędzy klientem gry a serwerem muszą być szyfrowane za pomocą</w:t>
+      </w:r>
+      <w:r>
+        <w:rPr>
+          <w:lang w:val="pl-PL"/>
+        </w:rPr>
+        <w:t xml:space="preserve"> odpowiednich</w:t>
+      </w:r>
+      <w:r>
+        <w:rPr>
+          <w:lang w:val="pl-PL"/>
+        </w:rPr>
+        <w:t xml:space="preserve"> protokołów, aby zapewnić prywatność i ochronę przed przechwyceniem danych.</w:t>
+      </w:r>
+      <w:r>
+        <w:rPr>
+          <w:lang w:val="pl-PL"/>
+        </w:rPr>
+        <w:t xml:space="preserve"> </w:t>
+      </w:r>
+      <w:r>
+        <w:rPr>
+          <w:lang w:val="pl-PL"/>
+        </w:rPr>
+        <w:t>Ochrona</w:t>
+      </w:r>
+      <w:r>
+        <w:rPr>
+          <w:lang w:val="pl-PL"/>
+        </w:rPr>
+        <w:t xml:space="preserve"> także musi objąć obszar zagrożony </w:t>
+      </w:r>
+      <w:r>
+        <w:rPr>
+          <w:lang w:val="pl-PL"/>
+        </w:rPr>
+        <w:t>manipulacją danymi</w:t>
+      </w:r>
+      <w:r>
+        <w:rPr>
+          <w:lang w:val="pl-PL"/>
+        </w:rPr>
+        <w:t>.</w:t>
+      </w:r>
+      <w:r>
+        <w:rPr>
+          <w:lang w:val="pl-PL"/>
+        </w:rPr>
+        <w:t xml:space="preserve"> Gra musi zapewnić odpowiednie zabezpieczenia, aby zapobiec manipulacjom w wynikach gry, a także wykrywać i blokować próby oszustw.</w:t>
+      </w:r>
+      <w:r>
+        <w:rPr>
+          <w:lang w:val="pl-PL"/>
+        </w:rPr>
+        <w:t xml:space="preserve"> </w:t>
+      </w:r>
+      <w:r>
+        <w:rPr>
+          <w:lang w:val="pl-PL"/>
+        </w:rPr>
+        <w:t>System powinien monitorować aktywność graczy w czasie rzeczywistym, identyfikując wszelkie podejrzane działania i nadużycia.</w:t>
+      </w:r>
+    </w:p>
+    <w:p>
+      <w:pPr>
+        <w:rPr>
+          <w:lang w:val="pl-PL"/>
+        </w:rPr>
+      </w:pPr>
+    </w:p>
+    <w:p>
+      <w:pPr>
+        <w:rPr>
+          <w:lang w:val="pl-PL"/>
+        </w:rPr>
+      </w:pPr>
+      <w:r>
+        <w:rPr>
+          <w:lang w:val="pl-PL"/>
+        </w:rPr>
+        <w:t>4. Inne cechy jakościowe</w:t>
+      </w:r>
+      <w:r>
+        <w:rPr>
+          <w:lang w:val="pl-PL"/>
+        </w:rPr>
+        <w:t>:</w:t>
+      </w:r>
+    </w:p>
+    <w:p>
+      <w:pPr>
+        <w:pStyle w:val="Akapitzlist"/>
+        <w:numPr>
+          <w:ilvl w:val="0"/>
+          <w:numId w:val="44"/>
+        </w:numPr>
+        <w:rPr>
+          <w:lang w:val="pl-PL"/>
+        </w:rPr>
+      </w:pPr>
+      <w:r>
+        <w:rPr>
+          <w:lang w:val="pl-PL"/>
+        </w:rPr>
         <w:lastRenderedPageBreak/>
-        <w:t>Inne cechy</w:t>
-      </w:r>
-      <w:r>
-        <w:rPr>
-          <w:lang w:val="pl-PL"/>
-        </w:rPr>
-        <w:t xml:space="preserve"> jakości – najlepiej ilościowo, żeby można było zweryfikować (zmierzyć) – adaptowalność, dostępność, poprawność, elastyczność, łatwość konserwacji, przenośność, awaryjność, testowalność, użyteczność</w:t>
+        <w:t>Adaptowalność:</w:t>
+      </w:r>
+    </w:p>
+    <w:p>
+      <w:pPr>
+        <w:ind w:left="1440"/>
+        <w:rPr>
+          <w:lang w:val="pl-PL"/>
+        </w:rPr>
+      </w:pPr>
+      <w:r>
+        <w:rPr>
+          <w:lang w:val="pl-PL"/>
+        </w:rPr>
+        <w:t>Gra powinna być łatwa do rozbudowy o nowe tryby gry, wyzwania i funkcjonalności</w:t>
+      </w:r>
+      <w:r>
+        <w:rPr>
+          <w:lang w:val="pl-PL"/>
+        </w:rPr>
+        <w:t>, np. i</w:t>
+      </w:r>
+      <w:r>
+        <w:rPr>
+          <w:lang w:val="pl-PL"/>
+        </w:rPr>
+        <w:t xml:space="preserve">ntegracja z nowymi technologiami </w:t>
+      </w:r>
+      <w:r>
+        <w:rPr>
+          <w:lang w:val="pl-PL"/>
+        </w:rPr>
+        <w:t xml:space="preserve">typu VR czy AR </w:t>
+      </w:r>
+      <w:r>
+        <w:rPr>
+          <w:lang w:val="pl-PL"/>
+        </w:rPr>
+        <w:t>powinna być możliwa bez dużych zmian w strukturze systemu.</w:t>
+      </w:r>
+    </w:p>
+    <w:p>
+      <w:pPr>
+        <w:pStyle w:val="Akapitzlist"/>
+        <w:numPr>
+          <w:ilvl w:val="0"/>
+          <w:numId w:val="44"/>
+        </w:numPr>
+        <w:rPr>
+          <w:lang w:val="pl-PL"/>
+        </w:rPr>
+      </w:pPr>
+      <w:r>
+        <w:rPr>
+          <w:lang w:val="pl-PL"/>
+        </w:rPr>
+        <w:t>Dostępność:</w:t>
+      </w:r>
+    </w:p>
+    <w:p>
+      <w:pPr>
+        <w:ind w:left="1440"/>
+        <w:rPr>
+          <w:lang w:val="pl-PL"/>
+        </w:rPr>
+      </w:pPr>
+      <w:r>
+        <w:rPr>
+          <w:lang w:val="pl-PL"/>
+        </w:rPr>
+        <w:t>Gra powinna być dostępna przez 24 godziny na dobę, 7 dni w tygodniu. System powinien zapewniać wysoką dostępność, z minimalnymi okresami przestojów na potrzeby konserwacji serwerów.</w:t>
+      </w:r>
+    </w:p>
+    <w:p>
+      <w:pPr>
+        <w:pStyle w:val="Akapitzlist"/>
+        <w:numPr>
+          <w:ilvl w:val="0"/>
+          <w:numId w:val="44"/>
+        </w:numPr>
+        <w:rPr>
+          <w:lang w:val="pl-PL"/>
+        </w:rPr>
+      </w:pPr>
+      <w:r>
+        <w:rPr>
+          <w:lang w:val="pl-PL"/>
+        </w:rPr>
+        <w:t>Poprawność:</w:t>
+      </w:r>
+    </w:p>
+    <w:p>
+      <w:pPr>
+        <w:ind w:left="1440"/>
+        <w:rPr>
+          <w:lang w:val="pl-PL"/>
+        </w:rPr>
+      </w:pPr>
+      <w:r>
+        <w:rPr>
+          <w:lang w:val="pl-PL"/>
+        </w:rPr>
+        <w:t>Gra powinna działać zgodnie z zasadami bilarda oraz spełniać wymagania zawarte w dokumentacji. Każda akcja gracza, np. strzał w bilardzie, powinna być wykonana zgodnie z mechaniką gry.</w:t>
+      </w:r>
+      <w:r>
+        <w:rPr>
+          <w:lang w:val="pl-PL"/>
+        </w:rPr>
+        <w:t xml:space="preserve"> </w:t>
+      </w:r>
+      <w:r>
+        <w:rPr>
+          <w:lang w:val="pl-PL"/>
+        </w:rPr>
+        <w:t>System nie może zawierać błędów w logice gry ani wpływać na wynik rozgrywki w sposób niezgodny z zasadami.</w:t>
+      </w:r>
+    </w:p>
+    <w:p>
+      <w:pPr>
+        <w:pStyle w:val="Akapitzlist"/>
+        <w:numPr>
+          <w:ilvl w:val="0"/>
+          <w:numId w:val="44"/>
+        </w:numPr>
+        <w:rPr>
+          <w:lang w:val="pl-PL"/>
+        </w:rPr>
+      </w:pPr>
+      <w:r>
+        <w:rPr>
+          <w:lang w:val="pl-PL"/>
+        </w:rPr>
+        <w:t>Elastyczność:</w:t>
+      </w:r>
+    </w:p>
+    <w:p>
+      <w:pPr>
+        <w:ind w:left="1440"/>
+        <w:rPr>
+          <w:lang w:val="pl-PL"/>
+        </w:rPr>
+      </w:pPr>
+      <w:r>
+        <w:rPr>
+          <w:lang w:val="pl-PL"/>
+        </w:rPr>
+        <w:t>Gra powinna umożliwiać łatwą konfigurację ustawień (</w:t>
+      </w:r>
+      <w:r>
+        <w:rPr>
+          <w:lang w:val="pl-PL"/>
+        </w:rPr>
+        <w:t>np.</w:t>
+      </w:r>
+      <w:r>
+        <w:rPr>
+          <w:lang w:val="pl-PL"/>
+        </w:rPr>
+        <w:t xml:space="preserve"> </w:t>
+      </w:r>
+      <w:r>
+        <w:rPr>
+          <w:lang w:val="pl-PL"/>
+        </w:rPr>
+        <w:t>ustawienia graficzne, personalizacja gracza).</w:t>
+      </w:r>
+    </w:p>
+    <w:p>
+      <w:pPr>
+        <w:pStyle w:val="Akapitzlist"/>
+        <w:numPr>
+          <w:ilvl w:val="0"/>
+          <w:numId w:val="44"/>
+        </w:numPr>
+        <w:rPr>
+          <w:lang w:val="pl-PL"/>
+        </w:rPr>
+      </w:pPr>
+      <w:r>
+        <w:rPr>
+          <w:lang w:val="pl-PL"/>
+        </w:rPr>
+        <w:t>Łatwość konserwacji:</w:t>
+      </w:r>
+    </w:p>
+    <w:p>
+      <w:pPr>
+        <w:ind w:left="1440"/>
+        <w:rPr>
+          <w:lang w:val="pl-PL"/>
+        </w:rPr>
+      </w:pPr>
+      <w:r>
+        <w:rPr>
+          <w:lang w:val="pl-PL"/>
+        </w:rPr>
+        <w:t>Kod gry powinien być dobrze udokumentowany i zoptymalizowany, aby umożliwić łatwą konserwację, aktualizacje oraz rozwiązywanie problemów.</w:t>
+      </w:r>
+    </w:p>
+    <w:p>
+      <w:pPr>
+        <w:pStyle w:val="Akapitzlist"/>
+        <w:numPr>
+          <w:ilvl w:val="0"/>
+          <w:numId w:val="44"/>
+        </w:numPr>
+        <w:rPr>
+          <w:lang w:val="pl-PL"/>
+        </w:rPr>
+      </w:pPr>
+      <w:r>
+        <w:rPr>
+          <w:lang w:val="pl-PL"/>
+        </w:rPr>
+        <w:t>Awaryjność:</w:t>
+      </w:r>
+    </w:p>
+    <w:p>
+      <w:pPr>
+        <w:ind w:left="1440"/>
+        <w:rPr>
+          <w:lang w:val="pl-PL"/>
+        </w:rPr>
+      </w:pPr>
+      <w:r>
+        <w:rPr>
+          <w:lang w:val="pl-PL"/>
+        </w:rPr>
+        <w:t>Gra musi być odporna na awarie, a w przypadku problemów z serwerem, system powinien zapewnić możliwość wznowienia sesji gry z ostatniego zapisanego stanu.</w:t>
+      </w:r>
+    </w:p>
+    <w:p>
+      <w:pPr>
+        <w:pStyle w:val="Akapitzlist"/>
+        <w:numPr>
+          <w:ilvl w:val="0"/>
+          <w:numId w:val="44"/>
+        </w:numPr>
+        <w:rPr>
+          <w:lang w:val="pl-PL"/>
+        </w:rPr>
+      </w:pPr>
+      <w:r>
+        <w:rPr>
+          <w:lang w:val="pl-PL"/>
+        </w:rPr>
+        <w:t>Testowalność:</w:t>
+      </w:r>
+    </w:p>
+    <w:p>
+      <w:pPr>
+        <w:ind w:left="1440"/>
+        <w:rPr>
+          <w:lang w:val="pl-PL"/>
+        </w:rPr>
+      </w:pPr>
+      <w:r>
+        <w:rPr>
+          <w:lang w:val="pl-PL"/>
+        </w:rPr>
+        <w:t>Gra powinna umożliwiać przeprowadzanie testów jednostkowych, integracyjnych i systemowych, w tym testów obciążeniowych, aby upewnić się, że system jest odporny na dużą liczbę użytkowników.</w:t>
+      </w:r>
+    </w:p>
+    <w:p>
+      <w:pPr>
+        <w:pStyle w:val="Akapitzlist"/>
+        <w:numPr>
+          <w:ilvl w:val="0"/>
+          <w:numId w:val="44"/>
+        </w:numPr>
+        <w:rPr>
+          <w:lang w:val="pl-PL"/>
+        </w:rPr>
+      </w:pPr>
+      <w:r>
+        <w:rPr>
+          <w:lang w:val="pl-PL"/>
+        </w:rPr>
+        <w:t>Użyteczność:</w:t>
+      </w:r>
+    </w:p>
+    <w:p>
+      <w:pPr>
+        <w:ind w:left="1440"/>
+        <w:rPr>
+          <w:lang w:val="pl-PL"/>
+        </w:rPr>
+      </w:pPr>
+      <w:r>
+        <w:rPr>
+          <w:lang w:val="pl-PL"/>
+        </w:rPr>
+        <w:t>Interfejs użytkownika powinien być intuicyjny i łatwy do nawigacji. Menu i opcje gry muszą być przejrzyste i dostosowane do poziomu umiejętności graczy.</w:t>
+      </w:r>
+      <w:r>
+        <w:rPr>
+          <w:lang w:val="pl-PL"/>
+        </w:rPr>
+        <w:t xml:space="preserve"> </w:t>
+      </w:r>
+      <w:r>
+        <w:rPr>
+          <w:lang w:val="pl-PL"/>
+        </w:rPr>
+        <w:t xml:space="preserve">Gra powinna oferować </w:t>
+      </w:r>
+      <w:r>
+        <w:rPr>
+          <w:lang w:val="pl-PL"/>
+        </w:rPr>
+        <w:t xml:space="preserve">również </w:t>
+      </w:r>
+      <w:r>
+        <w:rPr>
+          <w:lang w:val="pl-PL"/>
+        </w:rPr>
+        <w:t>możliwość dostosowania interfejsu (np. zmiana rozmiaru tekstu, tryb ciemny, możliwość zmiany języka).</w:t>
       </w:r>
     </w:p>
     <w:p>
@@ -5740,49 +10729,7 @@
         <w:rPr>
           <w:lang w:val="pl-PL"/>
         </w:rPr>
-        <w:t xml:space="preserve">. szkolenie, rozruch, konfiguracja, serwis – może obejmować różne wydania (tj. o różnej funkcjonalności – </w:t>
-      </w:r>
-      <w:proofErr w:type="spellStart"/>
-      <w:r>
-        <w:rPr>
-          <w:lang w:val="pl-PL"/>
-        </w:rPr>
-        <w:t>personal</w:t>
-      </w:r>
-      <w:proofErr w:type="spellEnd"/>
-      <w:r>
-        <w:rPr>
-          <w:lang w:val="pl-PL"/>
-        </w:rPr>
-        <w:t xml:space="preserve">, </w:t>
-      </w:r>
-      <w:proofErr w:type="spellStart"/>
-      <w:r>
-        <w:rPr>
-          <w:lang w:val="pl-PL"/>
-        </w:rPr>
-        <w:t>professional</w:t>
-      </w:r>
-      <w:proofErr w:type="spellEnd"/>
-      <w:r>
-        <w:rPr>
-          <w:lang w:val="pl-PL"/>
-        </w:rPr>
-        <w:t xml:space="preserve">, </w:t>
-      </w:r>
-      <w:proofErr w:type="spellStart"/>
-      <w:r>
-        <w:rPr>
-          <w:lang w:val="pl-PL"/>
-        </w:rPr>
-        <w:t>enterprise</w:t>
-      </w:r>
-      <w:proofErr w:type="spellEnd"/>
-      <w:r>
-        <w:rPr>
-          <w:lang w:val="pl-PL"/>
-        </w:rPr>
-        <w:t>) i wersje (1.0, 1.5, itd.)</w:t>
+        <w:t>. szkolenie, rozruch, konfiguracja, serwis – może obejmować różne wydania (tj. o różnej funkcjonalności – personal, professional, enterprise) i wersje (1.0, 1.5, itd.)</w:t>
       </w:r>
     </w:p>
     <w:p>
@@ -5968,21 +10915,7 @@
         <w:rPr>
           <w:lang w:val="pl-PL"/>
         </w:rPr>
-        <w:t xml:space="preserve">Działania w odniesieniu do poszczególnych </w:t>
-      </w:r>
-      <w:proofErr w:type="spellStart"/>
-      <w:r>
-        <w:rPr>
-          <w:lang w:val="pl-PL"/>
-        </w:rPr>
-        <w:t>ryzyk</w:t>
-      </w:r>
-      <w:proofErr w:type="spellEnd"/>
-      <w:r>
-        <w:rPr>
-          <w:lang w:val="pl-PL"/>
-        </w:rPr>
-        <w:t>.</w:t>
+        <w:t>Działania w odniesieniu do poszczególnych ryzyk.</w:t>
       </w:r>
     </w:p>
     <w:p>
@@ -6848,21 +11781,7 @@
         <w:rPr>
           <w:lang w:val="pl-PL"/>
         </w:rPr>
-        <w:t xml:space="preserve">dodatkowymi elementami mogą być np. </w:t>
-      </w:r>
-      <w:proofErr w:type="spellStart"/>
-      <w:r>
-        <w:rPr>
-          <w:lang w:val="pl-PL"/>
-        </w:rPr>
-        <w:t>triggery</w:t>
-      </w:r>
-      <w:proofErr w:type="spellEnd"/>
-      <w:r>
-        <w:rPr>
-          <w:lang w:val="pl-PL"/>
-        </w:rPr>
-        <w:t xml:space="preserve">, procedury, funkcje, indeksy, użytkownicy, role. </w:t>
+        <w:t xml:space="preserve">dodatkowymi elementami mogą być np. triggery, procedury, funkcje, indeksy, użytkownicy, role. </w:t>
       </w:r>
     </w:p>
     <w:p>
@@ -6964,21 +11883,7 @@
         <w:rPr>
           <w:lang w:val="pl-PL"/>
         </w:rPr>
-        <w:t xml:space="preserve">p. </w:t>
-      </w:r>
-      <w:proofErr w:type="spellStart"/>
-      <w:r>
-        <w:rPr>
-          <w:lang w:val="pl-PL"/>
-        </w:rPr>
-        <w:t>storyboard</w:t>
-      </w:r>
-      <w:proofErr w:type="spellEnd"/>
-      <w:r>
-        <w:rPr>
-          <w:lang w:val="pl-PL"/>
-        </w:rPr>
-        <w:t>, schemat blokowy lub inna notacja</w:t>
+        <w:t>p. storyboard, schemat blokowy lub inna notacja</w:t>
       </w:r>
     </w:p>
     <w:p>
@@ -7914,6 +12819,119 @@
     </w:lvl>
   </w:abstractNum>
   <w:abstractNum w:abstractNumId="4" w15:restartNumberingAfterBreak="0">
+    <w:nsid w:val="0C745DC6"/>
+    <w:multiLevelType w:val="hybridMultilevel"/>
+    <w:tmpl w:val="A226F8E2"/>
+    <w:lvl w:ilvl="0" w:tplc="04150001">
+      <w:start w:val="1"/>
+      <w:numFmt w:val="bullet"/>
+      <w:lvlText w:val=""/>
+      <w:lvlJc w:val="left"/>
+      <w:pPr>
+        <w:ind w:left="1797" w:hanging="360"/>
+      </w:pPr>
+      <w:rPr>
+        <w:rFonts w:ascii="Symbol" w:hAnsi="Symbol" w:hint="default"/>
+      </w:rPr>
+    </w:lvl>
+    <w:lvl w:ilvl="1" w:tplc="04150003" w:tentative="1">
+      <w:start w:val="1"/>
+      <w:numFmt w:val="bullet"/>
+      <w:lvlText w:val="o"/>
+      <w:lvlJc w:val="left"/>
+      <w:pPr>
+        <w:ind w:left="2517" w:hanging="360"/>
+      </w:pPr>
+      <w:rPr>
+        <w:rFonts w:ascii="Courier New" w:hAnsi="Courier New" w:cs="Courier New" w:hint="default"/>
+      </w:rPr>
+    </w:lvl>
+    <w:lvl w:ilvl="2" w:tplc="04150005" w:tentative="1">
+      <w:start w:val="1"/>
+      <w:numFmt w:val="bullet"/>
+      <w:lvlText w:val=""/>
+      <w:lvlJc w:val="left"/>
+      <w:pPr>
+        <w:ind w:left="3237" w:hanging="360"/>
+      </w:pPr>
+      <w:rPr>
+        <w:rFonts w:ascii="Wingdings" w:hAnsi="Wingdings" w:hint="default"/>
+      </w:rPr>
+    </w:lvl>
+    <w:lvl w:ilvl="3" w:tplc="04150001" w:tentative="1">
+      <w:start w:val="1"/>
+      <w:numFmt w:val="bullet"/>
+      <w:lvlText w:val=""/>
+      <w:lvlJc w:val="left"/>
+      <w:pPr>
+        <w:ind w:left="3957" w:hanging="360"/>
+      </w:pPr>
+      <w:rPr>
+        <w:rFonts w:ascii="Symbol" w:hAnsi="Symbol" w:hint="default"/>
+      </w:rPr>
+    </w:lvl>
+    <w:lvl w:ilvl="4" w:tplc="04150003" w:tentative="1">
+      <w:start w:val="1"/>
+      <w:numFmt w:val="bullet"/>
+      <w:lvlText w:val="o"/>
+      <w:lvlJc w:val="left"/>
+      <w:pPr>
+        <w:ind w:left="4677" w:hanging="360"/>
+      </w:pPr>
+      <w:rPr>
+        <w:rFonts w:ascii="Courier New" w:hAnsi="Courier New" w:cs="Courier New" w:hint="default"/>
+      </w:rPr>
+    </w:lvl>
+    <w:lvl w:ilvl="5" w:tplc="04150005" w:tentative="1">
+      <w:start w:val="1"/>
+      <w:numFmt w:val="bullet"/>
+      <w:lvlText w:val=""/>
+      <w:lvlJc w:val="left"/>
+      <w:pPr>
+        <w:ind w:left="5397" w:hanging="360"/>
+      </w:pPr>
+      <w:rPr>
+        <w:rFonts w:ascii="Wingdings" w:hAnsi="Wingdings" w:hint="default"/>
+      </w:rPr>
+    </w:lvl>
+    <w:lvl w:ilvl="6" w:tplc="04150001" w:tentative="1">
+      <w:start w:val="1"/>
+      <w:numFmt w:val="bullet"/>
+      <w:lvlText w:val=""/>
+      <w:lvlJc w:val="left"/>
+      <w:pPr>
+        <w:ind w:left="6117" w:hanging="360"/>
+      </w:pPr>
+      <w:rPr>
+        <w:rFonts w:ascii="Symbol" w:hAnsi="Symbol" w:hint="default"/>
+      </w:rPr>
+    </w:lvl>
+    <w:lvl w:ilvl="7" w:tplc="04150003" w:tentative="1">
+      <w:start w:val="1"/>
+      <w:numFmt w:val="bullet"/>
+      <w:lvlText w:val="o"/>
+      <w:lvlJc w:val="left"/>
+      <w:pPr>
+        <w:ind w:left="6837" w:hanging="360"/>
+      </w:pPr>
+      <w:rPr>
+        <w:rFonts w:ascii="Courier New" w:hAnsi="Courier New" w:cs="Courier New" w:hint="default"/>
+      </w:rPr>
+    </w:lvl>
+    <w:lvl w:ilvl="8" w:tplc="04150005" w:tentative="1">
+      <w:start w:val="1"/>
+      <w:numFmt w:val="bullet"/>
+      <w:lvlText w:val=""/>
+      <w:lvlJc w:val="left"/>
+      <w:pPr>
+        <w:ind w:left="7557" w:hanging="360"/>
+      </w:pPr>
+      <w:rPr>
+        <w:rFonts w:ascii="Wingdings" w:hAnsi="Wingdings" w:hint="default"/>
+      </w:rPr>
+    </w:lvl>
+  </w:abstractNum>
+  <w:abstractNum w:abstractNumId="5" w15:restartNumberingAfterBreak="0">
     <w:nsid w:val="0EFD35DB"/>
     <w:multiLevelType w:val="multilevel"/>
     <w:tmpl w:val="9A460C74"/>
@@ -8062,7 +13080,120 @@
       </w:rPr>
     </w:lvl>
   </w:abstractNum>
-  <w:abstractNum w:abstractNumId="5" w15:restartNumberingAfterBreak="0">
+  <w:abstractNum w:abstractNumId="6" w15:restartNumberingAfterBreak="0">
+    <w:nsid w:val="14AC2F2D"/>
+    <w:multiLevelType w:val="hybridMultilevel"/>
+    <w:tmpl w:val="03F41816"/>
+    <w:lvl w:ilvl="0" w:tplc="04150001">
+      <w:start w:val="1"/>
+      <w:numFmt w:val="bullet"/>
+      <w:lvlText w:val=""/>
+      <w:lvlJc w:val="left"/>
+      <w:pPr>
+        <w:ind w:left="1797" w:hanging="360"/>
+      </w:pPr>
+      <w:rPr>
+        <w:rFonts w:ascii="Symbol" w:hAnsi="Symbol" w:hint="default"/>
+      </w:rPr>
+    </w:lvl>
+    <w:lvl w:ilvl="1" w:tplc="04150003" w:tentative="1">
+      <w:start w:val="1"/>
+      <w:numFmt w:val="bullet"/>
+      <w:lvlText w:val="o"/>
+      <w:lvlJc w:val="left"/>
+      <w:pPr>
+        <w:ind w:left="2517" w:hanging="360"/>
+      </w:pPr>
+      <w:rPr>
+        <w:rFonts w:ascii="Courier New" w:hAnsi="Courier New" w:cs="Courier New" w:hint="default"/>
+      </w:rPr>
+    </w:lvl>
+    <w:lvl w:ilvl="2" w:tplc="04150005" w:tentative="1">
+      <w:start w:val="1"/>
+      <w:numFmt w:val="bullet"/>
+      <w:lvlText w:val=""/>
+      <w:lvlJc w:val="left"/>
+      <w:pPr>
+        <w:ind w:left="3237" w:hanging="360"/>
+      </w:pPr>
+      <w:rPr>
+        <w:rFonts w:ascii="Wingdings" w:hAnsi="Wingdings" w:hint="default"/>
+      </w:rPr>
+    </w:lvl>
+    <w:lvl w:ilvl="3" w:tplc="04150001" w:tentative="1">
+      <w:start w:val="1"/>
+      <w:numFmt w:val="bullet"/>
+      <w:lvlText w:val=""/>
+      <w:lvlJc w:val="left"/>
+      <w:pPr>
+        <w:ind w:left="3957" w:hanging="360"/>
+      </w:pPr>
+      <w:rPr>
+        <w:rFonts w:ascii="Symbol" w:hAnsi="Symbol" w:hint="default"/>
+      </w:rPr>
+    </w:lvl>
+    <w:lvl w:ilvl="4" w:tplc="04150003" w:tentative="1">
+      <w:start w:val="1"/>
+      <w:numFmt w:val="bullet"/>
+      <w:lvlText w:val="o"/>
+      <w:lvlJc w:val="left"/>
+      <w:pPr>
+        <w:ind w:left="4677" w:hanging="360"/>
+      </w:pPr>
+      <w:rPr>
+        <w:rFonts w:ascii="Courier New" w:hAnsi="Courier New" w:cs="Courier New" w:hint="default"/>
+      </w:rPr>
+    </w:lvl>
+    <w:lvl w:ilvl="5" w:tplc="04150005" w:tentative="1">
+      <w:start w:val="1"/>
+      <w:numFmt w:val="bullet"/>
+      <w:lvlText w:val=""/>
+      <w:lvlJc w:val="left"/>
+      <w:pPr>
+        <w:ind w:left="5397" w:hanging="360"/>
+      </w:pPr>
+      <w:rPr>
+        <w:rFonts w:ascii="Wingdings" w:hAnsi="Wingdings" w:hint="default"/>
+      </w:rPr>
+    </w:lvl>
+    <w:lvl w:ilvl="6" w:tplc="04150001" w:tentative="1">
+      <w:start w:val="1"/>
+      <w:numFmt w:val="bullet"/>
+      <w:lvlText w:val=""/>
+      <w:lvlJc w:val="left"/>
+      <w:pPr>
+        <w:ind w:left="6117" w:hanging="360"/>
+      </w:pPr>
+      <w:rPr>
+        <w:rFonts w:ascii="Symbol" w:hAnsi="Symbol" w:hint="default"/>
+      </w:rPr>
+    </w:lvl>
+    <w:lvl w:ilvl="7" w:tplc="04150003" w:tentative="1">
+      <w:start w:val="1"/>
+      <w:numFmt w:val="bullet"/>
+      <w:lvlText w:val="o"/>
+      <w:lvlJc w:val="left"/>
+      <w:pPr>
+        <w:ind w:left="6837" w:hanging="360"/>
+      </w:pPr>
+      <w:rPr>
+        <w:rFonts w:ascii="Courier New" w:hAnsi="Courier New" w:cs="Courier New" w:hint="default"/>
+      </w:rPr>
+    </w:lvl>
+    <w:lvl w:ilvl="8" w:tplc="04150005" w:tentative="1">
+      <w:start w:val="1"/>
+      <w:numFmt w:val="bullet"/>
+      <w:lvlText w:val=""/>
+      <w:lvlJc w:val="left"/>
+      <w:pPr>
+        <w:ind w:left="7557" w:hanging="360"/>
+      </w:pPr>
+      <w:rPr>
+        <w:rFonts w:ascii="Wingdings" w:hAnsi="Wingdings" w:hint="default"/>
+      </w:rPr>
+    </w:lvl>
+  </w:abstractNum>
+  <w:abstractNum w:abstractNumId="7" w15:restartNumberingAfterBreak="0">
     <w:nsid w:val="152854AD"/>
     <w:multiLevelType w:val="multilevel"/>
     <w:tmpl w:val="694857D2"/>
@@ -8174,7 +13305,7 @@
       </w:rPr>
     </w:lvl>
   </w:abstractNum>
-  <w:abstractNum w:abstractNumId="6" w15:restartNumberingAfterBreak="0">
+  <w:abstractNum w:abstractNumId="8" w15:restartNumberingAfterBreak="0">
     <w:nsid w:val="1A210990"/>
     <w:multiLevelType w:val="multilevel"/>
     <w:tmpl w:val="19C03C30"/>
@@ -8286,7 +13417,459 @@
       </w:rPr>
     </w:lvl>
   </w:abstractNum>
-  <w:abstractNum w:abstractNumId="7" w15:restartNumberingAfterBreak="0">
+  <w:abstractNum w:abstractNumId="9" w15:restartNumberingAfterBreak="0">
+    <w:nsid w:val="1B537BE0"/>
+    <w:multiLevelType w:val="hybridMultilevel"/>
+    <w:tmpl w:val="28DAAA04"/>
+    <w:lvl w:ilvl="0" w:tplc="04150001">
+      <w:start w:val="1"/>
+      <w:numFmt w:val="bullet"/>
+      <w:lvlText w:val=""/>
+      <w:lvlJc w:val="left"/>
+      <w:pPr>
+        <w:ind w:left="1800" w:hanging="360"/>
+      </w:pPr>
+      <w:rPr>
+        <w:rFonts w:ascii="Symbol" w:hAnsi="Symbol" w:hint="default"/>
+      </w:rPr>
+    </w:lvl>
+    <w:lvl w:ilvl="1" w:tplc="04150003" w:tentative="1">
+      <w:start w:val="1"/>
+      <w:numFmt w:val="bullet"/>
+      <w:lvlText w:val="o"/>
+      <w:lvlJc w:val="left"/>
+      <w:pPr>
+        <w:ind w:left="2520" w:hanging="360"/>
+      </w:pPr>
+      <w:rPr>
+        <w:rFonts w:ascii="Courier New" w:hAnsi="Courier New" w:cs="Courier New" w:hint="default"/>
+      </w:rPr>
+    </w:lvl>
+    <w:lvl w:ilvl="2" w:tplc="04150005" w:tentative="1">
+      <w:start w:val="1"/>
+      <w:numFmt w:val="bullet"/>
+      <w:lvlText w:val=""/>
+      <w:lvlJc w:val="left"/>
+      <w:pPr>
+        <w:ind w:left="3240" w:hanging="360"/>
+      </w:pPr>
+      <w:rPr>
+        <w:rFonts w:ascii="Wingdings" w:hAnsi="Wingdings" w:hint="default"/>
+      </w:rPr>
+    </w:lvl>
+    <w:lvl w:ilvl="3" w:tplc="04150001" w:tentative="1">
+      <w:start w:val="1"/>
+      <w:numFmt w:val="bullet"/>
+      <w:lvlText w:val=""/>
+      <w:lvlJc w:val="left"/>
+      <w:pPr>
+        <w:ind w:left="3960" w:hanging="360"/>
+      </w:pPr>
+      <w:rPr>
+        <w:rFonts w:ascii="Symbol" w:hAnsi="Symbol" w:hint="default"/>
+      </w:rPr>
+    </w:lvl>
+    <w:lvl w:ilvl="4" w:tplc="04150003" w:tentative="1">
+      <w:start w:val="1"/>
+      <w:numFmt w:val="bullet"/>
+      <w:lvlText w:val="o"/>
+      <w:lvlJc w:val="left"/>
+      <w:pPr>
+        <w:ind w:left="4680" w:hanging="360"/>
+      </w:pPr>
+      <w:rPr>
+        <w:rFonts w:ascii="Courier New" w:hAnsi="Courier New" w:cs="Courier New" w:hint="default"/>
+      </w:rPr>
+    </w:lvl>
+    <w:lvl w:ilvl="5" w:tplc="04150005" w:tentative="1">
+      <w:start w:val="1"/>
+      <w:numFmt w:val="bullet"/>
+      <w:lvlText w:val=""/>
+      <w:lvlJc w:val="left"/>
+      <w:pPr>
+        <w:ind w:left="5400" w:hanging="360"/>
+      </w:pPr>
+      <w:rPr>
+        <w:rFonts w:ascii="Wingdings" w:hAnsi="Wingdings" w:hint="default"/>
+      </w:rPr>
+    </w:lvl>
+    <w:lvl w:ilvl="6" w:tplc="04150001" w:tentative="1">
+      <w:start w:val="1"/>
+      <w:numFmt w:val="bullet"/>
+      <w:lvlText w:val=""/>
+      <w:lvlJc w:val="left"/>
+      <w:pPr>
+        <w:ind w:left="6120" w:hanging="360"/>
+      </w:pPr>
+      <w:rPr>
+        <w:rFonts w:ascii="Symbol" w:hAnsi="Symbol" w:hint="default"/>
+      </w:rPr>
+    </w:lvl>
+    <w:lvl w:ilvl="7" w:tplc="04150003" w:tentative="1">
+      <w:start w:val="1"/>
+      <w:numFmt w:val="bullet"/>
+      <w:lvlText w:val="o"/>
+      <w:lvlJc w:val="left"/>
+      <w:pPr>
+        <w:ind w:left="6840" w:hanging="360"/>
+      </w:pPr>
+      <w:rPr>
+        <w:rFonts w:ascii="Courier New" w:hAnsi="Courier New" w:cs="Courier New" w:hint="default"/>
+      </w:rPr>
+    </w:lvl>
+    <w:lvl w:ilvl="8" w:tplc="04150005" w:tentative="1">
+      <w:start w:val="1"/>
+      <w:numFmt w:val="bullet"/>
+      <w:lvlText w:val=""/>
+      <w:lvlJc w:val="left"/>
+      <w:pPr>
+        <w:ind w:left="7560" w:hanging="360"/>
+      </w:pPr>
+      <w:rPr>
+        <w:rFonts w:ascii="Wingdings" w:hAnsi="Wingdings" w:hint="default"/>
+      </w:rPr>
+    </w:lvl>
+  </w:abstractNum>
+  <w:abstractNum w:abstractNumId="10" w15:restartNumberingAfterBreak="0">
+    <w:nsid w:val="1D643C40"/>
+    <w:multiLevelType w:val="hybridMultilevel"/>
+    <w:tmpl w:val="2B1C348A"/>
+    <w:lvl w:ilvl="0" w:tplc="04150001">
+      <w:start w:val="1"/>
+      <w:numFmt w:val="bullet"/>
+      <w:lvlText w:val=""/>
+      <w:lvlJc w:val="left"/>
+      <w:pPr>
+        <w:ind w:left="720" w:hanging="360"/>
+      </w:pPr>
+      <w:rPr>
+        <w:rFonts w:ascii="Symbol" w:hAnsi="Symbol" w:hint="default"/>
+      </w:rPr>
+    </w:lvl>
+    <w:lvl w:ilvl="1" w:tplc="04150003" w:tentative="1">
+      <w:start w:val="1"/>
+      <w:numFmt w:val="bullet"/>
+      <w:lvlText w:val="o"/>
+      <w:lvlJc w:val="left"/>
+      <w:pPr>
+        <w:ind w:left="1440" w:hanging="360"/>
+      </w:pPr>
+      <w:rPr>
+        <w:rFonts w:ascii="Courier New" w:hAnsi="Courier New" w:cs="Courier New" w:hint="default"/>
+      </w:rPr>
+    </w:lvl>
+    <w:lvl w:ilvl="2" w:tplc="04150005" w:tentative="1">
+      <w:start w:val="1"/>
+      <w:numFmt w:val="bullet"/>
+      <w:lvlText w:val=""/>
+      <w:lvlJc w:val="left"/>
+      <w:pPr>
+        <w:ind w:left="2160" w:hanging="360"/>
+      </w:pPr>
+      <w:rPr>
+        <w:rFonts w:ascii="Wingdings" w:hAnsi="Wingdings" w:hint="default"/>
+      </w:rPr>
+    </w:lvl>
+    <w:lvl w:ilvl="3" w:tplc="04150001" w:tentative="1">
+      <w:start w:val="1"/>
+      <w:numFmt w:val="bullet"/>
+      <w:lvlText w:val=""/>
+      <w:lvlJc w:val="left"/>
+      <w:pPr>
+        <w:ind w:left="2880" w:hanging="360"/>
+      </w:pPr>
+      <w:rPr>
+        <w:rFonts w:ascii="Symbol" w:hAnsi="Symbol" w:hint="default"/>
+      </w:rPr>
+    </w:lvl>
+    <w:lvl w:ilvl="4" w:tplc="04150003" w:tentative="1">
+      <w:start w:val="1"/>
+      <w:numFmt w:val="bullet"/>
+      <w:lvlText w:val="o"/>
+      <w:lvlJc w:val="left"/>
+      <w:pPr>
+        <w:ind w:left="3600" w:hanging="360"/>
+      </w:pPr>
+      <w:rPr>
+        <w:rFonts w:ascii="Courier New" w:hAnsi="Courier New" w:cs="Courier New" w:hint="default"/>
+      </w:rPr>
+    </w:lvl>
+    <w:lvl w:ilvl="5" w:tplc="04150005" w:tentative="1">
+      <w:start w:val="1"/>
+      <w:numFmt w:val="bullet"/>
+      <w:lvlText w:val=""/>
+      <w:lvlJc w:val="left"/>
+      <w:pPr>
+        <w:ind w:left="4320" w:hanging="360"/>
+      </w:pPr>
+      <w:rPr>
+        <w:rFonts w:ascii="Wingdings" w:hAnsi="Wingdings" w:hint="default"/>
+      </w:rPr>
+    </w:lvl>
+    <w:lvl w:ilvl="6" w:tplc="04150001" w:tentative="1">
+      <w:start w:val="1"/>
+      <w:numFmt w:val="bullet"/>
+      <w:lvlText w:val=""/>
+      <w:lvlJc w:val="left"/>
+      <w:pPr>
+        <w:ind w:left="5040" w:hanging="360"/>
+      </w:pPr>
+      <w:rPr>
+        <w:rFonts w:ascii="Symbol" w:hAnsi="Symbol" w:hint="default"/>
+      </w:rPr>
+    </w:lvl>
+    <w:lvl w:ilvl="7" w:tplc="04150003" w:tentative="1">
+      <w:start w:val="1"/>
+      <w:numFmt w:val="bullet"/>
+      <w:lvlText w:val="o"/>
+      <w:lvlJc w:val="left"/>
+      <w:pPr>
+        <w:ind w:left="5760" w:hanging="360"/>
+      </w:pPr>
+      <w:rPr>
+        <w:rFonts w:ascii="Courier New" w:hAnsi="Courier New" w:cs="Courier New" w:hint="default"/>
+      </w:rPr>
+    </w:lvl>
+    <w:lvl w:ilvl="8" w:tplc="04150005" w:tentative="1">
+      <w:start w:val="1"/>
+      <w:numFmt w:val="bullet"/>
+      <w:lvlText w:val=""/>
+      <w:lvlJc w:val="left"/>
+      <w:pPr>
+        <w:ind w:left="6480" w:hanging="360"/>
+      </w:pPr>
+      <w:rPr>
+        <w:rFonts w:ascii="Wingdings" w:hAnsi="Wingdings" w:hint="default"/>
+      </w:rPr>
+    </w:lvl>
+  </w:abstractNum>
+  <w:abstractNum w:abstractNumId="11" w15:restartNumberingAfterBreak="0">
+    <w:nsid w:val="1E915EC0"/>
+    <w:multiLevelType w:val="hybridMultilevel"/>
+    <w:tmpl w:val="53FAFAB6"/>
+    <w:lvl w:ilvl="0" w:tplc="04150001">
+      <w:start w:val="1"/>
+      <w:numFmt w:val="bullet"/>
+      <w:lvlText w:val=""/>
+      <w:lvlJc w:val="left"/>
+      <w:pPr>
+        <w:ind w:left="1797" w:hanging="360"/>
+      </w:pPr>
+      <w:rPr>
+        <w:rFonts w:ascii="Symbol" w:hAnsi="Symbol" w:hint="default"/>
+      </w:rPr>
+    </w:lvl>
+    <w:lvl w:ilvl="1" w:tplc="04150003" w:tentative="1">
+      <w:start w:val="1"/>
+      <w:numFmt w:val="bullet"/>
+      <w:lvlText w:val="o"/>
+      <w:lvlJc w:val="left"/>
+      <w:pPr>
+        <w:ind w:left="2517" w:hanging="360"/>
+      </w:pPr>
+      <w:rPr>
+        <w:rFonts w:ascii="Courier New" w:hAnsi="Courier New" w:cs="Courier New" w:hint="default"/>
+      </w:rPr>
+    </w:lvl>
+    <w:lvl w:ilvl="2" w:tplc="04150005" w:tentative="1">
+      <w:start w:val="1"/>
+      <w:numFmt w:val="bullet"/>
+      <w:lvlText w:val=""/>
+      <w:lvlJc w:val="left"/>
+      <w:pPr>
+        <w:ind w:left="3237" w:hanging="360"/>
+      </w:pPr>
+      <w:rPr>
+        <w:rFonts w:ascii="Wingdings" w:hAnsi="Wingdings" w:hint="default"/>
+      </w:rPr>
+    </w:lvl>
+    <w:lvl w:ilvl="3" w:tplc="04150001" w:tentative="1">
+      <w:start w:val="1"/>
+      <w:numFmt w:val="bullet"/>
+      <w:lvlText w:val=""/>
+      <w:lvlJc w:val="left"/>
+      <w:pPr>
+        <w:ind w:left="3957" w:hanging="360"/>
+      </w:pPr>
+      <w:rPr>
+        <w:rFonts w:ascii="Symbol" w:hAnsi="Symbol" w:hint="default"/>
+      </w:rPr>
+    </w:lvl>
+    <w:lvl w:ilvl="4" w:tplc="04150003" w:tentative="1">
+      <w:start w:val="1"/>
+      <w:numFmt w:val="bullet"/>
+      <w:lvlText w:val="o"/>
+      <w:lvlJc w:val="left"/>
+      <w:pPr>
+        <w:ind w:left="4677" w:hanging="360"/>
+      </w:pPr>
+      <w:rPr>
+        <w:rFonts w:ascii="Courier New" w:hAnsi="Courier New" w:cs="Courier New" w:hint="default"/>
+      </w:rPr>
+    </w:lvl>
+    <w:lvl w:ilvl="5" w:tplc="04150005" w:tentative="1">
+      <w:start w:val="1"/>
+      <w:numFmt w:val="bullet"/>
+      <w:lvlText w:val=""/>
+      <w:lvlJc w:val="left"/>
+      <w:pPr>
+        <w:ind w:left="5397" w:hanging="360"/>
+      </w:pPr>
+      <w:rPr>
+        <w:rFonts w:ascii="Wingdings" w:hAnsi="Wingdings" w:hint="default"/>
+      </w:rPr>
+    </w:lvl>
+    <w:lvl w:ilvl="6" w:tplc="04150001" w:tentative="1">
+      <w:start w:val="1"/>
+      <w:numFmt w:val="bullet"/>
+      <w:lvlText w:val=""/>
+      <w:lvlJc w:val="left"/>
+      <w:pPr>
+        <w:ind w:left="6117" w:hanging="360"/>
+      </w:pPr>
+      <w:rPr>
+        <w:rFonts w:ascii="Symbol" w:hAnsi="Symbol" w:hint="default"/>
+      </w:rPr>
+    </w:lvl>
+    <w:lvl w:ilvl="7" w:tplc="04150003" w:tentative="1">
+      <w:start w:val="1"/>
+      <w:numFmt w:val="bullet"/>
+      <w:lvlText w:val="o"/>
+      <w:lvlJc w:val="left"/>
+      <w:pPr>
+        <w:ind w:left="6837" w:hanging="360"/>
+      </w:pPr>
+      <w:rPr>
+        <w:rFonts w:ascii="Courier New" w:hAnsi="Courier New" w:cs="Courier New" w:hint="default"/>
+      </w:rPr>
+    </w:lvl>
+    <w:lvl w:ilvl="8" w:tplc="04150005" w:tentative="1">
+      <w:start w:val="1"/>
+      <w:numFmt w:val="bullet"/>
+      <w:lvlText w:val=""/>
+      <w:lvlJc w:val="left"/>
+      <w:pPr>
+        <w:ind w:left="7557" w:hanging="360"/>
+      </w:pPr>
+      <w:rPr>
+        <w:rFonts w:ascii="Wingdings" w:hAnsi="Wingdings" w:hint="default"/>
+      </w:rPr>
+    </w:lvl>
+  </w:abstractNum>
+  <w:abstractNum w:abstractNumId="12" w15:restartNumberingAfterBreak="0">
+    <w:nsid w:val="20D13A50"/>
+    <w:multiLevelType w:val="hybridMultilevel"/>
+    <w:tmpl w:val="6DD4B52A"/>
+    <w:lvl w:ilvl="0" w:tplc="04150001">
+      <w:start w:val="1"/>
+      <w:numFmt w:val="bullet"/>
+      <w:lvlText w:val=""/>
+      <w:lvlJc w:val="left"/>
+      <w:pPr>
+        <w:ind w:left="1797" w:hanging="360"/>
+      </w:pPr>
+      <w:rPr>
+        <w:rFonts w:ascii="Symbol" w:hAnsi="Symbol" w:hint="default"/>
+      </w:rPr>
+    </w:lvl>
+    <w:lvl w:ilvl="1" w:tplc="04150003" w:tentative="1">
+      <w:start w:val="1"/>
+      <w:numFmt w:val="bullet"/>
+      <w:lvlText w:val="o"/>
+      <w:lvlJc w:val="left"/>
+      <w:pPr>
+        <w:ind w:left="2517" w:hanging="360"/>
+      </w:pPr>
+      <w:rPr>
+        <w:rFonts w:ascii="Courier New" w:hAnsi="Courier New" w:cs="Courier New" w:hint="default"/>
+      </w:rPr>
+    </w:lvl>
+    <w:lvl w:ilvl="2" w:tplc="04150005" w:tentative="1">
+      <w:start w:val="1"/>
+      <w:numFmt w:val="bullet"/>
+      <w:lvlText w:val=""/>
+      <w:lvlJc w:val="left"/>
+      <w:pPr>
+        <w:ind w:left="3237" w:hanging="360"/>
+      </w:pPr>
+      <w:rPr>
+        <w:rFonts w:ascii="Wingdings" w:hAnsi="Wingdings" w:hint="default"/>
+      </w:rPr>
+    </w:lvl>
+    <w:lvl w:ilvl="3" w:tplc="04150001" w:tentative="1">
+      <w:start w:val="1"/>
+      <w:numFmt w:val="bullet"/>
+      <w:lvlText w:val=""/>
+      <w:lvlJc w:val="left"/>
+      <w:pPr>
+        <w:ind w:left="3957" w:hanging="360"/>
+      </w:pPr>
+      <w:rPr>
+        <w:rFonts w:ascii="Symbol" w:hAnsi="Symbol" w:hint="default"/>
+      </w:rPr>
+    </w:lvl>
+    <w:lvl w:ilvl="4" w:tplc="04150003" w:tentative="1">
+      <w:start w:val="1"/>
+      <w:numFmt w:val="bullet"/>
+      <w:lvlText w:val="o"/>
+      <w:lvlJc w:val="left"/>
+      <w:pPr>
+        <w:ind w:left="4677" w:hanging="360"/>
+      </w:pPr>
+      <w:rPr>
+        <w:rFonts w:ascii="Courier New" w:hAnsi="Courier New" w:cs="Courier New" w:hint="default"/>
+      </w:rPr>
+    </w:lvl>
+    <w:lvl w:ilvl="5" w:tplc="04150005" w:tentative="1">
+      <w:start w:val="1"/>
+      <w:numFmt w:val="bullet"/>
+      <w:lvlText w:val=""/>
+      <w:lvlJc w:val="left"/>
+      <w:pPr>
+        <w:ind w:left="5397" w:hanging="360"/>
+      </w:pPr>
+      <w:rPr>
+        <w:rFonts w:ascii="Wingdings" w:hAnsi="Wingdings" w:hint="default"/>
+      </w:rPr>
+    </w:lvl>
+    <w:lvl w:ilvl="6" w:tplc="04150001" w:tentative="1">
+      <w:start w:val="1"/>
+      <w:numFmt w:val="bullet"/>
+      <w:lvlText w:val=""/>
+      <w:lvlJc w:val="left"/>
+      <w:pPr>
+        <w:ind w:left="6117" w:hanging="360"/>
+      </w:pPr>
+      <w:rPr>
+        <w:rFonts w:ascii="Symbol" w:hAnsi="Symbol" w:hint="default"/>
+      </w:rPr>
+    </w:lvl>
+    <w:lvl w:ilvl="7" w:tplc="04150003" w:tentative="1">
+      <w:start w:val="1"/>
+      <w:numFmt w:val="bullet"/>
+      <w:lvlText w:val="o"/>
+      <w:lvlJc w:val="left"/>
+      <w:pPr>
+        <w:ind w:left="6837" w:hanging="360"/>
+      </w:pPr>
+      <w:rPr>
+        <w:rFonts w:ascii="Courier New" w:hAnsi="Courier New" w:cs="Courier New" w:hint="default"/>
+      </w:rPr>
+    </w:lvl>
+    <w:lvl w:ilvl="8" w:tplc="04150005" w:tentative="1">
+      <w:start w:val="1"/>
+      <w:numFmt w:val="bullet"/>
+      <w:lvlText w:val=""/>
+      <w:lvlJc w:val="left"/>
+      <w:pPr>
+        <w:ind w:left="7557" w:hanging="360"/>
+      </w:pPr>
+      <w:rPr>
+        <w:rFonts w:ascii="Wingdings" w:hAnsi="Wingdings" w:hint="default"/>
+      </w:rPr>
+    </w:lvl>
+  </w:abstractNum>
+  <w:abstractNum w:abstractNumId="13" w15:restartNumberingAfterBreak="0">
     <w:nsid w:val="2298513D"/>
     <w:multiLevelType w:val="multilevel"/>
     <w:tmpl w:val="CB645F06"/>
@@ -8398,7 +13981,233 @@
       </w:rPr>
     </w:lvl>
   </w:abstractNum>
-  <w:abstractNum w:abstractNumId="8" w15:restartNumberingAfterBreak="0">
+  <w:abstractNum w:abstractNumId="14" w15:restartNumberingAfterBreak="0">
+    <w:nsid w:val="26CF1EAB"/>
+    <w:multiLevelType w:val="hybridMultilevel"/>
+    <w:tmpl w:val="5796AF2A"/>
+    <w:lvl w:ilvl="0" w:tplc="04150001">
+      <w:start w:val="1"/>
+      <w:numFmt w:val="bullet"/>
+      <w:lvlText w:val=""/>
+      <w:lvlJc w:val="left"/>
+      <w:pPr>
+        <w:ind w:left="720" w:hanging="360"/>
+      </w:pPr>
+      <w:rPr>
+        <w:rFonts w:ascii="Symbol" w:hAnsi="Symbol" w:hint="default"/>
+      </w:rPr>
+    </w:lvl>
+    <w:lvl w:ilvl="1" w:tplc="04150003" w:tentative="1">
+      <w:start w:val="1"/>
+      <w:numFmt w:val="bullet"/>
+      <w:lvlText w:val="o"/>
+      <w:lvlJc w:val="left"/>
+      <w:pPr>
+        <w:ind w:left="1440" w:hanging="360"/>
+      </w:pPr>
+      <w:rPr>
+        <w:rFonts w:ascii="Courier New" w:hAnsi="Courier New" w:cs="Courier New" w:hint="default"/>
+      </w:rPr>
+    </w:lvl>
+    <w:lvl w:ilvl="2" w:tplc="04150005" w:tentative="1">
+      <w:start w:val="1"/>
+      <w:numFmt w:val="bullet"/>
+      <w:lvlText w:val=""/>
+      <w:lvlJc w:val="left"/>
+      <w:pPr>
+        <w:ind w:left="2160" w:hanging="360"/>
+      </w:pPr>
+      <w:rPr>
+        <w:rFonts w:ascii="Wingdings" w:hAnsi="Wingdings" w:hint="default"/>
+      </w:rPr>
+    </w:lvl>
+    <w:lvl w:ilvl="3" w:tplc="04150001" w:tentative="1">
+      <w:start w:val="1"/>
+      <w:numFmt w:val="bullet"/>
+      <w:lvlText w:val=""/>
+      <w:lvlJc w:val="left"/>
+      <w:pPr>
+        <w:ind w:left="2880" w:hanging="360"/>
+      </w:pPr>
+      <w:rPr>
+        <w:rFonts w:ascii="Symbol" w:hAnsi="Symbol" w:hint="default"/>
+      </w:rPr>
+    </w:lvl>
+    <w:lvl w:ilvl="4" w:tplc="04150003" w:tentative="1">
+      <w:start w:val="1"/>
+      <w:numFmt w:val="bullet"/>
+      <w:lvlText w:val="o"/>
+      <w:lvlJc w:val="left"/>
+      <w:pPr>
+        <w:ind w:left="3600" w:hanging="360"/>
+      </w:pPr>
+      <w:rPr>
+        <w:rFonts w:ascii="Courier New" w:hAnsi="Courier New" w:cs="Courier New" w:hint="default"/>
+      </w:rPr>
+    </w:lvl>
+    <w:lvl w:ilvl="5" w:tplc="04150005" w:tentative="1">
+      <w:start w:val="1"/>
+      <w:numFmt w:val="bullet"/>
+      <w:lvlText w:val=""/>
+      <w:lvlJc w:val="left"/>
+      <w:pPr>
+        <w:ind w:left="4320" w:hanging="360"/>
+      </w:pPr>
+      <w:rPr>
+        <w:rFonts w:ascii="Wingdings" w:hAnsi="Wingdings" w:hint="default"/>
+      </w:rPr>
+    </w:lvl>
+    <w:lvl w:ilvl="6" w:tplc="04150001" w:tentative="1">
+      <w:start w:val="1"/>
+      <w:numFmt w:val="bullet"/>
+      <w:lvlText w:val=""/>
+      <w:lvlJc w:val="left"/>
+      <w:pPr>
+        <w:ind w:left="5040" w:hanging="360"/>
+      </w:pPr>
+      <w:rPr>
+        <w:rFonts w:ascii="Symbol" w:hAnsi="Symbol" w:hint="default"/>
+      </w:rPr>
+    </w:lvl>
+    <w:lvl w:ilvl="7" w:tplc="04150003" w:tentative="1">
+      <w:start w:val="1"/>
+      <w:numFmt w:val="bullet"/>
+      <w:lvlText w:val="o"/>
+      <w:lvlJc w:val="left"/>
+      <w:pPr>
+        <w:ind w:left="5760" w:hanging="360"/>
+      </w:pPr>
+      <w:rPr>
+        <w:rFonts w:ascii="Courier New" w:hAnsi="Courier New" w:cs="Courier New" w:hint="default"/>
+      </w:rPr>
+    </w:lvl>
+    <w:lvl w:ilvl="8" w:tplc="04150005" w:tentative="1">
+      <w:start w:val="1"/>
+      <w:numFmt w:val="bullet"/>
+      <w:lvlText w:val=""/>
+      <w:lvlJc w:val="left"/>
+      <w:pPr>
+        <w:ind w:left="6480" w:hanging="360"/>
+      </w:pPr>
+      <w:rPr>
+        <w:rFonts w:ascii="Wingdings" w:hAnsi="Wingdings" w:hint="default"/>
+      </w:rPr>
+    </w:lvl>
+  </w:abstractNum>
+  <w:abstractNum w:abstractNumId="15" w15:restartNumberingAfterBreak="0">
+    <w:nsid w:val="289B73ED"/>
+    <w:multiLevelType w:val="hybridMultilevel"/>
+    <w:tmpl w:val="421CA65E"/>
+    <w:lvl w:ilvl="0" w:tplc="04150001">
+      <w:start w:val="1"/>
+      <w:numFmt w:val="bullet"/>
+      <w:lvlText w:val=""/>
+      <w:lvlJc w:val="left"/>
+      <w:pPr>
+        <w:ind w:left="1797" w:hanging="360"/>
+      </w:pPr>
+      <w:rPr>
+        <w:rFonts w:ascii="Symbol" w:hAnsi="Symbol" w:hint="default"/>
+      </w:rPr>
+    </w:lvl>
+    <w:lvl w:ilvl="1" w:tplc="04150003" w:tentative="1">
+      <w:start w:val="1"/>
+      <w:numFmt w:val="bullet"/>
+      <w:lvlText w:val="o"/>
+      <w:lvlJc w:val="left"/>
+      <w:pPr>
+        <w:ind w:left="2517" w:hanging="360"/>
+      </w:pPr>
+      <w:rPr>
+        <w:rFonts w:ascii="Courier New" w:hAnsi="Courier New" w:cs="Courier New" w:hint="default"/>
+      </w:rPr>
+    </w:lvl>
+    <w:lvl w:ilvl="2" w:tplc="04150005" w:tentative="1">
+      <w:start w:val="1"/>
+      <w:numFmt w:val="bullet"/>
+      <w:lvlText w:val=""/>
+      <w:lvlJc w:val="left"/>
+      <w:pPr>
+        <w:ind w:left="3237" w:hanging="360"/>
+      </w:pPr>
+      <w:rPr>
+        <w:rFonts w:ascii="Wingdings" w:hAnsi="Wingdings" w:hint="default"/>
+      </w:rPr>
+    </w:lvl>
+    <w:lvl w:ilvl="3" w:tplc="04150001" w:tentative="1">
+      <w:start w:val="1"/>
+      <w:numFmt w:val="bullet"/>
+      <w:lvlText w:val=""/>
+      <w:lvlJc w:val="left"/>
+      <w:pPr>
+        <w:ind w:left="3957" w:hanging="360"/>
+      </w:pPr>
+      <w:rPr>
+        <w:rFonts w:ascii="Symbol" w:hAnsi="Symbol" w:hint="default"/>
+      </w:rPr>
+    </w:lvl>
+    <w:lvl w:ilvl="4" w:tplc="04150003" w:tentative="1">
+      <w:start w:val="1"/>
+      <w:numFmt w:val="bullet"/>
+      <w:lvlText w:val="o"/>
+      <w:lvlJc w:val="left"/>
+      <w:pPr>
+        <w:ind w:left="4677" w:hanging="360"/>
+      </w:pPr>
+      <w:rPr>
+        <w:rFonts w:ascii="Courier New" w:hAnsi="Courier New" w:cs="Courier New" w:hint="default"/>
+      </w:rPr>
+    </w:lvl>
+    <w:lvl w:ilvl="5" w:tplc="04150005" w:tentative="1">
+      <w:start w:val="1"/>
+      <w:numFmt w:val="bullet"/>
+      <w:lvlText w:val=""/>
+      <w:lvlJc w:val="left"/>
+      <w:pPr>
+        <w:ind w:left="5397" w:hanging="360"/>
+      </w:pPr>
+      <w:rPr>
+        <w:rFonts w:ascii="Wingdings" w:hAnsi="Wingdings" w:hint="default"/>
+      </w:rPr>
+    </w:lvl>
+    <w:lvl w:ilvl="6" w:tplc="04150001" w:tentative="1">
+      <w:start w:val="1"/>
+      <w:numFmt w:val="bullet"/>
+      <w:lvlText w:val=""/>
+      <w:lvlJc w:val="left"/>
+      <w:pPr>
+        <w:ind w:left="6117" w:hanging="360"/>
+      </w:pPr>
+      <w:rPr>
+        <w:rFonts w:ascii="Symbol" w:hAnsi="Symbol" w:hint="default"/>
+      </w:rPr>
+    </w:lvl>
+    <w:lvl w:ilvl="7" w:tplc="04150003" w:tentative="1">
+      <w:start w:val="1"/>
+      <w:numFmt w:val="bullet"/>
+      <w:lvlText w:val="o"/>
+      <w:lvlJc w:val="left"/>
+      <w:pPr>
+        <w:ind w:left="6837" w:hanging="360"/>
+      </w:pPr>
+      <w:rPr>
+        <w:rFonts w:ascii="Courier New" w:hAnsi="Courier New" w:cs="Courier New" w:hint="default"/>
+      </w:rPr>
+    </w:lvl>
+    <w:lvl w:ilvl="8" w:tplc="04150005" w:tentative="1">
+      <w:start w:val="1"/>
+      <w:numFmt w:val="bullet"/>
+      <w:lvlText w:val=""/>
+      <w:lvlJc w:val="left"/>
+      <w:pPr>
+        <w:ind w:left="7557" w:hanging="360"/>
+      </w:pPr>
+      <w:rPr>
+        <w:rFonts w:ascii="Wingdings" w:hAnsi="Wingdings" w:hint="default"/>
+      </w:rPr>
+    </w:lvl>
+  </w:abstractNum>
+  <w:abstractNum w:abstractNumId="16" w15:restartNumberingAfterBreak="0">
     <w:nsid w:val="2A1071C1"/>
     <w:multiLevelType w:val="multilevel"/>
     <w:tmpl w:val="3AD4213A"/>
@@ -8511,7 +14320,7 @@
       </w:rPr>
     </w:lvl>
   </w:abstractNum>
-  <w:abstractNum w:abstractNumId="9" w15:restartNumberingAfterBreak="0">
+  <w:abstractNum w:abstractNumId="17" w15:restartNumberingAfterBreak="0">
     <w:nsid w:val="2A5E0A20"/>
     <w:multiLevelType w:val="multilevel"/>
     <w:tmpl w:val="219EFD44"/>
@@ -8624,7 +14433,7 @@
       </w:rPr>
     </w:lvl>
   </w:abstractNum>
-  <w:abstractNum w:abstractNumId="10" w15:restartNumberingAfterBreak="0">
+  <w:abstractNum w:abstractNumId="18" w15:restartNumberingAfterBreak="0">
     <w:nsid w:val="2DCE6CEC"/>
     <w:multiLevelType w:val="hybridMultilevel"/>
     <w:tmpl w:val="C702543C"/>
@@ -8737,7 +14546,7 @@
       </w:rPr>
     </w:lvl>
   </w:abstractNum>
-  <w:abstractNum w:abstractNumId="11" w15:restartNumberingAfterBreak="0">
+  <w:abstractNum w:abstractNumId="19" w15:restartNumberingAfterBreak="0">
     <w:nsid w:val="2E04029F"/>
     <w:multiLevelType w:val="multilevel"/>
     <w:tmpl w:val="694857D2"/>
@@ -8849,7 +14658,7 @@
       </w:rPr>
     </w:lvl>
   </w:abstractNum>
-  <w:abstractNum w:abstractNumId="12" w15:restartNumberingAfterBreak="0">
+  <w:abstractNum w:abstractNumId="20" w15:restartNumberingAfterBreak="0">
     <w:nsid w:val="3588666B"/>
     <w:multiLevelType w:val="multilevel"/>
     <w:tmpl w:val="19C03C30"/>
@@ -8961,7 +14770,120 @@
       </w:rPr>
     </w:lvl>
   </w:abstractNum>
-  <w:abstractNum w:abstractNumId="13" w15:restartNumberingAfterBreak="0">
+  <w:abstractNum w:abstractNumId="21" w15:restartNumberingAfterBreak="0">
+    <w:nsid w:val="3E7B2D1F"/>
+    <w:multiLevelType w:val="hybridMultilevel"/>
+    <w:tmpl w:val="58DEBCC2"/>
+    <w:lvl w:ilvl="0" w:tplc="04150001">
+      <w:start w:val="1"/>
+      <w:numFmt w:val="bullet"/>
+      <w:lvlText w:val=""/>
+      <w:lvlJc w:val="left"/>
+      <w:pPr>
+        <w:ind w:left="1800" w:hanging="360"/>
+      </w:pPr>
+      <w:rPr>
+        <w:rFonts w:ascii="Symbol" w:hAnsi="Symbol" w:hint="default"/>
+      </w:rPr>
+    </w:lvl>
+    <w:lvl w:ilvl="1" w:tplc="04150003" w:tentative="1">
+      <w:start w:val="1"/>
+      <w:numFmt w:val="bullet"/>
+      <w:lvlText w:val="o"/>
+      <w:lvlJc w:val="left"/>
+      <w:pPr>
+        <w:ind w:left="2520" w:hanging="360"/>
+      </w:pPr>
+      <w:rPr>
+        <w:rFonts w:ascii="Courier New" w:hAnsi="Courier New" w:cs="Courier New" w:hint="default"/>
+      </w:rPr>
+    </w:lvl>
+    <w:lvl w:ilvl="2" w:tplc="04150005" w:tentative="1">
+      <w:start w:val="1"/>
+      <w:numFmt w:val="bullet"/>
+      <w:lvlText w:val=""/>
+      <w:lvlJc w:val="left"/>
+      <w:pPr>
+        <w:ind w:left="3240" w:hanging="360"/>
+      </w:pPr>
+      <w:rPr>
+        <w:rFonts w:ascii="Wingdings" w:hAnsi="Wingdings" w:hint="default"/>
+      </w:rPr>
+    </w:lvl>
+    <w:lvl w:ilvl="3" w:tplc="04150001" w:tentative="1">
+      <w:start w:val="1"/>
+      <w:numFmt w:val="bullet"/>
+      <w:lvlText w:val=""/>
+      <w:lvlJc w:val="left"/>
+      <w:pPr>
+        <w:ind w:left="3960" w:hanging="360"/>
+      </w:pPr>
+      <w:rPr>
+        <w:rFonts w:ascii="Symbol" w:hAnsi="Symbol" w:hint="default"/>
+      </w:rPr>
+    </w:lvl>
+    <w:lvl w:ilvl="4" w:tplc="04150003" w:tentative="1">
+      <w:start w:val="1"/>
+      <w:numFmt w:val="bullet"/>
+      <w:lvlText w:val="o"/>
+      <w:lvlJc w:val="left"/>
+      <w:pPr>
+        <w:ind w:left="4680" w:hanging="360"/>
+      </w:pPr>
+      <w:rPr>
+        <w:rFonts w:ascii="Courier New" w:hAnsi="Courier New" w:cs="Courier New" w:hint="default"/>
+      </w:rPr>
+    </w:lvl>
+    <w:lvl w:ilvl="5" w:tplc="04150005" w:tentative="1">
+      <w:start w:val="1"/>
+      <w:numFmt w:val="bullet"/>
+      <w:lvlText w:val=""/>
+      <w:lvlJc w:val="left"/>
+      <w:pPr>
+        <w:ind w:left="5400" w:hanging="360"/>
+      </w:pPr>
+      <w:rPr>
+        <w:rFonts w:ascii="Wingdings" w:hAnsi="Wingdings" w:hint="default"/>
+      </w:rPr>
+    </w:lvl>
+    <w:lvl w:ilvl="6" w:tplc="04150001" w:tentative="1">
+      <w:start w:val="1"/>
+      <w:numFmt w:val="bullet"/>
+      <w:lvlText w:val=""/>
+      <w:lvlJc w:val="left"/>
+      <w:pPr>
+        <w:ind w:left="6120" w:hanging="360"/>
+      </w:pPr>
+      <w:rPr>
+        <w:rFonts w:ascii="Symbol" w:hAnsi="Symbol" w:hint="default"/>
+      </w:rPr>
+    </w:lvl>
+    <w:lvl w:ilvl="7" w:tplc="04150003" w:tentative="1">
+      <w:start w:val="1"/>
+      <w:numFmt w:val="bullet"/>
+      <w:lvlText w:val="o"/>
+      <w:lvlJc w:val="left"/>
+      <w:pPr>
+        <w:ind w:left="6840" w:hanging="360"/>
+      </w:pPr>
+      <w:rPr>
+        <w:rFonts w:ascii="Courier New" w:hAnsi="Courier New" w:cs="Courier New" w:hint="default"/>
+      </w:rPr>
+    </w:lvl>
+    <w:lvl w:ilvl="8" w:tplc="04150005" w:tentative="1">
+      <w:start w:val="1"/>
+      <w:numFmt w:val="bullet"/>
+      <w:lvlText w:val=""/>
+      <w:lvlJc w:val="left"/>
+      <w:pPr>
+        <w:ind w:left="7560" w:hanging="360"/>
+      </w:pPr>
+      <w:rPr>
+        <w:rFonts w:ascii="Wingdings" w:hAnsi="Wingdings" w:hint="default"/>
+      </w:rPr>
+    </w:lvl>
+  </w:abstractNum>
+  <w:abstractNum w:abstractNumId="22" w15:restartNumberingAfterBreak="0">
     <w:nsid w:val="403C7992"/>
     <w:multiLevelType w:val="hybridMultilevel"/>
     <w:tmpl w:val="441AEC1A"/>
@@ -9074,7 +14996,120 @@
       </w:rPr>
     </w:lvl>
   </w:abstractNum>
-  <w:abstractNum w:abstractNumId="14" w15:restartNumberingAfterBreak="0">
+  <w:abstractNum w:abstractNumId="23" w15:restartNumberingAfterBreak="0">
+    <w:nsid w:val="41A344DB"/>
+    <w:multiLevelType w:val="hybridMultilevel"/>
+    <w:tmpl w:val="E86AF0D0"/>
+    <w:lvl w:ilvl="0" w:tplc="04150001">
+      <w:start w:val="1"/>
+      <w:numFmt w:val="bullet"/>
+      <w:lvlText w:val=""/>
+      <w:lvlJc w:val="left"/>
+      <w:pPr>
+        <w:ind w:left="1797" w:hanging="360"/>
+      </w:pPr>
+      <w:rPr>
+        <w:rFonts w:ascii="Symbol" w:hAnsi="Symbol" w:hint="default"/>
+      </w:rPr>
+    </w:lvl>
+    <w:lvl w:ilvl="1" w:tplc="04150003" w:tentative="1">
+      <w:start w:val="1"/>
+      <w:numFmt w:val="bullet"/>
+      <w:lvlText w:val="o"/>
+      <w:lvlJc w:val="left"/>
+      <w:pPr>
+        <w:ind w:left="2517" w:hanging="360"/>
+      </w:pPr>
+      <w:rPr>
+        <w:rFonts w:ascii="Courier New" w:hAnsi="Courier New" w:cs="Courier New" w:hint="default"/>
+      </w:rPr>
+    </w:lvl>
+    <w:lvl w:ilvl="2" w:tplc="04150005" w:tentative="1">
+      <w:start w:val="1"/>
+      <w:numFmt w:val="bullet"/>
+      <w:lvlText w:val=""/>
+      <w:lvlJc w:val="left"/>
+      <w:pPr>
+        <w:ind w:left="3237" w:hanging="360"/>
+      </w:pPr>
+      <w:rPr>
+        <w:rFonts w:ascii="Wingdings" w:hAnsi="Wingdings" w:hint="default"/>
+      </w:rPr>
+    </w:lvl>
+    <w:lvl w:ilvl="3" w:tplc="04150001" w:tentative="1">
+      <w:start w:val="1"/>
+      <w:numFmt w:val="bullet"/>
+      <w:lvlText w:val=""/>
+      <w:lvlJc w:val="left"/>
+      <w:pPr>
+        <w:ind w:left="3957" w:hanging="360"/>
+      </w:pPr>
+      <w:rPr>
+        <w:rFonts w:ascii="Symbol" w:hAnsi="Symbol" w:hint="default"/>
+      </w:rPr>
+    </w:lvl>
+    <w:lvl w:ilvl="4" w:tplc="04150003" w:tentative="1">
+      <w:start w:val="1"/>
+      <w:numFmt w:val="bullet"/>
+      <w:lvlText w:val="o"/>
+      <w:lvlJc w:val="left"/>
+      <w:pPr>
+        <w:ind w:left="4677" w:hanging="360"/>
+      </w:pPr>
+      <w:rPr>
+        <w:rFonts w:ascii="Courier New" w:hAnsi="Courier New" w:cs="Courier New" w:hint="default"/>
+      </w:rPr>
+    </w:lvl>
+    <w:lvl w:ilvl="5" w:tplc="04150005" w:tentative="1">
+      <w:start w:val="1"/>
+      <w:numFmt w:val="bullet"/>
+      <w:lvlText w:val=""/>
+      <w:lvlJc w:val="left"/>
+      <w:pPr>
+        <w:ind w:left="5397" w:hanging="360"/>
+      </w:pPr>
+      <w:rPr>
+        <w:rFonts w:ascii="Wingdings" w:hAnsi="Wingdings" w:hint="default"/>
+      </w:rPr>
+    </w:lvl>
+    <w:lvl w:ilvl="6" w:tplc="04150001" w:tentative="1">
+      <w:start w:val="1"/>
+      <w:numFmt w:val="bullet"/>
+      <w:lvlText w:val=""/>
+      <w:lvlJc w:val="left"/>
+      <w:pPr>
+        <w:ind w:left="6117" w:hanging="360"/>
+      </w:pPr>
+      <w:rPr>
+        <w:rFonts w:ascii="Symbol" w:hAnsi="Symbol" w:hint="default"/>
+      </w:rPr>
+    </w:lvl>
+    <w:lvl w:ilvl="7" w:tplc="04150003" w:tentative="1">
+      <w:start w:val="1"/>
+      <w:numFmt w:val="bullet"/>
+      <w:lvlText w:val="o"/>
+      <w:lvlJc w:val="left"/>
+      <w:pPr>
+        <w:ind w:left="6837" w:hanging="360"/>
+      </w:pPr>
+      <w:rPr>
+        <w:rFonts w:ascii="Courier New" w:hAnsi="Courier New" w:cs="Courier New" w:hint="default"/>
+      </w:rPr>
+    </w:lvl>
+    <w:lvl w:ilvl="8" w:tplc="04150005" w:tentative="1">
+      <w:start w:val="1"/>
+      <w:numFmt w:val="bullet"/>
+      <w:lvlText w:val=""/>
+      <w:lvlJc w:val="left"/>
+      <w:pPr>
+        <w:ind w:left="7557" w:hanging="360"/>
+      </w:pPr>
+      <w:rPr>
+        <w:rFonts w:ascii="Wingdings" w:hAnsi="Wingdings" w:hint="default"/>
+      </w:rPr>
+    </w:lvl>
+  </w:abstractNum>
+  <w:abstractNum w:abstractNumId="24" w15:restartNumberingAfterBreak="0">
     <w:nsid w:val="46572BA8"/>
     <w:multiLevelType w:val="multilevel"/>
     <w:tmpl w:val="219EFD44"/>
@@ -9187,7 +15222,7 @@
       </w:rPr>
     </w:lvl>
   </w:abstractNum>
-  <w:abstractNum w:abstractNumId="15" w15:restartNumberingAfterBreak="0">
+  <w:abstractNum w:abstractNumId="25" w15:restartNumberingAfterBreak="0">
     <w:nsid w:val="4CA5170A"/>
     <w:multiLevelType w:val="hybridMultilevel"/>
     <w:tmpl w:val="289C4842"/>
@@ -9300,7 +15335,7 @@
       </w:rPr>
     </w:lvl>
   </w:abstractNum>
-  <w:abstractNum w:abstractNumId="16" w15:restartNumberingAfterBreak="0">
+  <w:abstractNum w:abstractNumId="26" w15:restartNumberingAfterBreak="0">
     <w:nsid w:val="5044084C"/>
     <w:multiLevelType w:val="hybridMultilevel"/>
     <w:tmpl w:val="93244302"/>
@@ -9412,7 +15447,120 @@
       </w:rPr>
     </w:lvl>
   </w:abstractNum>
-  <w:abstractNum w:abstractNumId="17" w15:restartNumberingAfterBreak="0">
+  <w:abstractNum w:abstractNumId="27" w15:restartNumberingAfterBreak="0">
+    <w:nsid w:val="50440E6E"/>
+    <w:multiLevelType w:val="hybridMultilevel"/>
+    <w:tmpl w:val="962A4624"/>
+    <w:lvl w:ilvl="0" w:tplc="04150001">
+      <w:start w:val="1"/>
+      <w:numFmt w:val="bullet"/>
+      <w:lvlText w:val=""/>
+      <w:lvlJc w:val="left"/>
+      <w:pPr>
+        <w:ind w:left="720" w:hanging="360"/>
+      </w:pPr>
+      <w:rPr>
+        <w:rFonts w:ascii="Symbol" w:hAnsi="Symbol" w:hint="default"/>
+      </w:rPr>
+    </w:lvl>
+    <w:lvl w:ilvl="1" w:tplc="04150003" w:tentative="1">
+      <w:start w:val="1"/>
+      <w:numFmt w:val="bullet"/>
+      <w:lvlText w:val="o"/>
+      <w:lvlJc w:val="left"/>
+      <w:pPr>
+        <w:ind w:left="1440" w:hanging="360"/>
+      </w:pPr>
+      <w:rPr>
+        <w:rFonts w:ascii="Courier New" w:hAnsi="Courier New" w:cs="Courier New" w:hint="default"/>
+      </w:rPr>
+    </w:lvl>
+    <w:lvl w:ilvl="2" w:tplc="04150005" w:tentative="1">
+      <w:start w:val="1"/>
+      <w:numFmt w:val="bullet"/>
+      <w:lvlText w:val=""/>
+      <w:lvlJc w:val="left"/>
+      <w:pPr>
+        <w:ind w:left="2160" w:hanging="360"/>
+      </w:pPr>
+      <w:rPr>
+        <w:rFonts w:ascii="Wingdings" w:hAnsi="Wingdings" w:hint="default"/>
+      </w:rPr>
+    </w:lvl>
+    <w:lvl w:ilvl="3" w:tplc="04150001" w:tentative="1">
+      <w:start w:val="1"/>
+      <w:numFmt w:val="bullet"/>
+      <w:lvlText w:val=""/>
+      <w:lvlJc w:val="left"/>
+      <w:pPr>
+        <w:ind w:left="2880" w:hanging="360"/>
+      </w:pPr>
+      <w:rPr>
+        <w:rFonts w:ascii="Symbol" w:hAnsi="Symbol" w:hint="default"/>
+      </w:rPr>
+    </w:lvl>
+    <w:lvl w:ilvl="4" w:tplc="04150003" w:tentative="1">
+      <w:start w:val="1"/>
+      <w:numFmt w:val="bullet"/>
+      <w:lvlText w:val="o"/>
+      <w:lvlJc w:val="left"/>
+      <w:pPr>
+        <w:ind w:left="3600" w:hanging="360"/>
+      </w:pPr>
+      <w:rPr>
+        <w:rFonts w:ascii="Courier New" w:hAnsi="Courier New" w:cs="Courier New" w:hint="default"/>
+      </w:rPr>
+    </w:lvl>
+    <w:lvl w:ilvl="5" w:tplc="04150005" w:tentative="1">
+      <w:start w:val="1"/>
+      <w:numFmt w:val="bullet"/>
+      <w:lvlText w:val=""/>
+      <w:lvlJc w:val="left"/>
+      <w:pPr>
+        <w:ind w:left="4320" w:hanging="360"/>
+      </w:pPr>
+      <w:rPr>
+        <w:rFonts w:ascii="Wingdings" w:hAnsi="Wingdings" w:hint="default"/>
+      </w:rPr>
+    </w:lvl>
+    <w:lvl w:ilvl="6" w:tplc="04150001" w:tentative="1">
+      <w:start w:val="1"/>
+      <w:numFmt w:val="bullet"/>
+      <w:lvlText w:val=""/>
+      <w:lvlJc w:val="left"/>
+      <w:pPr>
+        <w:ind w:left="5040" w:hanging="360"/>
+      </w:pPr>
+      <w:rPr>
+        <w:rFonts w:ascii="Symbol" w:hAnsi="Symbol" w:hint="default"/>
+      </w:rPr>
+    </w:lvl>
+    <w:lvl w:ilvl="7" w:tplc="04150003" w:tentative="1">
+      <w:start w:val="1"/>
+      <w:numFmt w:val="bullet"/>
+      <w:lvlText w:val="o"/>
+      <w:lvlJc w:val="left"/>
+      <w:pPr>
+        <w:ind w:left="5760" w:hanging="360"/>
+      </w:pPr>
+      <w:rPr>
+        <w:rFonts w:ascii="Courier New" w:hAnsi="Courier New" w:cs="Courier New" w:hint="default"/>
+      </w:rPr>
+    </w:lvl>
+    <w:lvl w:ilvl="8" w:tplc="04150005" w:tentative="1">
+      <w:start w:val="1"/>
+      <w:numFmt w:val="bullet"/>
+      <w:lvlText w:val=""/>
+      <w:lvlJc w:val="left"/>
+      <w:pPr>
+        <w:ind w:left="6480" w:hanging="360"/>
+      </w:pPr>
+      <w:rPr>
+        <w:rFonts w:ascii="Wingdings" w:hAnsi="Wingdings" w:hint="default"/>
+      </w:rPr>
+    </w:lvl>
+  </w:abstractNum>
+  <w:abstractNum w:abstractNumId="28" w15:restartNumberingAfterBreak="0">
     <w:nsid w:val="53B9375B"/>
     <w:multiLevelType w:val="hybridMultilevel"/>
     <w:tmpl w:val="CA84D54E"/>
@@ -9525,7 +15673,7 @@
       </w:rPr>
     </w:lvl>
   </w:abstractNum>
-  <w:abstractNum w:abstractNumId="18" w15:restartNumberingAfterBreak="0">
+  <w:abstractNum w:abstractNumId="29" w15:restartNumberingAfterBreak="0">
     <w:nsid w:val="5611254B"/>
     <w:multiLevelType w:val="hybridMultilevel"/>
     <w:tmpl w:val="E28482BE"/>
@@ -9638,7 +15786,7 @@
       </w:rPr>
     </w:lvl>
   </w:abstractNum>
-  <w:abstractNum w:abstractNumId="19" w15:restartNumberingAfterBreak="0">
+  <w:abstractNum w:abstractNumId="30" w15:restartNumberingAfterBreak="0">
     <w:nsid w:val="5A5F2F4C"/>
     <w:multiLevelType w:val="multilevel"/>
     <w:tmpl w:val="8586EB7A"/>
@@ -9751,7 +15899,7 @@
       </w:rPr>
     </w:lvl>
   </w:abstractNum>
-  <w:abstractNum w:abstractNumId="20" w15:restartNumberingAfterBreak="0">
+  <w:abstractNum w:abstractNumId="31" w15:restartNumberingAfterBreak="0">
     <w:nsid w:val="5A6348D9"/>
     <w:multiLevelType w:val="multilevel"/>
     <w:tmpl w:val="04150025"/>
@@ -9846,7 +15994,7 @@
       </w:pPr>
     </w:lvl>
   </w:abstractNum>
-  <w:abstractNum w:abstractNumId="21" w15:restartNumberingAfterBreak="0">
+  <w:abstractNum w:abstractNumId="32" w15:restartNumberingAfterBreak="0">
     <w:nsid w:val="5EC14FAE"/>
     <w:multiLevelType w:val="multilevel"/>
     <w:tmpl w:val="19C03C30"/>
@@ -9958,7 +16106,7 @@
       </w:rPr>
     </w:lvl>
   </w:abstractNum>
-  <w:abstractNum w:abstractNumId="22" w15:restartNumberingAfterBreak="0">
+  <w:abstractNum w:abstractNumId="33" w15:restartNumberingAfterBreak="0">
     <w:nsid w:val="5ECC7780"/>
     <w:multiLevelType w:val="hybridMultilevel"/>
     <w:tmpl w:val="6568C7D4"/>
@@ -10071,7 +16219,120 @@
       </w:rPr>
     </w:lvl>
   </w:abstractNum>
-  <w:abstractNum w:abstractNumId="23" w15:restartNumberingAfterBreak="0">
+  <w:abstractNum w:abstractNumId="34" w15:restartNumberingAfterBreak="0">
+    <w:nsid w:val="62192054"/>
+    <w:multiLevelType w:val="hybridMultilevel"/>
+    <w:tmpl w:val="E41831EE"/>
+    <w:lvl w:ilvl="0" w:tplc="04150001">
+      <w:start w:val="1"/>
+      <w:numFmt w:val="bullet"/>
+      <w:lvlText w:val=""/>
+      <w:lvlJc w:val="left"/>
+      <w:pPr>
+        <w:ind w:left="1800" w:hanging="360"/>
+      </w:pPr>
+      <w:rPr>
+        <w:rFonts w:ascii="Symbol" w:hAnsi="Symbol" w:hint="default"/>
+      </w:rPr>
+    </w:lvl>
+    <w:lvl w:ilvl="1" w:tplc="04150003" w:tentative="1">
+      <w:start w:val="1"/>
+      <w:numFmt w:val="bullet"/>
+      <w:lvlText w:val="o"/>
+      <w:lvlJc w:val="left"/>
+      <w:pPr>
+        <w:ind w:left="2520" w:hanging="360"/>
+      </w:pPr>
+      <w:rPr>
+        <w:rFonts w:ascii="Courier New" w:hAnsi="Courier New" w:cs="Courier New" w:hint="default"/>
+      </w:rPr>
+    </w:lvl>
+    <w:lvl w:ilvl="2" w:tplc="04150005" w:tentative="1">
+      <w:start w:val="1"/>
+      <w:numFmt w:val="bullet"/>
+      <w:lvlText w:val=""/>
+      <w:lvlJc w:val="left"/>
+      <w:pPr>
+        <w:ind w:left="3240" w:hanging="360"/>
+      </w:pPr>
+      <w:rPr>
+        <w:rFonts w:ascii="Wingdings" w:hAnsi="Wingdings" w:hint="default"/>
+      </w:rPr>
+    </w:lvl>
+    <w:lvl w:ilvl="3" w:tplc="04150001" w:tentative="1">
+      <w:start w:val="1"/>
+      <w:numFmt w:val="bullet"/>
+      <w:lvlText w:val=""/>
+      <w:lvlJc w:val="left"/>
+      <w:pPr>
+        <w:ind w:left="3960" w:hanging="360"/>
+      </w:pPr>
+      <w:rPr>
+        <w:rFonts w:ascii="Symbol" w:hAnsi="Symbol" w:hint="default"/>
+      </w:rPr>
+    </w:lvl>
+    <w:lvl w:ilvl="4" w:tplc="04150003" w:tentative="1">
+      <w:start w:val="1"/>
+      <w:numFmt w:val="bullet"/>
+      <w:lvlText w:val="o"/>
+      <w:lvlJc w:val="left"/>
+      <w:pPr>
+        <w:ind w:left="4680" w:hanging="360"/>
+      </w:pPr>
+      <w:rPr>
+        <w:rFonts w:ascii="Courier New" w:hAnsi="Courier New" w:cs="Courier New" w:hint="default"/>
+      </w:rPr>
+    </w:lvl>
+    <w:lvl w:ilvl="5" w:tplc="04150005" w:tentative="1">
+      <w:start w:val="1"/>
+      <w:numFmt w:val="bullet"/>
+      <w:lvlText w:val=""/>
+      <w:lvlJc w:val="left"/>
+      <w:pPr>
+        <w:ind w:left="5400" w:hanging="360"/>
+      </w:pPr>
+      <w:rPr>
+        <w:rFonts w:ascii="Wingdings" w:hAnsi="Wingdings" w:hint="default"/>
+      </w:rPr>
+    </w:lvl>
+    <w:lvl w:ilvl="6" w:tplc="04150001" w:tentative="1">
+      <w:start w:val="1"/>
+      <w:numFmt w:val="bullet"/>
+      <w:lvlText w:val=""/>
+      <w:lvlJc w:val="left"/>
+      <w:pPr>
+        <w:ind w:left="6120" w:hanging="360"/>
+      </w:pPr>
+      <w:rPr>
+        <w:rFonts w:ascii="Symbol" w:hAnsi="Symbol" w:hint="default"/>
+      </w:rPr>
+    </w:lvl>
+    <w:lvl w:ilvl="7" w:tplc="04150003" w:tentative="1">
+      <w:start w:val="1"/>
+      <w:numFmt w:val="bullet"/>
+      <w:lvlText w:val="o"/>
+      <w:lvlJc w:val="left"/>
+      <w:pPr>
+        <w:ind w:left="6840" w:hanging="360"/>
+      </w:pPr>
+      <w:rPr>
+        <w:rFonts w:ascii="Courier New" w:hAnsi="Courier New" w:cs="Courier New" w:hint="default"/>
+      </w:rPr>
+    </w:lvl>
+    <w:lvl w:ilvl="8" w:tplc="04150005" w:tentative="1">
+      <w:start w:val="1"/>
+      <w:numFmt w:val="bullet"/>
+      <w:lvlText w:val=""/>
+      <w:lvlJc w:val="left"/>
+      <w:pPr>
+        <w:ind w:left="7560" w:hanging="360"/>
+      </w:pPr>
+      <w:rPr>
+        <w:rFonts w:ascii="Wingdings" w:hAnsi="Wingdings" w:hint="default"/>
+      </w:rPr>
+    </w:lvl>
+  </w:abstractNum>
+  <w:abstractNum w:abstractNumId="35" w15:restartNumberingAfterBreak="0">
     <w:nsid w:val="67683D5F"/>
     <w:multiLevelType w:val="hybridMultilevel"/>
     <w:tmpl w:val="F4F2B170"/>
@@ -10184,7 +16445,7 @@
       </w:rPr>
     </w:lvl>
   </w:abstractNum>
-  <w:abstractNum w:abstractNumId="24" w15:restartNumberingAfterBreak="0">
+  <w:abstractNum w:abstractNumId="36" w15:restartNumberingAfterBreak="0">
     <w:nsid w:val="697153D1"/>
     <w:multiLevelType w:val="hybridMultilevel"/>
     <w:tmpl w:val="7B04B744"/>
@@ -10297,7 +16558,120 @@
       </w:rPr>
     </w:lvl>
   </w:abstractNum>
-  <w:abstractNum w:abstractNumId="25" w15:restartNumberingAfterBreak="0">
+  <w:abstractNum w:abstractNumId="37" w15:restartNumberingAfterBreak="0">
+    <w:nsid w:val="6F740BEA"/>
+    <w:multiLevelType w:val="hybridMultilevel"/>
+    <w:tmpl w:val="04B4F060"/>
+    <w:lvl w:ilvl="0" w:tplc="04150001">
+      <w:start w:val="1"/>
+      <w:numFmt w:val="bullet"/>
+      <w:lvlText w:val=""/>
+      <w:lvlJc w:val="left"/>
+      <w:pPr>
+        <w:ind w:left="720" w:hanging="360"/>
+      </w:pPr>
+      <w:rPr>
+        <w:rFonts w:ascii="Symbol" w:hAnsi="Symbol" w:hint="default"/>
+      </w:rPr>
+    </w:lvl>
+    <w:lvl w:ilvl="1" w:tplc="04150003" w:tentative="1">
+      <w:start w:val="1"/>
+      <w:numFmt w:val="bullet"/>
+      <w:lvlText w:val="o"/>
+      <w:lvlJc w:val="left"/>
+      <w:pPr>
+        <w:ind w:left="1440" w:hanging="360"/>
+      </w:pPr>
+      <w:rPr>
+        <w:rFonts w:ascii="Courier New" w:hAnsi="Courier New" w:cs="Courier New" w:hint="default"/>
+      </w:rPr>
+    </w:lvl>
+    <w:lvl w:ilvl="2" w:tplc="04150005" w:tentative="1">
+      <w:start w:val="1"/>
+      <w:numFmt w:val="bullet"/>
+      <w:lvlText w:val=""/>
+      <w:lvlJc w:val="left"/>
+      <w:pPr>
+        <w:ind w:left="2160" w:hanging="360"/>
+      </w:pPr>
+      <w:rPr>
+        <w:rFonts w:ascii="Wingdings" w:hAnsi="Wingdings" w:hint="default"/>
+      </w:rPr>
+    </w:lvl>
+    <w:lvl w:ilvl="3" w:tplc="04150001" w:tentative="1">
+      <w:start w:val="1"/>
+      <w:numFmt w:val="bullet"/>
+      <w:lvlText w:val=""/>
+      <w:lvlJc w:val="left"/>
+      <w:pPr>
+        <w:ind w:left="2880" w:hanging="360"/>
+      </w:pPr>
+      <w:rPr>
+        <w:rFonts w:ascii="Symbol" w:hAnsi="Symbol" w:hint="default"/>
+      </w:rPr>
+    </w:lvl>
+    <w:lvl w:ilvl="4" w:tplc="04150003" w:tentative="1">
+      <w:start w:val="1"/>
+      <w:numFmt w:val="bullet"/>
+      <w:lvlText w:val="o"/>
+      <w:lvlJc w:val="left"/>
+      <w:pPr>
+        <w:ind w:left="3600" w:hanging="360"/>
+      </w:pPr>
+      <w:rPr>
+        <w:rFonts w:ascii="Courier New" w:hAnsi="Courier New" w:cs="Courier New" w:hint="default"/>
+      </w:rPr>
+    </w:lvl>
+    <w:lvl w:ilvl="5" w:tplc="04150005" w:tentative="1">
+      <w:start w:val="1"/>
+      <w:numFmt w:val="bullet"/>
+      <w:lvlText w:val=""/>
+      <w:lvlJc w:val="left"/>
+      <w:pPr>
+        <w:ind w:left="4320" w:hanging="360"/>
+      </w:pPr>
+      <w:rPr>
+        <w:rFonts w:ascii="Wingdings" w:hAnsi="Wingdings" w:hint="default"/>
+      </w:rPr>
+    </w:lvl>
+    <w:lvl w:ilvl="6" w:tplc="04150001" w:tentative="1">
+      <w:start w:val="1"/>
+      <w:numFmt w:val="bullet"/>
+      <w:lvlText w:val=""/>
+      <w:lvlJc w:val="left"/>
+      <w:pPr>
+        <w:ind w:left="5040" w:hanging="360"/>
+      </w:pPr>
+      <w:rPr>
+        <w:rFonts w:ascii="Symbol" w:hAnsi="Symbol" w:hint="default"/>
+      </w:rPr>
+    </w:lvl>
+    <w:lvl w:ilvl="7" w:tplc="04150003" w:tentative="1">
+      <w:start w:val="1"/>
+      <w:numFmt w:val="bullet"/>
+      <w:lvlText w:val="o"/>
+      <w:lvlJc w:val="left"/>
+      <w:pPr>
+        <w:ind w:left="5760" w:hanging="360"/>
+      </w:pPr>
+      <w:rPr>
+        <w:rFonts w:ascii="Courier New" w:hAnsi="Courier New" w:cs="Courier New" w:hint="default"/>
+      </w:rPr>
+    </w:lvl>
+    <w:lvl w:ilvl="8" w:tplc="04150005" w:tentative="1">
+      <w:start w:val="1"/>
+      <w:numFmt w:val="bullet"/>
+      <w:lvlText w:val=""/>
+      <w:lvlJc w:val="left"/>
+      <w:pPr>
+        <w:ind w:left="6480" w:hanging="360"/>
+      </w:pPr>
+      <w:rPr>
+        <w:rFonts w:ascii="Wingdings" w:hAnsi="Wingdings" w:hint="default"/>
+      </w:rPr>
+    </w:lvl>
+  </w:abstractNum>
+  <w:abstractNum w:abstractNumId="38" w15:restartNumberingAfterBreak="0">
     <w:nsid w:val="71B611A4"/>
     <w:multiLevelType w:val="multilevel"/>
     <w:tmpl w:val="19C03C30"/>
@@ -10409,7 +16783,7 @@
       </w:rPr>
     </w:lvl>
   </w:abstractNum>
-  <w:abstractNum w:abstractNumId="26" w15:restartNumberingAfterBreak="0">
+  <w:abstractNum w:abstractNumId="39" w15:restartNumberingAfterBreak="0">
     <w:nsid w:val="770F4D26"/>
     <w:multiLevelType w:val="hybridMultilevel"/>
     <w:tmpl w:val="0054F98C"/>
@@ -10522,7 +16896,7 @@
       </w:rPr>
     </w:lvl>
   </w:abstractNum>
-  <w:abstractNum w:abstractNumId="27" w15:restartNumberingAfterBreak="0">
+  <w:abstractNum w:abstractNumId="40" w15:restartNumberingAfterBreak="0">
     <w:nsid w:val="77FE2F63"/>
     <w:multiLevelType w:val="multilevel"/>
     <w:tmpl w:val="19C03C30"/>
@@ -10634,7 +17008,7 @@
       </w:rPr>
     </w:lvl>
   </w:abstractNum>
-  <w:abstractNum w:abstractNumId="28" w15:restartNumberingAfterBreak="0">
+  <w:abstractNum w:abstractNumId="41" w15:restartNumberingAfterBreak="0">
     <w:nsid w:val="78CD2055"/>
     <w:multiLevelType w:val="multilevel"/>
     <w:tmpl w:val="2EF28386"/>
@@ -10783,7 +17157,120 @@
       </w:rPr>
     </w:lvl>
   </w:abstractNum>
-  <w:abstractNum w:abstractNumId="29" w15:restartNumberingAfterBreak="0">
+  <w:abstractNum w:abstractNumId="42" w15:restartNumberingAfterBreak="0">
+    <w:nsid w:val="7A5433B1"/>
+    <w:multiLevelType w:val="hybridMultilevel"/>
+    <w:tmpl w:val="8DF2F40E"/>
+    <w:lvl w:ilvl="0" w:tplc="04150001">
+      <w:start w:val="1"/>
+      <w:numFmt w:val="bullet"/>
+      <w:lvlText w:val=""/>
+      <w:lvlJc w:val="left"/>
+      <w:pPr>
+        <w:ind w:left="1797" w:hanging="360"/>
+      </w:pPr>
+      <w:rPr>
+        <w:rFonts w:ascii="Symbol" w:hAnsi="Symbol" w:hint="default"/>
+      </w:rPr>
+    </w:lvl>
+    <w:lvl w:ilvl="1" w:tplc="04150003" w:tentative="1">
+      <w:start w:val="1"/>
+      <w:numFmt w:val="bullet"/>
+      <w:lvlText w:val="o"/>
+      <w:lvlJc w:val="left"/>
+      <w:pPr>
+        <w:ind w:left="2517" w:hanging="360"/>
+      </w:pPr>
+      <w:rPr>
+        <w:rFonts w:ascii="Courier New" w:hAnsi="Courier New" w:cs="Courier New" w:hint="default"/>
+      </w:rPr>
+    </w:lvl>
+    <w:lvl w:ilvl="2" w:tplc="04150005" w:tentative="1">
+      <w:start w:val="1"/>
+      <w:numFmt w:val="bullet"/>
+      <w:lvlText w:val=""/>
+      <w:lvlJc w:val="left"/>
+      <w:pPr>
+        <w:ind w:left="3237" w:hanging="360"/>
+      </w:pPr>
+      <w:rPr>
+        <w:rFonts w:ascii="Wingdings" w:hAnsi="Wingdings" w:hint="default"/>
+      </w:rPr>
+    </w:lvl>
+    <w:lvl w:ilvl="3" w:tplc="04150001" w:tentative="1">
+      <w:start w:val="1"/>
+      <w:numFmt w:val="bullet"/>
+      <w:lvlText w:val=""/>
+      <w:lvlJc w:val="left"/>
+      <w:pPr>
+        <w:ind w:left="3957" w:hanging="360"/>
+      </w:pPr>
+      <w:rPr>
+        <w:rFonts w:ascii="Symbol" w:hAnsi="Symbol" w:hint="default"/>
+      </w:rPr>
+    </w:lvl>
+    <w:lvl w:ilvl="4" w:tplc="04150003" w:tentative="1">
+      <w:start w:val="1"/>
+      <w:numFmt w:val="bullet"/>
+      <w:lvlText w:val="o"/>
+      <w:lvlJc w:val="left"/>
+      <w:pPr>
+        <w:ind w:left="4677" w:hanging="360"/>
+      </w:pPr>
+      <w:rPr>
+        <w:rFonts w:ascii="Courier New" w:hAnsi="Courier New" w:cs="Courier New" w:hint="default"/>
+      </w:rPr>
+    </w:lvl>
+    <w:lvl w:ilvl="5" w:tplc="04150005" w:tentative="1">
+      <w:start w:val="1"/>
+      <w:numFmt w:val="bullet"/>
+      <w:lvlText w:val=""/>
+      <w:lvlJc w:val="left"/>
+      <w:pPr>
+        <w:ind w:left="5397" w:hanging="360"/>
+      </w:pPr>
+      <w:rPr>
+        <w:rFonts w:ascii="Wingdings" w:hAnsi="Wingdings" w:hint="default"/>
+      </w:rPr>
+    </w:lvl>
+    <w:lvl w:ilvl="6" w:tplc="04150001" w:tentative="1">
+      <w:start w:val="1"/>
+      <w:numFmt w:val="bullet"/>
+      <w:lvlText w:val=""/>
+      <w:lvlJc w:val="left"/>
+      <w:pPr>
+        <w:ind w:left="6117" w:hanging="360"/>
+      </w:pPr>
+      <w:rPr>
+        <w:rFonts w:ascii="Symbol" w:hAnsi="Symbol" w:hint="default"/>
+      </w:rPr>
+    </w:lvl>
+    <w:lvl w:ilvl="7" w:tplc="04150003" w:tentative="1">
+      <w:start w:val="1"/>
+      <w:numFmt w:val="bullet"/>
+      <w:lvlText w:val="o"/>
+      <w:lvlJc w:val="left"/>
+      <w:pPr>
+        <w:ind w:left="6837" w:hanging="360"/>
+      </w:pPr>
+      <w:rPr>
+        <w:rFonts w:ascii="Courier New" w:hAnsi="Courier New" w:cs="Courier New" w:hint="default"/>
+      </w:rPr>
+    </w:lvl>
+    <w:lvl w:ilvl="8" w:tplc="04150005" w:tentative="1">
+      <w:start w:val="1"/>
+      <w:numFmt w:val="bullet"/>
+      <w:lvlText w:val=""/>
+      <w:lvlJc w:val="left"/>
+      <w:pPr>
+        <w:ind w:left="7557" w:hanging="360"/>
+      </w:pPr>
+      <w:rPr>
+        <w:rFonts w:ascii="Wingdings" w:hAnsi="Wingdings" w:hint="default"/>
+      </w:rPr>
+    </w:lvl>
+  </w:abstractNum>
+  <w:abstractNum w:abstractNumId="43" w15:restartNumberingAfterBreak="0">
     <w:nsid w:val="7AEA33D2"/>
     <w:multiLevelType w:val="hybridMultilevel"/>
     <w:tmpl w:val="5FE2D218"/>
@@ -10899,31 +17386,31 @@
     <w:abstractNumId w:val="0"/>
   </w:num>
   <w:num w:numId="2" w16cid:durableId="880166628">
-    <w:abstractNumId w:val="8"/>
+    <w:abstractNumId w:val="16"/>
   </w:num>
   <w:num w:numId="3" w16cid:durableId="739794282">
-    <w:abstractNumId w:val="13"/>
+    <w:abstractNumId w:val="22"/>
   </w:num>
   <w:num w:numId="4" w16cid:durableId="190651065">
-    <w:abstractNumId w:val="18"/>
+    <w:abstractNumId w:val="29"/>
   </w:num>
   <w:num w:numId="5" w16cid:durableId="815875795">
-    <w:abstractNumId w:val="16"/>
+    <w:abstractNumId w:val="26"/>
   </w:num>
   <w:num w:numId="6" w16cid:durableId="1353994589">
-    <w:abstractNumId w:val="29"/>
+    <w:abstractNumId w:val="43"/>
   </w:num>
   <w:num w:numId="7" w16cid:durableId="1708795875">
-    <w:abstractNumId w:val="15"/>
+    <w:abstractNumId w:val="25"/>
   </w:num>
   <w:num w:numId="8" w16cid:durableId="1028486844">
-    <w:abstractNumId w:val="24"/>
+    <w:abstractNumId w:val="36"/>
   </w:num>
   <w:num w:numId="9" w16cid:durableId="757021575">
-    <w:abstractNumId w:val="5"/>
+    <w:abstractNumId w:val="7"/>
   </w:num>
   <w:num w:numId="10" w16cid:durableId="1897818598">
-    <w:abstractNumId w:val="23"/>
+    <w:abstractNumId w:val="35"/>
   </w:num>
   <w:num w:numId="11" w16cid:durableId="408356218">
     <w:abstractNumId w:val="1"/>
@@ -10932,55 +17419,55 @@
     <w:abstractNumId w:val="3"/>
   </w:num>
   <w:num w:numId="13" w16cid:durableId="75635502">
-    <w:abstractNumId w:val="6"/>
+    <w:abstractNumId w:val="8"/>
   </w:num>
   <w:num w:numId="14" w16cid:durableId="1896888273">
-    <w:abstractNumId w:val="21"/>
+    <w:abstractNumId w:val="32"/>
   </w:num>
   <w:num w:numId="15" w16cid:durableId="1646932997">
-    <w:abstractNumId w:val="27"/>
+    <w:abstractNumId w:val="40"/>
   </w:num>
   <w:num w:numId="16" w16cid:durableId="2074500041">
-    <w:abstractNumId w:val="25"/>
+    <w:abstractNumId w:val="38"/>
   </w:num>
   <w:num w:numId="17" w16cid:durableId="2074502361">
-    <w:abstractNumId w:val="12"/>
+    <w:abstractNumId w:val="20"/>
   </w:num>
   <w:num w:numId="18" w16cid:durableId="1480078308">
     <w:abstractNumId w:val="2"/>
   </w:num>
   <w:num w:numId="19" w16cid:durableId="791094684">
-    <w:abstractNumId w:val="14"/>
+    <w:abstractNumId w:val="24"/>
   </w:num>
   <w:num w:numId="20" w16cid:durableId="1736927188">
-    <w:abstractNumId w:val="9"/>
+    <w:abstractNumId w:val="17"/>
   </w:num>
   <w:num w:numId="21" w16cid:durableId="1338534468">
-    <w:abstractNumId w:val="11"/>
+    <w:abstractNumId w:val="19"/>
   </w:num>
   <w:num w:numId="22" w16cid:durableId="859128674">
-    <w:abstractNumId w:val="7"/>
+    <w:abstractNumId w:val="13"/>
   </w:num>
   <w:num w:numId="23" w16cid:durableId="1077479869">
-    <w:abstractNumId w:val="20"/>
+    <w:abstractNumId w:val="31"/>
   </w:num>
   <w:num w:numId="24" w16cid:durableId="1437091155">
-    <w:abstractNumId w:val="19"/>
+    <w:abstractNumId w:val="30"/>
   </w:num>
   <w:num w:numId="25" w16cid:durableId="2128117655">
-    <w:abstractNumId w:val="26"/>
+    <w:abstractNumId w:val="39"/>
   </w:num>
   <w:num w:numId="26" w16cid:durableId="1270285103">
-    <w:abstractNumId w:val="17"/>
+    <w:abstractNumId w:val="28"/>
   </w:num>
   <w:num w:numId="27" w16cid:durableId="275596953">
-    <w:abstractNumId w:val="28"/>
+    <w:abstractNumId w:val="41"/>
   </w:num>
   <w:num w:numId="28" w16cid:durableId="248468668">
-    <w:abstractNumId w:val="4"/>
+    <w:abstractNumId w:val="5"/>
   </w:num>
   <w:num w:numId="29" w16cid:durableId="647251182">
-    <w:abstractNumId w:val="20"/>
+    <w:abstractNumId w:val="31"/>
     <w:lvlOverride w:ilvl="0">
       <w:startOverride w:val="5"/>
     </w:lvlOverride>
@@ -10992,10 +17479,52 @@
     </w:lvlOverride>
   </w:num>
   <w:num w:numId="30" w16cid:durableId="1855222275">
+    <w:abstractNumId w:val="18"/>
+  </w:num>
+  <w:num w:numId="31" w16cid:durableId="789662426">
+    <w:abstractNumId w:val="33"/>
+  </w:num>
+  <w:num w:numId="32" w16cid:durableId="561868585">
+    <w:abstractNumId w:val="27"/>
+  </w:num>
+  <w:num w:numId="33" w16cid:durableId="75171324">
+    <w:abstractNumId w:val="21"/>
+  </w:num>
+  <w:num w:numId="34" w16cid:durableId="1385834422">
+    <w:abstractNumId w:val="9"/>
+  </w:num>
+  <w:num w:numId="35" w16cid:durableId="1151678830">
+    <w:abstractNumId w:val="34"/>
+  </w:num>
+  <w:num w:numId="36" w16cid:durableId="1417631330">
+    <w:abstractNumId w:val="23"/>
+  </w:num>
+  <w:num w:numId="37" w16cid:durableId="1024285612">
+    <w:abstractNumId w:val="15"/>
+  </w:num>
+  <w:num w:numId="38" w16cid:durableId="608513651">
+    <w:abstractNumId w:val="11"/>
+  </w:num>
+  <w:num w:numId="39" w16cid:durableId="754323744">
+    <w:abstractNumId w:val="12"/>
+  </w:num>
+  <w:num w:numId="40" w16cid:durableId="2065524526">
+    <w:abstractNumId w:val="4"/>
+  </w:num>
+  <w:num w:numId="41" w16cid:durableId="236598461">
+    <w:abstractNumId w:val="42"/>
+  </w:num>
+  <w:num w:numId="42" w16cid:durableId="58871540">
+    <w:abstractNumId w:val="14"/>
+  </w:num>
+  <w:num w:numId="43" w16cid:durableId="738865675">
     <w:abstractNumId w:val="10"/>
   </w:num>
-  <w:num w:numId="31" w16cid:durableId="789662426">
-    <w:abstractNumId w:val="22"/>
+  <w:num w:numId="44" w16cid:durableId="1094132083">
+    <w:abstractNumId w:val="37"/>
+  </w:num>
+  <w:num w:numId="45" w16cid:durableId="1964185801">
+    <w:abstractNumId w:val="6"/>
   </w:num>
 </w:numbering>
 </file>
@@ -11398,7 +17927,7 @@
   <w:style w:type="paragraph" w:default="1" w:styleId="Normalny">
     <w:name w:val="Normal"/>
     <w:qFormat/>
-    <w:rsid w:val="00026B9C"/>
+    <w:rsid w:val="009C36B9"/>
     <w:rPr>
       <w:sz w:val="24"/>
       <w:szCs w:val="24"/>
@@ -11630,7 +18159,6 @@
   <w:style w:type="character" w:default="1" w:styleId="Domylnaczcionkaakapitu">
     <w:name w:val="Default Paragraph Font"/>
     <w:uiPriority w:val="1"/>
-    <w:semiHidden/>
     <w:unhideWhenUsed/>
   </w:style>
   <w:style w:type="table" w:default="1" w:styleId="Standardowy">

--- a/IO Kacper i Jakub projekt B3d.docx
+++ b/IO Kacper i Jakub projekt B3d.docx
@@ -4054,13 +4054,7 @@
         <w:rPr>
           <w:lang w:val="pl-PL"/>
         </w:rPr>
-        <w:t>g</w:t>
-      </w:r>
-      <w:r>
-        <w:rPr>
-          <w:lang w:val="pl-PL"/>
-        </w:rPr>
-        <w:t>racze dzielą się na dwie grupy kul</w:t>
+        <w:t>gracze dzielą się na dwie grupy kul</w:t>
       </w:r>
       <w:r>
         <w:rPr>
@@ -5254,7 +5248,13 @@
         <w:rPr>
           <w:lang w:val="pl-PL"/>
         </w:rPr>
-        <w:t>Rejestracja i logowanie użytkownika</w:t>
+        <w:t>Rejestracja</w:t>
+      </w:r>
+      <w:r>
+        <w:rPr>
+          <w:lang w:val="pl-PL"/>
+        </w:rPr>
+        <w:t xml:space="preserve"> użytkownika</w:t>
       </w:r>
     </w:p>
     <w:p>
@@ -5272,7 +5272,13 @@
         <w:rPr>
           <w:lang w:val="pl-PL"/>
         </w:rPr>
-        <w:t>Wybór trybu gry</w:t>
+        <w:t>L</w:t>
+      </w:r>
+      <w:r>
+        <w:rPr>
+          <w:lang w:val="pl-PL"/>
+        </w:rPr>
+        <w:t>ogowanie użytkownika</w:t>
       </w:r>
     </w:p>
     <w:p>
@@ -5290,7 +5296,7 @@
         <w:rPr>
           <w:lang w:val="pl-PL"/>
         </w:rPr>
-        <w:t>Tryb treningowy</w:t>
+        <w:t>Wybór trybu gry</w:t>
       </w:r>
     </w:p>
     <w:p>
@@ -5308,7 +5314,19 @@
         <w:rPr>
           <w:lang w:val="pl-PL"/>
         </w:rPr>
-        <w:t>Tworzenie i dołączanie do pokoju gry</w:t>
+        <w:t>Tworzenie</w:t>
+      </w:r>
+      <w:r>
+        <w:rPr>
+          <w:lang w:val="pl-PL"/>
+        </w:rPr>
+        <w:t xml:space="preserve"> </w:t>
+      </w:r>
+      <w:r>
+        <w:rPr>
+          <w:lang w:val="pl-PL"/>
+        </w:rPr>
+        <w:t>pokoju gry</w:t>
       </w:r>
     </w:p>
     <w:p>
@@ -5326,7 +5344,13 @@
         <w:rPr>
           <w:lang w:val="pl-PL"/>
         </w:rPr>
-        <w:t>Ustawienia gry</w:t>
+        <w:t>D</w:t>
+      </w:r>
+      <w:r>
+        <w:rPr>
+          <w:lang w:val="pl-PL"/>
+        </w:rPr>
+        <w:t>ołączanie do pokoju gry</w:t>
       </w:r>
     </w:p>
     <w:p>
@@ -5344,7 +5368,7 @@
         <w:rPr>
           <w:lang w:val="pl-PL"/>
         </w:rPr>
-        <w:t>Przejrzysty interfejs</w:t>
+        <w:t>Ustawienia gry</w:t>
       </w:r>
     </w:p>
     <w:p>
@@ -5380,7 +5404,7 @@
         <w:rPr>
           <w:lang w:val="pl-PL"/>
         </w:rPr>
-        <w:t>Wieloplatformowa rozgrywka</w:t>
+        <w:t>Personalizacja (skórki do kija, stołu lub postaci)</w:t>
       </w:r>
     </w:p>
     <w:p>
@@ -5398,42 +5422,6 @@
         <w:rPr>
           <w:lang w:val="pl-PL"/>
         </w:rPr>
-        <w:t>Personalizacja (skórki do kija, stołu lub postaci)</w:t>
-      </w:r>
-    </w:p>
-    <w:p>
-      <w:pPr>
-        <w:pStyle w:val="Akapitzlist"/>
-        <w:numPr>
-          <w:ilvl w:val="0"/>
-          <w:numId w:val="32"/>
-        </w:numPr>
-        <w:rPr>
-          <w:lang w:val="pl-PL"/>
-        </w:rPr>
-      </w:pPr>
-      <w:r>
-        <w:rPr>
-          <w:lang w:val="pl-PL"/>
-        </w:rPr>
-        <w:t>Odpowiedni matchmaking</w:t>
-      </w:r>
-    </w:p>
-    <w:p>
-      <w:pPr>
-        <w:pStyle w:val="Akapitzlist"/>
-        <w:numPr>
-          <w:ilvl w:val="0"/>
-          <w:numId w:val="32"/>
-        </w:numPr>
-        <w:rPr>
-          <w:lang w:val="pl-PL"/>
-        </w:rPr>
-      </w:pPr>
-      <w:r>
-        <w:rPr>
-          <w:lang w:val="pl-PL"/>
-        </w:rPr>
         <w:t>Sklep - mikortransakcje</w:t>
       </w:r>
     </w:p>
@@ -5566,7 +5554,7 @@
         <w:rPr>
           <w:lang w:val="pl-PL"/>
         </w:rPr>
-        <w:t>Rejestracja i logowanie użytkownika</w:t>
+        <w:t>Rejestracja użytkownika</w:t>
       </w:r>
     </w:p>
     <w:p>
@@ -5594,10 +5582,10 @@
           <w:lang w:val="pl-PL"/>
         </w:rPr>
         <w:drawing>
-          <wp:inline distT="0" distB="0" distL="0" distR="0" wp14:anchorId="095BC558" wp14:editId="2EAF9E7F">
-            <wp:extent cx="5486400" cy="2637790"/>
+          <wp:inline distT="0" distB="0" distL="0" distR="0" wp14:anchorId="450CCDCB" wp14:editId="1D8006A1">
+            <wp:extent cx="5486400" cy="2973705"/>
             <wp:effectExtent l="0" t="0" r="0" b="0"/>
-            <wp:docPr id="1736410693" name="Obraz 1"/>
+            <wp:docPr id="1273744005" name="Obraz 1"/>
             <wp:cNvGraphicFramePr>
               <a:graphicFrameLocks xmlns:a="http://schemas.openxmlformats.org/drawingml/2006/main" noChangeAspect="1"/>
             </wp:cNvGraphicFramePr>
@@ -5605,7 +5593,7 @@
               <a:graphicData uri="http://schemas.openxmlformats.org/drawingml/2006/picture">
                 <pic:pic xmlns:pic="http://schemas.openxmlformats.org/drawingml/2006/picture">
                   <pic:nvPicPr>
-                    <pic:cNvPr id="1736410693" name=""/>
+                    <pic:cNvPr id="1273744005" name=""/>
                     <pic:cNvPicPr/>
                   </pic:nvPicPr>
                   <pic:blipFill>
@@ -5617,7 +5605,7 @@
                   <pic:spPr>
                     <a:xfrm>
                       <a:off x="0" y="0"/>
-                      <a:ext cx="5486400" cy="2637790"/>
+                      <a:ext cx="5486400" cy="2973705"/>
                     </a:xfrm>
                     <a:prstGeom prst="rect">
                       <a:avLst/>
@@ -5851,7 +5839,6 @@
           <w:rFonts w:cstheme="minorBidi"/>
           <w:lang w:val="pl-PL"/>
         </w:rPr>
-        <w:lastRenderedPageBreak/>
         <w:t>2.</w:t>
       </w:r>
       <w:r>
@@ -5864,7 +5851,7 @@
         <w:rPr>
           <w:lang w:val="pl-PL"/>
         </w:rPr>
-        <w:t>Zakładanie i dołączanie do stołu</w:t>
+        <w:t>Logowanie użytkownika</w:t>
       </w:r>
     </w:p>
     <w:p>
@@ -5903,10 +5890,10 @@
           <w:lang w:val="pl-PL"/>
         </w:rPr>
         <w:drawing>
-          <wp:inline distT="0" distB="0" distL="0" distR="0" wp14:anchorId="763942ED" wp14:editId="6FD81B68">
-            <wp:extent cx="5486400" cy="2383790"/>
+          <wp:inline distT="0" distB="0" distL="0" distR="0" wp14:anchorId="4B756497" wp14:editId="0F2D2F47">
+            <wp:extent cx="5486400" cy="2841625"/>
             <wp:effectExtent l="0" t="0" r="0" b="0"/>
-            <wp:docPr id="1979894494" name="Obraz 1"/>
+            <wp:docPr id="866637556" name="Obraz 1"/>
             <wp:cNvGraphicFramePr>
               <a:graphicFrameLocks xmlns:a="http://schemas.openxmlformats.org/drawingml/2006/main" noChangeAspect="1"/>
             </wp:cNvGraphicFramePr>
@@ -5914,7 +5901,7 @@
               <a:graphicData uri="http://schemas.openxmlformats.org/drawingml/2006/picture">
                 <pic:pic xmlns:pic="http://schemas.openxmlformats.org/drawingml/2006/picture">
                   <pic:nvPicPr>
-                    <pic:cNvPr id="1979894494" name=""/>
+                    <pic:cNvPr id="866637556" name=""/>
                     <pic:cNvPicPr/>
                   </pic:nvPicPr>
                   <pic:blipFill>
@@ -5926,7 +5913,7 @@
                   <pic:spPr>
                     <a:xfrm>
                       <a:off x="0" y="0"/>
-                      <a:ext cx="5486400" cy="2383790"/>
+                      <a:ext cx="5486400" cy="2841625"/>
                     </a:xfrm>
                     <a:prstGeom prst="rect">
                       <a:avLst/>
@@ -5981,13 +5968,13 @@
           <w:lang w:val="pl-PL"/>
         </w:rPr>
         <w:lastRenderedPageBreak/>
-        <w:t>3. Sprawdzanie rankingu</w:t>
-      </w:r>
-      <w:r>
-        <w:rPr>
-          <w:lang w:val="pl-PL"/>
-        </w:rPr>
-        <w:t>/statystyk</w:t>
+        <w:t>3</w:t>
+      </w:r>
+      <w:r>
+        <w:rPr>
+          <w:lang w:val="pl-PL"/>
+        </w:rPr>
+        <w:t>. Wybór trybu gry</w:t>
       </w:r>
     </w:p>
     <w:p>
@@ -6015,115 +6002,7 @@
       </w:pPr>
       <w:r>
         <w:rPr>
-          <w:lang w:val="pl-PL"/>
-        </w:rPr>
-        <w:drawing>
-          <wp:inline distT="0" distB="0" distL="0" distR="0" wp14:anchorId="5C8AC826" wp14:editId="266A55CB">
-            <wp:extent cx="5486400" cy="2668905"/>
-            <wp:effectExtent l="0" t="0" r="0" b="0"/>
-            <wp:docPr id="779295754" name="Obraz 1"/>
-            <wp:cNvGraphicFramePr>
-              <a:graphicFrameLocks xmlns:a="http://schemas.openxmlformats.org/drawingml/2006/main" noChangeAspect="1"/>
-            </wp:cNvGraphicFramePr>
-            <a:graphic xmlns:a="http://schemas.openxmlformats.org/drawingml/2006/main">
-              <a:graphicData uri="http://schemas.openxmlformats.org/drawingml/2006/picture">
-                <pic:pic xmlns:pic="http://schemas.openxmlformats.org/drawingml/2006/picture">
-                  <pic:nvPicPr>
-                    <pic:cNvPr id="779295754" name=""/>
-                    <pic:cNvPicPr/>
-                  </pic:nvPicPr>
-                  <pic:blipFill>
-                    <a:blip r:embed="rId8"/>
-                    <a:stretch>
-                      <a:fillRect/>
-                    </a:stretch>
-                  </pic:blipFill>
-                  <pic:spPr>
-                    <a:xfrm>
-                      <a:off x="0" y="0"/>
-                      <a:ext cx="5486400" cy="2668905"/>
-                    </a:xfrm>
-                    <a:prstGeom prst="rect">
-                      <a:avLst/>
-                    </a:prstGeom>
-                  </pic:spPr>
-                </pic:pic>
-              </a:graphicData>
-            </a:graphic>
-          </wp:inline>
-        </w:drawing>
-      </w:r>
-    </w:p>
-    <w:p>
-      <w:pPr>
-        <w:ind w:left="360"/>
-        <w:rPr>
-          <w:lang w:val="pl-PL"/>
-        </w:rPr>
-      </w:pPr>
-    </w:p>
-    <w:p>
-      <w:pPr>
-        <w:ind w:left="360"/>
-        <w:rPr>
-          <w:lang w:val="pl-PL"/>
-        </w:rPr>
-      </w:pPr>
-    </w:p>
-    <w:p>
-      <w:pPr>
-        <w:rPr>
-          <w:lang w:val="pl-PL"/>
-        </w:rPr>
-      </w:pPr>
-      <w:r>
-        <w:rPr>
-          <w:lang w:val="pl-PL"/>
-        </w:rPr>
-        <w:br w:type="page"/>
-      </w:r>
-    </w:p>
-    <w:p>
-      <w:pPr>
-        <w:ind w:left="360"/>
-        <w:jc w:val="center"/>
-        <w:rPr>
-          <w:lang w:val="pl-PL"/>
-        </w:rPr>
-      </w:pPr>
-      <w:r>
-        <w:rPr>
-          <w:lang w:val="pl-PL"/>
-        </w:rPr>
-        <w:lastRenderedPageBreak/>
-        <w:t>4. Wybór trybu gry</w:t>
-      </w:r>
-    </w:p>
-    <w:p>
-      <w:pPr>
-        <w:ind w:left="360"/>
-        <w:rPr>
-          <w:lang w:val="pl-PL"/>
-        </w:rPr>
-      </w:pPr>
-    </w:p>
-    <w:p>
-      <w:pPr>
-        <w:ind w:left="360"/>
-        <w:rPr>
-          <w:lang w:val="pl-PL"/>
-        </w:rPr>
-      </w:pPr>
-    </w:p>
-    <w:p>
-      <w:pPr>
-        <w:ind w:left="360"/>
-        <w:rPr>
-          <w:lang w:val="pl-PL"/>
-        </w:rPr>
-      </w:pPr>
-      <w:r>
-        <w:rPr>
+          <w:noProof/>
           <w:lang w:val="pl-PL"/>
         </w:rPr>
         <w:drawing>
@@ -6142,7 +6021,7 @@
                     <pic:cNvPicPr/>
                   </pic:nvPicPr>
                   <pic:blipFill>
-                    <a:blip r:embed="rId9"/>
+                    <a:blip r:embed="rId8"/>
                     <a:stretch>
                       <a:fillRect/>
                     </a:stretch>
@@ -6183,30 +6062,52 @@
           <w:lang w:val="pl-PL"/>
         </w:rPr>
       </w:pPr>
-      <w:r>
-        <w:rPr>
-          <w:lang w:val="pl-PL"/>
-        </w:rPr>
-        <w:lastRenderedPageBreak/>
-        <w:t>5. Gra w trybie matchmaking</w:t>
-      </w:r>
-    </w:p>
-    <w:p>
-      <w:pPr>
-        <w:rPr>
-          <w:lang w:val="pl-PL"/>
-        </w:rPr>
-      </w:pPr>
-    </w:p>
-    <w:p>
-      <w:pPr>
-        <w:rPr>
-          <w:lang w:val="pl-PL"/>
-        </w:rPr>
-      </w:pPr>
-    </w:p>
-    <w:p>
-      <w:pPr>
+    </w:p>
+    <w:p>
+      <w:pPr>
+        <w:jc w:val="center"/>
+        <w:rPr>
+          <w:lang w:val="pl-PL"/>
+        </w:rPr>
+      </w:pPr>
+    </w:p>
+    <w:p>
+      <w:pPr>
+        <w:jc w:val="center"/>
+        <w:rPr>
+          <w:lang w:val="pl-PL"/>
+        </w:rPr>
+      </w:pPr>
+      <w:r>
+        <w:rPr>
+          <w:lang w:val="pl-PL"/>
+        </w:rPr>
+        <w:t>4. Zakładanie</w:t>
+      </w:r>
+      <w:r>
+        <w:rPr>
+          <w:lang w:val="pl-PL"/>
+        </w:rPr>
+        <w:t xml:space="preserve"> </w:t>
+      </w:r>
+      <w:r>
+        <w:rPr>
+          <w:lang w:val="pl-PL"/>
+        </w:rPr>
+        <w:t>pokoju gry</w:t>
+      </w:r>
+    </w:p>
+    <w:p>
+      <w:pPr>
+        <w:jc w:val="center"/>
+        <w:rPr>
+          <w:lang w:val="pl-PL"/>
+        </w:rPr>
+      </w:pPr>
+    </w:p>
+    <w:p>
+      <w:pPr>
+        <w:jc w:val="center"/>
         <w:rPr>
           <w:lang w:val="pl-PL"/>
         </w:rPr>
@@ -6216,10 +6117,10 @@
           <w:lang w:val="pl-PL"/>
         </w:rPr>
         <w:drawing>
-          <wp:inline distT="0" distB="0" distL="0" distR="0" wp14:anchorId="2AA39ECF" wp14:editId="43CD42B4">
-            <wp:extent cx="5486400" cy="2938145"/>
+          <wp:inline distT="0" distB="0" distL="0" distR="0" wp14:anchorId="70676EB7" wp14:editId="7C3DDDD1">
+            <wp:extent cx="5486400" cy="2763520"/>
             <wp:effectExtent l="0" t="0" r="0" b="0"/>
-            <wp:docPr id="699778649" name="Obraz 1"/>
+            <wp:docPr id="1933504875" name="Obraz 1"/>
             <wp:cNvGraphicFramePr>
               <a:graphicFrameLocks xmlns:a="http://schemas.openxmlformats.org/drawingml/2006/main" noChangeAspect="1"/>
             </wp:cNvGraphicFramePr>
@@ -6227,7 +6128,312 @@
               <a:graphicData uri="http://schemas.openxmlformats.org/drawingml/2006/picture">
                 <pic:pic xmlns:pic="http://schemas.openxmlformats.org/drawingml/2006/picture">
                   <pic:nvPicPr>
-                    <pic:cNvPr id="699778649" name=""/>
+                    <pic:cNvPr id="1933504875" name=""/>
+                    <pic:cNvPicPr/>
+                  </pic:nvPicPr>
+                  <pic:blipFill>
+                    <a:blip r:embed="rId9"/>
+                    <a:stretch>
+                      <a:fillRect/>
+                    </a:stretch>
+                  </pic:blipFill>
+                  <pic:spPr>
+                    <a:xfrm>
+                      <a:off x="0" y="0"/>
+                      <a:ext cx="5486400" cy="2763520"/>
+                    </a:xfrm>
+                    <a:prstGeom prst="rect">
+                      <a:avLst/>
+                    </a:prstGeom>
+                  </pic:spPr>
+                </pic:pic>
+              </a:graphicData>
+            </a:graphic>
+          </wp:inline>
+        </w:drawing>
+      </w:r>
+    </w:p>
+    <w:p>
+      <w:pPr>
+        <w:jc w:val="center"/>
+        <w:rPr>
+          <w:lang w:val="pl-PL"/>
+        </w:rPr>
+      </w:pPr>
+    </w:p>
+    <w:p>
+      <w:pPr>
+        <w:jc w:val="center"/>
+        <w:rPr>
+          <w:lang w:val="pl-PL"/>
+        </w:rPr>
+      </w:pPr>
+    </w:p>
+    <w:p>
+      <w:pPr>
+        <w:jc w:val="center"/>
+        <w:rPr>
+          <w:lang w:val="pl-PL"/>
+        </w:rPr>
+      </w:pPr>
+    </w:p>
+    <w:p>
+      <w:pPr>
+        <w:jc w:val="center"/>
+        <w:rPr>
+          <w:lang w:val="pl-PL"/>
+        </w:rPr>
+      </w:pPr>
+    </w:p>
+    <w:p>
+      <w:pPr>
+        <w:jc w:val="center"/>
+        <w:rPr>
+          <w:lang w:val="pl-PL"/>
+        </w:rPr>
+      </w:pPr>
+    </w:p>
+    <w:p>
+      <w:pPr>
+        <w:jc w:val="center"/>
+        <w:rPr>
+          <w:lang w:val="pl-PL"/>
+        </w:rPr>
+      </w:pPr>
+    </w:p>
+    <w:p>
+      <w:pPr>
+        <w:jc w:val="center"/>
+        <w:rPr>
+          <w:lang w:val="pl-PL"/>
+        </w:rPr>
+      </w:pPr>
+    </w:p>
+    <w:p>
+      <w:pPr>
+        <w:jc w:val="center"/>
+        <w:rPr>
+          <w:lang w:val="pl-PL"/>
+        </w:rPr>
+      </w:pPr>
+    </w:p>
+    <w:p>
+      <w:pPr>
+        <w:jc w:val="center"/>
+        <w:rPr>
+          <w:lang w:val="pl-PL"/>
+        </w:rPr>
+      </w:pPr>
+    </w:p>
+    <w:p>
+      <w:pPr>
+        <w:jc w:val="center"/>
+        <w:rPr>
+          <w:lang w:val="pl-PL"/>
+        </w:rPr>
+      </w:pPr>
+    </w:p>
+    <w:p>
+      <w:pPr>
+        <w:jc w:val="center"/>
+        <w:rPr>
+          <w:lang w:val="pl-PL"/>
+        </w:rPr>
+      </w:pPr>
+    </w:p>
+    <w:p>
+      <w:pPr>
+        <w:jc w:val="center"/>
+        <w:rPr>
+          <w:lang w:val="pl-PL"/>
+        </w:rPr>
+      </w:pPr>
+    </w:p>
+    <w:p>
+      <w:pPr>
+        <w:jc w:val="center"/>
+        <w:rPr>
+          <w:lang w:val="pl-PL"/>
+        </w:rPr>
+      </w:pPr>
+    </w:p>
+    <w:p>
+      <w:pPr>
+        <w:jc w:val="center"/>
+        <w:rPr>
+          <w:lang w:val="pl-PL"/>
+        </w:rPr>
+      </w:pPr>
+    </w:p>
+    <w:p>
+      <w:pPr>
+        <w:jc w:val="center"/>
+        <w:rPr>
+          <w:lang w:val="pl-PL"/>
+        </w:rPr>
+      </w:pPr>
+    </w:p>
+    <w:p>
+      <w:pPr>
+        <w:jc w:val="center"/>
+        <w:rPr>
+          <w:lang w:val="pl-PL"/>
+        </w:rPr>
+      </w:pPr>
+    </w:p>
+    <w:p>
+      <w:pPr>
+        <w:jc w:val="center"/>
+        <w:rPr>
+          <w:lang w:val="pl-PL"/>
+        </w:rPr>
+      </w:pPr>
+    </w:p>
+    <w:p>
+      <w:pPr>
+        <w:jc w:val="center"/>
+        <w:rPr>
+          <w:lang w:val="pl-PL"/>
+        </w:rPr>
+      </w:pPr>
+    </w:p>
+    <w:p>
+      <w:pPr>
+        <w:jc w:val="center"/>
+        <w:rPr>
+          <w:lang w:val="pl-PL"/>
+        </w:rPr>
+      </w:pPr>
+    </w:p>
+    <w:p>
+      <w:pPr>
+        <w:jc w:val="center"/>
+        <w:rPr>
+          <w:lang w:val="pl-PL"/>
+        </w:rPr>
+      </w:pPr>
+    </w:p>
+    <w:p>
+      <w:pPr>
+        <w:jc w:val="center"/>
+        <w:rPr>
+          <w:lang w:val="pl-PL"/>
+        </w:rPr>
+      </w:pPr>
+    </w:p>
+    <w:p>
+      <w:pPr>
+        <w:jc w:val="center"/>
+        <w:rPr>
+          <w:lang w:val="pl-PL"/>
+        </w:rPr>
+      </w:pPr>
+    </w:p>
+    <w:p>
+      <w:pPr>
+        <w:jc w:val="center"/>
+        <w:rPr>
+          <w:lang w:val="pl-PL"/>
+        </w:rPr>
+      </w:pPr>
+    </w:p>
+    <w:p>
+      <w:pPr>
+        <w:jc w:val="center"/>
+        <w:rPr>
+          <w:lang w:val="pl-PL"/>
+        </w:rPr>
+      </w:pPr>
+    </w:p>
+    <w:p>
+      <w:pPr>
+        <w:jc w:val="center"/>
+        <w:rPr>
+          <w:lang w:val="pl-PL"/>
+        </w:rPr>
+      </w:pPr>
+    </w:p>
+    <w:p>
+      <w:pPr>
+        <w:jc w:val="center"/>
+        <w:rPr>
+          <w:lang w:val="pl-PL"/>
+        </w:rPr>
+      </w:pPr>
+    </w:p>
+    <w:p>
+      <w:pPr>
+        <w:jc w:val="center"/>
+        <w:rPr>
+          <w:lang w:val="pl-PL"/>
+        </w:rPr>
+      </w:pPr>
+    </w:p>
+    <w:p>
+      <w:pPr>
+        <w:jc w:val="center"/>
+        <w:rPr>
+          <w:lang w:val="pl-PL"/>
+        </w:rPr>
+      </w:pPr>
+      <w:r>
+        <w:rPr>
+          <w:lang w:val="pl-PL"/>
+        </w:rPr>
+        <w:lastRenderedPageBreak/>
+        <w:t>5.</w:t>
+      </w:r>
+      <w:r>
+        <w:rPr>
+          <w:lang w:val="pl-PL"/>
+        </w:rPr>
+        <w:t xml:space="preserve"> Dołączanie</w:t>
+      </w:r>
+      <w:r>
+        <w:rPr>
+          <w:lang w:val="pl-PL"/>
+        </w:rPr>
+        <w:t xml:space="preserve"> </w:t>
+      </w:r>
+      <w:r>
+        <w:rPr>
+          <w:lang w:val="pl-PL"/>
+        </w:rPr>
+        <w:t>do pokoju gry</w:t>
+      </w:r>
+    </w:p>
+    <w:p>
+      <w:pPr>
+        <w:jc w:val="center"/>
+        <w:rPr>
+          <w:lang w:val="pl-PL"/>
+        </w:rPr>
+      </w:pPr>
+    </w:p>
+    <w:p>
+      <w:pPr>
+        <w:jc w:val="center"/>
+        <w:rPr>
+          <w:lang w:val="pl-PL"/>
+        </w:rPr>
+      </w:pPr>
+      <w:r>
+        <w:rPr>
+          <w:lang w:val="pl-PL"/>
+        </w:rPr>
+        <w:drawing>
+          <wp:inline distT="0" distB="0" distL="0" distR="0" wp14:anchorId="055B7F3D" wp14:editId="1ED9631C">
+            <wp:extent cx="5486400" cy="2656840"/>
+            <wp:effectExtent l="0" t="0" r="0" b="0"/>
+            <wp:docPr id="801098286" name="Obraz 1"/>
+            <wp:cNvGraphicFramePr>
+              <a:graphicFrameLocks xmlns:a="http://schemas.openxmlformats.org/drawingml/2006/main" noChangeAspect="1"/>
+            </wp:cNvGraphicFramePr>
+            <a:graphic xmlns:a="http://schemas.openxmlformats.org/drawingml/2006/main">
+              <a:graphicData uri="http://schemas.openxmlformats.org/drawingml/2006/picture">
+                <pic:pic xmlns:pic="http://schemas.openxmlformats.org/drawingml/2006/picture">
+                  <pic:nvPicPr>
+                    <pic:cNvPr id="801098286" name=""/>
                     <pic:cNvPicPr/>
                   </pic:nvPicPr>
                   <pic:blipFill>
@@ -6239,7 +6445,7 @@
                   <pic:spPr>
                     <a:xfrm>
                       <a:off x="0" y="0"/>
-                      <a:ext cx="5486400" cy="2938145"/>
+                      <a:ext cx="5486400" cy="2656840"/>
                     </a:xfrm>
                     <a:prstGeom prst="rect">
                       <a:avLst/>
@@ -6254,6 +6460,341 @@
     </w:p>
     <w:p>
       <w:pPr>
+        <w:jc w:val="center"/>
+        <w:rPr>
+          <w:lang w:val="pl-PL"/>
+        </w:rPr>
+      </w:pPr>
+    </w:p>
+    <w:p>
+      <w:pPr>
+        <w:jc w:val="center"/>
+        <w:rPr>
+          <w:lang w:val="pl-PL"/>
+        </w:rPr>
+      </w:pPr>
+    </w:p>
+    <w:p>
+      <w:pPr>
+        <w:jc w:val="center"/>
+        <w:rPr>
+          <w:lang w:val="pl-PL"/>
+        </w:rPr>
+      </w:pPr>
+    </w:p>
+    <w:p>
+      <w:pPr>
+        <w:jc w:val="center"/>
+        <w:rPr>
+          <w:lang w:val="pl-PL"/>
+        </w:rPr>
+      </w:pPr>
+    </w:p>
+    <w:p>
+      <w:pPr>
+        <w:jc w:val="center"/>
+        <w:rPr>
+          <w:lang w:val="pl-PL"/>
+        </w:rPr>
+      </w:pPr>
+    </w:p>
+    <w:p>
+      <w:pPr>
+        <w:jc w:val="center"/>
+        <w:rPr>
+          <w:lang w:val="pl-PL"/>
+        </w:rPr>
+      </w:pPr>
+    </w:p>
+    <w:p>
+      <w:pPr>
+        <w:jc w:val="center"/>
+        <w:rPr>
+          <w:lang w:val="pl-PL"/>
+        </w:rPr>
+      </w:pPr>
+    </w:p>
+    <w:p>
+      <w:pPr>
+        <w:jc w:val="center"/>
+        <w:rPr>
+          <w:lang w:val="pl-PL"/>
+        </w:rPr>
+      </w:pPr>
+    </w:p>
+    <w:p>
+      <w:pPr>
+        <w:jc w:val="center"/>
+        <w:rPr>
+          <w:lang w:val="pl-PL"/>
+        </w:rPr>
+      </w:pPr>
+    </w:p>
+    <w:p>
+      <w:pPr>
+        <w:jc w:val="center"/>
+        <w:rPr>
+          <w:lang w:val="pl-PL"/>
+        </w:rPr>
+      </w:pPr>
+    </w:p>
+    <w:p>
+      <w:pPr>
+        <w:jc w:val="center"/>
+        <w:rPr>
+          <w:lang w:val="pl-PL"/>
+        </w:rPr>
+      </w:pPr>
+    </w:p>
+    <w:p>
+      <w:pPr>
+        <w:jc w:val="center"/>
+        <w:rPr>
+          <w:lang w:val="pl-PL"/>
+        </w:rPr>
+      </w:pPr>
+    </w:p>
+    <w:p>
+      <w:pPr>
+        <w:jc w:val="center"/>
+        <w:rPr>
+          <w:lang w:val="pl-PL"/>
+        </w:rPr>
+      </w:pPr>
+    </w:p>
+    <w:p>
+      <w:pPr>
+        <w:jc w:val="center"/>
+        <w:rPr>
+          <w:lang w:val="pl-PL"/>
+        </w:rPr>
+      </w:pPr>
+    </w:p>
+    <w:p>
+      <w:pPr>
+        <w:jc w:val="center"/>
+        <w:rPr>
+          <w:lang w:val="pl-PL"/>
+        </w:rPr>
+      </w:pPr>
+    </w:p>
+    <w:p>
+      <w:pPr>
+        <w:jc w:val="center"/>
+        <w:rPr>
+          <w:lang w:val="pl-PL"/>
+        </w:rPr>
+      </w:pPr>
+    </w:p>
+    <w:p>
+      <w:pPr>
+        <w:jc w:val="center"/>
+        <w:rPr>
+          <w:lang w:val="pl-PL"/>
+        </w:rPr>
+      </w:pPr>
+    </w:p>
+    <w:p>
+      <w:pPr>
+        <w:jc w:val="center"/>
+        <w:rPr>
+          <w:lang w:val="pl-PL"/>
+        </w:rPr>
+      </w:pPr>
+    </w:p>
+    <w:p>
+      <w:pPr>
+        <w:jc w:val="center"/>
+        <w:rPr>
+          <w:lang w:val="pl-PL"/>
+        </w:rPr>
+      </w:pPr>
+    </w:p>
+    <w:p>
+      <w:pPr>
+        <w:jc w:val="center"/>
+        <w:rPr>
+          <w:lang w:val="pl-PL"/>
+        </w:rPr>
+      </w:pPr>
+    </w:p>
+    <w:p>
+      <w:pPr>
+        <w:jc w:val="center"/>
+        <w:rPr>
+          <w:lang w:val="pl-PL"/>
+        </w:rPr>
+      </w:pPr>
+    </w:p>
+    <w:p>
+      <w:pPr>
+        <w:jc w:val="center"/>
+        <w:rPr>
+          <w:lang w:val="pl-PL"/>
+        </w:rPr>
+      </w:pPr>
+    </w:p>
+    <w:p>
+      <w:pPr>
+        <w:jc w:val="center"/>
+        <w:rPr>
+          <w:lang w:val="pl-PL"/>
+        </w:rPr>
+      </w:pPr>
+    </w:p>
+    <w:p>
+      <w:pPr>
+        <w:jc w:val="center"/>
+        <w:rPr>
+          <w:lang w:val="pl-PL"/>
+        </w:rPr>
+      </w:pPr>
+    </w:p>
+    <w:p>
+      <w:pPr>
+        <w:jc w:val="center"/>
+        <w:rPr>
+          <w:lang w:val="pl-PL"/>
+        </w:rPr>
+      </w:pPr>
+    </w:p>
+    <w:p>
+      <w:pPr>
+        <w:jc w:val="center"/>
+        <w:rPr>
+          <w:lang w:val="pl-PL"/>
+        </w:rPr>
+      </w:pPr>
+    </w:p>
+    <w:p>
+      <w:pPr>
+        <w:jc w:val="center"/>
+        <w:rPr>
+          <w:lang w:val="pl-PL"/>
+        </w:rPr>
+      </w:pPr>
+    </w:p>
+    <w:p>
+      <w:pPr>
+        <w:jc w:val="center"/>
+        <w:rPr>
+          <w:lang w:val="pl-PL"/>
+        </w:rPr>
+      </w:pPr>
+    </w:p>
+    <w:p>
+      <w:pPr>
+        <w:rPr>
+          <w:lang w:val="pl-PL"/>
+        </w:rPr>
+      </w:pPr>
+    </w:p>
+    <w:p>
+      <w:pPr>
+        <w:jc w:val="center"/>
+        <w:rPr>
+          <w:lang w:val="pl-PL"/>
+        </w:rPr>
+      </w:pPr>
+      <w:r>
+        <w:rPr>
+          <w:lang w:val="pl-PL"/>
+        </w:rPr>
+        <w:lastRenderedPageBreak/>
+        <w:t>6</w:t>
+      </w:r>
+      <w:r>
+        <w:rPr>
+          <w:lang w:val="pl-PL"/>
+        </w:rPr>
+        <w:t xml:space="preserve">. </w:t>
+      </w:r>
+      <w:r>
+        <w:rPr>
+          <w:lang w:val="pl-PL"/>
+        </w:rPr>
+        <w:t>Wybór ustawień gry</w:t>
+      </w:r>
+    </w:p>
+    <w:p>
+      <w:pPr>
+        <w:jc w:val="center"/>
+        <w:rPr>
+          <w:lang w:val="pl-PL"/>
+        </w:rPr>
+      </w:pPr>
+    </w:p>
+    <w:p>
+      <w:pPr>
+        <w:jc w:val="center"/>
+        <w:rPr>
+          <w:lang w:val="pl-PL"/>
+        </w:rPr>
+      </w:pPr>
+      <w:r>
+        <w:rPr>
+          <w:lang w:val="pl-PL"/>
+        </w:rPr>
+        <w:drawing>
+          <wp:inline distT="0" distB="0" distL="0" distR="0" wp14:anchorId="1790813D" wp14:editId="7D48A1D1">
+            <wp:extent cx="5486400" cy="2685415"/>
+            <wp:effectExtent l="0" t="0" r="0" b="635"/>
+            <wp:docPr id="1371322005" name="Obraz 1"/>
+            <wp:cNvGraphicFramePr>
+              <a:graphicFrameLocks xmlns:a="http://schemas.openxmlformats.org/drawingml/2006/main" noChangeAspect="1"/>
+            </wp:cNvGraphicFramePr>
+            <a:graphic xmlns:a="http://schemas.openxmlformats.org/drawingml/2006/main">
+              <a:graphicData uri="http://schemas.openxmlformats.org/drawingml/2006/picture">
+                <pic:pic xmlns:pic="http://schemas.openxmlformats.org/drawingml/2006/picture">
+                  <pic:nvPicPr>
+                    <pic:cNvPr id="1371322005" name=""/>
+                    <pic:cNvPicPr/>
+                  </pic:nvPicPr>
+                  <pic:blipFill>
+                    <a:blip r:embed="rId11"/>
+                    <a:stretch>
+                      <a:fillRect/>
+                    </a:stretch>
+                  </pic:blipFill>
+                  <pic:spPr>
+                    <a:xfrm>
+                      <a:off x="0" y="0"/>
+                      <a:ext cx="5486400" cy="2685415"/>
+                    </a:xfrm>
+                    <a:prstGeom prst="rect">
+                      <a:avLst/>
+                    </a:prstGeom>
+                  </pic:spPr>
+                </pic:pic>
+              </a:graphicData>
+            </a:graphic>
+          </wp:inline>
+        </w:drawing>
+      </w:r>
+    </w:p>
+    <w:p>
+      <w:pPr>
+        <w:rPr>
+          <w:lang w:val="pl-PL"/>
+        </w:rPr>
+      </w:pPr>
+    </w:p>
+    <w:p>
+      <w:pPr>
+        <w:rPr>
+          <w:lang w:val="pl-PL"/>
+        </w:rPr>
+      </w:pPr>
+    </w:p>
+    <w:p>
+      <w:pPr>
+        <w:rPr>
+          <w:lang w:val="pl-PL"/>
+        </w:rPr>
+      </w:pPr>
+    </w:p>
+    <w:p>
+      <w:pPr>
         <w:rPr>
           <w:lang w:val="pl-PL"/>
         </w:rPr>
@@ -7114,28 +7655,7 @@
           <w:iCs/>
           <w:lang w:val="pl-PL"/>
         </w:rPr>
-        <w:t>logowania</w:t>
-      </w:r>
-      <w:r>
-        <w:rPr>
-          <w:iCs/>
-          <w:lang w:val="pl-PL"/>
-        </w:rPr>
-        <w:t xml:space="preserve"> </w:t>
-      </w:r>
-      <w:r>
-        <w:rPr>
-          <w:iCs/>
-          <w:lang w:val="pl-PL"/>
-        </w:rPr>
-        <w:t>nieprawidłowa nazwa lub hasło</w:t>
-      </w:r>
-      <w:r>
-        <w:rPr>
-          <w:iCs/>
-          <w:lang w:val="pl-PL"/>
-        </w:rPr>
-        <w:t xml:space="preserve"> </w:t>
+        <w:t xml:space="preserve">logowania nieprawidłowa nazwa lub hasło </w:t>
       </w:r>
       <w:r>
         <w:rPr>
@@ -7615,14 +8135,7 @@
           <w:iCs/>
           <w:lang w:val="pl-PL"/>
         </w:rPr>
-        <w:t>Warunki początkowe:</w:t>
-      </w:r>
-      <w:r>
-        <w:rPr>
-          <w:iCs/>
-          <w:lang w:val="pl-PL"/>
-        </w:rPr>
-        <w:t xml:space="preserve"> gracz musi posiadać konto</w:t>
+        <w:t>Warunki początkowe: gracz musi posiadać konto</w:t>
       </w:r>
       <w:r>
         <w:rPr>
@@ -8540,14 +9053,7 @@
           <w:iCs/>
           <w:lang w:val="pl-PL"/>
         </w:rPr>
-        <w:t>Wydajność</w:t>
-      </w:r>
-      <w:r>
-        <w:rPr>
-          <w:iCs/>
-          <w:lang w:val="pl-PL"/>
-        </w:rPr>
-        <w:t>: System powinien sprawnie pobierać dane z serwera i udostępniać je użytkownikowi</w:t>
+        <w:t>Wydajność: System powinien sprawnie pobierać dane z serwera i udostępniać je użytkownikowi</w:t>
       </w:r>
       <w:r>
         <w:rPr>
@@ -18159,6 +18665,7 @@
   <w:style w:type="character" w:default="1" w:styleId="Domylnaczcionkaakapitu">
     <w:name w:val="Default Paragraph Font"/>
     <w:uiPriority w:val="1"/>
+    <w:semiHidden/>
     <w:unhideWhenUsed/>
   </w:style>
   <w:style w:type="table" w:default="1" w:styleId="Standardowy">
